--- a/_docs/guion-demo-corto.docx
+++ b/_docs/guion-demo-corto.docx
@@ -98,7 +98,7 @@
           </w:r>
           <w:hyperlink w:history="1" w:anchor="_Toc1">
             <w:r>
-              <w:t xml:space="preserve">1. FNOL: de qué hablamos (min 0-1)</w:t>
+              <w:t xml:space="preserve">1. El problema: FNOL, un proceso crítico, y el gobierno de la IA (min 0-1)</w:t>
             </w:r>
             <w:r>
               <w:tab/>
@@ -120,7 +120,7 @@
           </w:pPr>
           <w:hyperlink w:history="1" w:anchor="_Toc2">
             <w:r>
-              <w:t xml:space="preserve">2. El sistema que vais a ver (min 1-5)</w:t>
+              <w:t xml:space="preserve">2. La solución: una plataforma multicanal integrada, orquestada por 4 agentes y con un buen gobierno de la IA (min 1-3)</w:t>
             </w:r>
             <w:r>
               <w:tab/>
@@ -142,7 +142,7 @@
           </w:pPr>
           <w:hyperlink w:history="1" w:anchor="_Toc3">
             <w:r>
-              <w:t xml:space="preserve">3. Parte 1 · Triaje</w:t>
+              <w:t xml:space="preserve">3. Los actores: el tramitador y los equipos de IT, Finanzas, Compliance, etc. (min 3-4)</w:t>
             </w:r>
             <w:r>
               <w:tab/>
@@ -157,14 +157,14 @@
         </w:p>
         <w:p>
           <w:pPr>
-            <w:pStyle w:val="TOC2"/>
+            <w:pStyle w:val="TOC1"/>
             <w:tabs>
               <w:tab w:val="right" w:pos="9638" w:leader="dot"/>
             </w:tabs>
           </w:pPr>
           <w:hyperlink w:history="1" w:anchor="_Toc4">
             <w:r>
-              <w:t xml:space="preserve">Paso 1 · Las seis fases y los cinco canales (min 5-6:30)</w:t>
+              <w:t xml:space="preserve">4. La demo: un viaje desde que llega un mensaje hasta el panel de gobierno (min 4-5)</w:t>
             </w:r>
             <w:r>
               <w:tab/>
@@ -179,14 +179,14 @@
         </w:p>
         <w:p>
           <w:pPr>
-            <w:pStyle w:val="TOC2"/>
+            <w:pStyle w:val="TOC1"/>
             <w:tabs>
               <w:tab w:val="right" w:pos="9638" w:leader="dot"/>
             </w:tabs>
           </w:pPr>
           <w:hyperlink w:history="1" w:anchor="_Toc5">
             <w:r>
-              <w:t xml:space="preserve">Paso 2 · Procesar el Paquete A (min 6:30-8:30)</w:t>
+              <w:t xml:space="preserve">5. Parte 1 · Triaje</w:t>
             </w:r>
             <w:r>
               <w:tab/>
@@ -208,7 +208,7 @@
           </w:pPr>
           <w:hyperlink w:history="1" w:anchor="_Toc6">
             <w:r>
-              <w:t xml:space="preserve">Paso 3 · La ficha de un aprobado: MSG-A-01 (min 8:30-10)</w:t>
+              <w:t xml:space="preserve">Paso 1 · Las seis fases y los cinco canales (min 5-6:30)</w:t>
             </w:r>
             <w:r>
               <w:tab/>
@@ -230,7 +230,7 @@
           </w:pPr>
           <w:hyperlink w:history="1" w:anchor="_Toc7">
             <w:r>
-              <w:t xml:space="preserve">Paso 4 · La ficha de un «A revisar»: MSG-A-08 (min 10-12)</w:t>
+              <w:t xml:space="preserve">Paso 2 · Procesar el Paquete A (min 6:30-8:30)</w:t>
             </w:r>
             <w:r>
               <w:tab/>
@@ -252,7 +252,7 @@
           </w:pPr>
           <w:hyperlink w:history="1" w:anchor="_Toc8">
             <w:r>
-              <w:t xml:space="preserve">Paso 5 · La respuesta cruda de MSG-A-12 (min 12-14)</w:t>
+              <w:t xml:space="preserve">Paso 3 · La ficha de un aprobado: MSG-A-01 (min 8:30-10)</w:t>
             </w:r>
             <w:r>
               <w:tab/>
@@ -267,14 +267,14 @@
         </w:p>
         <w:p>
           <w:pPr>
-            <w:pStyle w:val="TOC1"/>
+            <w:pStyle w:val="TOC2"/>
             <w:tabs>
               <w:tab w:val="right" w:pos="9638" w:leader="dot"/>
             </w:tabs>
           </w:pPr>
           <w:hyperlink w:history="1" w:anchor="_Toc9">
             <w:r>
-              <w:t xml:space="preserve">4. Parte 2 · Gobierno</w:t>
+              <w:t xml:space="preserve">Paso 4 · La ficha de un «A revisar»: MSG-A-08 (min 10-12)</w:t>
             </w:r>
             <w:r>
               <w:tab/>
@@ -296,7 +296,7 @@
           </w:pPr>
           <w:hyperlink w:history="1" w:anchor="_Toc10">
             <w:r>
-              <w:t xml:space="preserve">4.0 Entrada al panel (min 14-15)</w:t>
+              <w:t xml:space="preserve">Paso 5 · La respuesta cruda de MSG-A-12 (min 12-14)</w:t>
             </w:r>
             <w:r>
               <w:tab/>
@@ -311,14 +311,14 @@
         </w:p>
         <w:p>
           <w:pPr>
-            <w:pStyle w:val="TOC2"/>
+            <w:pStyle w:val="TOC1"/>
             <w:tabs>
               <w:tab w:val="right" w:pos="9638" w:leader="dot"/>
             </w:tabs>
           </w:pPr>
           <w:hyperlink w:history="1" w:anchor="_Toc11">
             <w:r>
-              <w:t xml:space="preserve">Paso 6 · Resumen (min 15-17)</w:t>
+              <w:t xml:space="preserve">6. Parte 2 · Gobierno</w:t>
             </w:r>
             <w:r>
               <w:tab/>
@@ -340,7 +340,7 @@
           </w:pPr>
           <w:hyperlink w:history="1" w:anchor="_Toc12">
             <w:r>
-              <w:t xml:space="preserve">Paso 7 · Agentes: el agente de Reglas (min 17-18:30)</w:t>
+              <w:t xml:space="preserve">6.0 Entrada al panel (min 14-15)</w:t>
             </w:r>
             <w:r>
               <w:tab/>
@@ -362,7 +362,7 @@
           </w:pPr>
           <w:hyperlink w:history="1" w:anchor="_Toc13">
             <w:r>
-              <w:t xml:space="preserve">Paso 8 · Trazabilidad (min 18:30-19:30)</w:t>
+              <w:t xml:space="preserve">Paso 6 · Resumen (min 15-17)</w:t>
             </w:r>
             <w:r>
               <w:tab/>
@@ -384,7 +384,7 @@
           </w:pPr>
           <w:hyperlink w:history="1" w:anchor="_Toc14">
             <w:r>
-              <w:t xml:space="preserve">Paso 9 · Autonomía (min 19:30-20:30)</w:t>
+              <w:t xml:space="preserve">Paso 7 · Agentes: el agente de Reglas (min 17-18:30)</w:t>
             </w:r>
             <w:r>
               <w:tab/>
@@ -406,7 +406,7 @@
           </w:pPr>
           <w:hyperlink w:history="1" w:anchor="_Toc15">
             <w:r>
-              <w:t xml:space="preserve">Paso 10 · Guardrails (min 20:30-22)</w:t>
+              <w:t xml:space="preserve">Paso 8 · Trazabilidad (min 18:30-19:30)</w:t>
             </w:r>
             <w:r>
               <w:tab/>
@@ -428,7 +428,7 @@
           </w:pPr>
           <w:hyperlink w:history="1" w:anchor="_Toc16">
             <w:r>
-              <w:t xml:space="preserve">Paso 11 · Intervención humana: MSG-A-04 (min 22-24)</w:t>
+              <w:t xml:space="preserve">Paso 9 · Autonomía (min 19:30-20:30)</w:t>
             </w:r>
             <w:r>
               <w:tab/>
@@ -450,7 +450,7 @@
           </w:pPr>
           <w:hyperlink w:history="1" w:anchor="_Toc17">
             <w:r>
-              <w:t xml:space="preserve">Paso 12 · Fraude: MSG-A-13, MSG-A-09 y MSG-A-02 (min 24-26)</w:t>
+              <w:t xml:space="preserve">Paso 10 · Guardrails (min 20:30-22)</w:t>
             </w:r>
             <w:r>
               <w:tab/>
@@ -472,7 +472,7 @@
           </w:pPr>
           <w:hyperlink w:history="1" w:anchor="_Toc18">
             <w:r>
-              <w:t xml:space="preserve">Paso 13 · Razonamiento y replay (min 26-27:30)</w:t>
+              <w:t xml:space="preserve">Paso 11 · Intervención humana: MSG-A-04 (min 22-24)</w:t>
             </w:r>
             <w:r>
               <w:tab/>
@@ -494,7 +494,7 @@
           </w:pPr>
           <w:hyperlink w:history="1" w:anchor="_Toc19">
             <w:r>
-              <w:t xml:space="preserve">Paso 14 · Knowledge Bases (min 27:30-29)</w:t>
+              <w:t xml:space="preserve">Paso 12 · Fraude: MSG-A-13, MSG-A-09 y MSG-A-02 (min 24-26)</w:t>
             </w:r>
             <w:r>
               <w:tab/>
@@ -516,7 +516,7 @@
           </w:pPr>
           <w:hyperlink w:history="1" w:anchor="_Toc20">
             <w:r>
-              <w:t xml:space="preserve">Paso 15 · Cumplimiento: el termómetro (min 29-30:30)</w:t>
+              <w:t xml:space="preserve">Paso 13 · Razonamiento y replay (min 26-27:30)</w:t>
             </w:r>
             <w:r>
               <w:tab/>
@@ -538,7 +538,7 @@
           </w:pPr>
           <w:hyperlink w:history="1" w:anchor="_Toc21">
             <w:r>
-              <w:t xml:space="preserve">Paso 16 · FinOps (min 30:30-32)</w:t>
+              <w:t xml:space="preserve">Paso 14 · Knowledge Bases (min 27:30-29)</w:t>
             </w:r>
             <w:r>
               <w:tab/>
@@ -560,7 +560,7 @@
           </w:pPr>
           <w:hyperlink w:history="1" w:anchor="_Toc22">
             <w:r>
-              <w:t xml:space="preserve">Paso 17 · Medidas correctivas (min 32-33:30)</w:t>
+              <w:t xml:space="preserve">Paso 15 · Cumplimiento: el termómetro (min 29-30:30)</w:t>
             </w:r>
             <w:r>
               <w:tab/>
@@ -582,7 +582,7 @@
           </w:pPr>
           <w:hyperlink w:history="1" w:anchor="_Toc23">
             <w:r>
-              <w:t xml:space="preserve">Paso 18 · Histórico (min 33:30-34)</w:t>
+              <w:t xml:space="preserve">Paso 16 · FinOps (min 30:30-32)</w:t>
             </w:r>
             <w:r>
               <w:tab/>
@@ -590,6 +590,50 @@
             <w:r>
               <w:fldChar w:fldCharType="begin" w:dirty="true"/>
               <w:instrText xml:space="preserve">PAGEREF _Toc23 \h</w:instrText>
+              <w:fldChar w:fldCharType="separate"/>
+              <w:fldChar w:fldCharType="end"/>
+            </w:r>
+          </w:hyperlink>
+        </w:p>
+        <w:p>
+          <w:pPr>
+            <w:pStyle w:val="TOC2"/>
+            <w:tabs>
+              <w:tab w:val="right" w:pos="9638" w:leader="dot"/>
+            </w:tabs>
+          </w:pPr>
+          <w:hyperlink w:history="1" w:anchor="_Toc24">
+            <w:r>
+              <w:t xml:space="preserve">Paso 17 · Medidas correctivas (min 32-33:30)</w:t>
+            </w:r>
+            <w:r>
+              <w:tab/>
+            </w:r>
+            <w:r>
+              <w:fldChar w:fldCharType="begin" w:dirty="true"/>
+              <w:instrText xml:space="preserve">PAGEREF _Toc24 \h</w:instrText>
+              <w:fldChar w:fldCharType="separate"/>
+              <w:fldChar w:fldCharType="end"/>
+            </w:r>
+          </w:hyperlink>
+        </w:p>
+        <w:p>
+          <w:pPr>
+            <w:pStyle w:val="TOC2"/>
+            <w:tabs>
+              <w:tab w:val="right" w:pos="9638" w:leader="dot"/>
+            </w:tabs>
+          </w:pPr>
+          <w:hyperlink w:history="1" w:anchor="_Toc25">
+            <w:r>
+              <w:t xml:space="preserve">Paso 18 · Histórico (min 33:30-34)</w:t>
+            </w:r>
+            <w:r>
+              <w:tab/>
+            </w:r>
+            <w:r>
+              <w:fldChar w:fldCharType="begin" w:dirty="true"/>
+              <w:instrText xml:space="preserve">PAGEREF _Toc25 \h</w:instrText>
               <w:fldChar w:fldCharType="separate"/>
               <w:fldChar w:fldCharType="end"/>
             </w:r>
@@ -602,16 +646,16 @@
               <w:tab w:val="right" w:pos="9638" w:leader="dot"/>
             </w:tabs>
           </w:pPr>
-          <w:hyperlink w:history="1" w:anchor="_Toc24">
-            <w:r>
-              <w:t xml:space="preserve">5. Cierre (min 34-35)</w:t>
+          <w:hyperlink w:history="1" w:anchor="_Toc26">
+            <w:r>
+              <w:t xml:space="preserve">7. Cierre (min 34-35)</w:t>
             </w:r>
             <w:r>
               <w:tab/>
             </w:r>
             <w:r>
               <w:fldChar w:fldCharType="begin" w:dirty="true"/>
-              <w:instrText xml:space="preserve">PAGEREF _Toc24 \h</w:instrText>
+              <w:instrText xml:space="preserve">PAGEREF _Toc26 \h</w:instrText>
               <w:fldChar w:fldCharType="separate"/>
               <w:fldChar w:fldCharType="end"/>
             </w:r>
@@ -631,7 +675,7 @@
       </w:pPr>
       <w:bookmarkStart w:name="_Toc1" w:id="1"/>
       <w:r>
-        <w:t xml:space="preserve">1. FNOL: de qué hablamos (min 0-1)</w:t>
+        <w:t xml:space="preserve">1. El problema: FNOL, un proceso crítico, y el gobierno de la IA (min 0-1)</w:t>
       </w:r>
       <w:bookmarkEnd w:id="1"/>
     </w:p>
@@ -665,7 +709,7 @@
           <w:sz w:val="23"/>
           <w:szCs w:val="23"/>
         </w:rPr>
-        <w:t xml:space="preserve">En esta pantalla vemos el tamaño del problema: millones de primeros avisos que llegan por cinco canales y que hoy procesa una persona. El primer aviso decide buena parte de lo que pasa con el siniestro.</w:t>
+        <w:t xml:space="preserve">En esta pantalla vemos el tamaño del problema: millones de primeros avisos que llegan por cinco canales y que hoy procesa una persona. El primer aviso decide buena parte de lo que pasa con el siniestro, y la IA que lo automatice tiene que estar bajo control.</w:t>
       </w:r>
     </w:p>
     <w:p>
@@ -691,9 +735,6 @@
           <w:ilvl w:val="0"/>
           <w:numId w:val="3"/>
         </w:numPr>
-        <w:pBdr>
-          <w:left w:val="single" w:color="1E7B34" w:sz="18" w:space="8"/>
-        </w:pBdr>
         <w:spacing w:after="80" w:line="300"/>
       </w:pPr>
       <w:r>
@@ -712,9 +753,6 @@
           <w:ilvl w:val="0"/>
           <w:numId w:val="3"/>
         </w:numPr>
-        <w:pBdr>
-          <w:left w:val="single" w:color="1E7B34" w:sz="18" w:space="8"/>
-        </w:pBdr>
         <w:spacing w:after="80" w:line="300"/>
       </w:pPr>
       <w:r>
@@ -733,9 +771,6 @@
           <w:ilvl w:val="0"/>
           <w:numId w:val="3"/>
         </w:numPr>
-        <w:pBdr>
-          <w:left w:val="single" w:color="1E7B34" w:sz="18" w:space="8"/>
-        </w:pBdr>
         <w:spacing w:after="80" w:line="300"/>
       </w:pPr>
       <w:r>
@@ -754,9 +789,6 @@
           <w:ilvl w:val="0"/>
           <w:numId w:val="3"/>
         </w:numPr>
-        <w:pBdr>
-          <w:left w:val="single" w:color="1E7B34" w:sz="18" w:space="8"/>
-        </w:pBdr>
         <w:spacing w:after="80" w:line="300"/>
       </w:pPr>
       <w:r>
@@ -775,9 +807,6 @@
           <w:ilvl w:val="0"/>
           <w:numId w:val="3"/>
         </w:numPr>
-        <w:pBdr>
-          <w:left w:val="single" w:color="1E7B34" w:sz="18" w:space="8"/>
-        </w:pBdr>
         <w:spacing w:after="80" w:line="300"/>
       </w:pPr>
       <w:r>
@@ -787,6 +816,42 @@
           <w:szCs w:val="23"/>
         </w:rPr>
         <w:t xml:space="preserve">Hoy lo hace una persona. En Estados Unidos, la gestión de siniestros se lleva en torno al 10 % de la prima de Auto.</w:t>
+      </w:r>
+    </w:p>
+    <w:p>
+      <w:pPr>
+        <w:pStyle w:val="ListParagraph"/>
+        <w:numPr>
+          <w:ilvl w:val="0"/>
+          <w:numId w:val="3"/>
+        </w:numPr>
+        <w:spacing w:after="80" w:line="300"/>
+      </w:pPr>
+      <w:r>
+        <w:rPr>
+          <w:color w:val="1E7B34"/>
+          <w:sz w:val="23"/>
+          <w:szCs w:val="23"/>
+        </w:rPr>
+        <w:t xml:space="preserve">Segundo problema: controlar la IA desde muchos ángulos, la autonomía de los agentes, la salud de las bases de conocimiento, la normativa y el gasto.</w:t>
+      </w:r>
+    </w:p>
+    <w:p>
+      <w:pPr>
+        <w:pStyle w:val="ListParagraph"/>
+        <w:numPr>
+          <w:ilvl w:val="0"/>
+          <w:numId w:val="3"/>
+        </w:numPr>
+        <w:spacing w:after="80" w:line="300"/>
+      </w:pPr>
+      <w:r>
+        <w:rPr>
+          <w:color w:val="1E7B34"/>
+          <w:sz w:val="23"/>
+          <w:szCs w:val="23"/>
+        </w:rPr>
+        <w:t xml:space="preserve">Gartner calcula que más del 40 % de los proyectos de IA agéntica se cancelarán antes de 2027: no porque la IA falle, sino porque nadie sabe por qué decidió, quién lo controla y cuánto cuesta.</w:t>
       </w:r>
     </w:p>
     <w:p>
@@ -810,10 +875,10 @@
           <w:sz w:val="20"/>
           <w:szCs w:val="20"/>
         </w:rPr>
-        <w:t xml:space="preserve">intro-fnol.html</w:t>
-      </w:r>
-      <w:r>
-        <w:t xml:space="preserve">, de arriba abajo.</w:t>
+        <w:t xml:space="preserve">intro.html</w:t>
+      </w:r>
+      <w:r>
+        <w:t xml:space="preserve"> · El problema, de arriba abajo.</w:t>
       </w:r>
     </w:p>
     <w:p>
@@ -831,7 +896,7 @@
       </w:pPr>
       <w:bookmarkStart w:name="_Toc2" w:id="2"/>
       <w:r>
-        <w:t xml:space="preserve">2. El sistema que vais a ver (min 1-5)</w:t>
+        <w:t xml:space="preserve">2. La solución: una plataforma multicanal integrada, orquestada por 4 agentes y con un buen gobierno de la IA (min 1-3)</w:t>
       </w:r>
       <w:bookmarkEnd w:id="2"/>
     </w:p>
@@ -865,7 +930,7 @@
           <w:sz w:val="23"/>
           <w:szCs w:val="23"/>
         </w:rPr>
-        <w:t xml:space="preserve">En esta pantalla presentamos la solución: cuatro agentes de IA que automatizan el primer contacto y una capa de gobierno que los controla. Automatizamos el primer contacto, con la IA bajo control.</w:t>
+        <w:t xml:space="preserve">En esta pantalla presentamos la solución: una plataforma integrada con cuatro agentes de IA que automatizan el primer contacto y una capa de gobierno que los controla. Automatizamos el primer contacto, con la IA bajo control.</w:t>
       </w:r>
     </w:p>
     <w:p>
@@ -891,9 +956,6 @@
           <w:ilvl w:val="0"/>
           <w:numId w:val="3"/>
         </w:numPr>
-        <w:pBdr>
-          <w:left w:val="single" w:color="1E7B34" w:sz="18" w:space="8"/>
-        </w:pBdr>
         <w:spacing w:after="80" w:line="300"/>
       </w:pPr>
       <w:r>
@@ -912,9 +974,6 @@
           <w:ilvl w:val="0"/>
           <w:numId w:val="3"/>
         </w:numPr>
-        <w:pBdr>
-          <w:left w:val="single" w:color="1E7B34" w:sz="18" w:space="8"/>
-        </w:pBdr>
         <w:spacing w:after="80" w:line="300"/>
       </w:pPr>
       <w:r>
@@ -949,9 +1008,6 @@
           <w:ilvl w:val="0"/>
           <w:numId w:val="3"/>
         </w:numPr>
-        <w:pBdr>
-          <w:left w:val="single" w:color="1E7B34" w:sz="18" w:space="8"/>
-        </w:pBdr>
         <w:spacing w:after="80" w:line="300"/>
       </w:pPr>
       <w:r>
@@ -970,9 +1026,6 @@
           <w:ilvl w:val="0"/>
           <w:numId w:val="3"/>
         </w:numPr>
-        <w:pBdr>
-          <w:left w:val="single" w:color="1E7B34" w:sz="18" w:space="8"/>
-        </w:pBdr>
         <w:spacing w:after="80" w:line="300"/>
       </w:pPr>
       <w:r>
@@ -991,9 +1044,6 @@
           <w:ilvl w:val="0"/>
           <w:numId w:val="3"/>
         </w:numPr>
-        <w:pBdr>
-          <w:left w:val="single" w:color="1E7B34" w:sz="18" w:space="8"/>
-        </w:pBdr>
         <w:spacing w:after="80" w:line="300"/>
       </w:pPr>
       <w:r>
@@ -1007,30 +1057,29 @@
     </w:p>
     <w:p>
       <w:pPr>
-        <w:keepNext/>
-        <w:spacing w:after="80" w:before="200"/>
-      </w:pPr>
-      <w:r>
-        <w:rPr>
-          <w:b/>
-          <w:bCs/>
-          <w:color w:val="1B2A4A"/>
-          <w:sz w:val="22"/>
-          <w:szCs w:val="22"/>
-        </w:rPr>
-        <w:t xml:space="preserve">Agentes y usuarios</w:t>
-      </w:r>
-    </w:p>
-    <w:p>
-      <w:pPr>
-        <w:pStyle w:val="ListParagraph"/>
-        <w:numPr>
-          <w:ilvl w:val="0"/>
-          <w:numId w:val="3"/>
-        </w:numPr>
-        <w:pBdr>
-          <w:left w:val="single" w:color="1E7B34" w:sz="18" w:space="8"/>
-        </w:pBdr>
+        <w:pStyle w:val="ListParagraph"/>
+        <w:numPr>
+          <w:ilvl w:val="0"/>
+          <w:numId w:val="3"/>
+        </w:numPr>
+        <w:spacing w:after="80" w:line="300"/>
+      </w:pPr>
+      <w:r>
+        <w:rPr>
+          <w:color w:val="1E7B34"/>
+          <w:sz w:val="23"/>
+          <w:szCs w:val="23"/>
+        </w:rPr>
+        <w:t xml:space="preserve">En el panel, últimos 14 días: 16.720 mensajes, 81 % de autonomía, 19 % escalado y 2,1 % de overrides; además, coste, alertas, cumplimiento y salud de las knowledge bases.</w:t>
+      </w:r>
+    </w:p>
+    <w:p>
+      <w:pPr>
+        <w:pStyle w:val="ListParagraph"/>
+        <w:numPr>
+          <w:ilvl w:val="0"/>
+          <w:numId w:val="3"/>
+        </w:numPr>
         <w:spacing w:after="80" w:line="300"/>
       </w:pPr>
       <w:r>
@@ -1044,93 +1093,27 @@
     </w:p>
     <w:p>
       <w:pPr>
-        <w:pStyle w:val="ListParagraph"/>
-        <w:numPr>
-          <w:ilvl w:val="0"/>
-          <w:numId w:val="3"/>
-        </w:numPr>
-        <w:pBdr>
-          <w:left w:val="single" w:color="1E7B34" w:sz="18" w:space="8"/>
-        </w:pBdr>
-        <w:spacing w:after="80" w:line="300"/>
-      </w:pPr>
-      <w:r>
-        <w:rPr>
-          <w:color w:val="1E7B34"/>
-          <w:sz w:val="23"/>
-          <w:szCs w:val="23"/>
-        </w:rPr>
-        <w:t xml:space="preserve">El tramitador trabaja en el triaje; quien gobierna la IA (Comité, Riesgos, Auditoría, DPO, Finanzas), en el panel.</w:t>
-      </w:r>
-    </w:p>
-    <w:p>
-      <w:pPr>
-        <w:keepNext/>
-        <w:spacing w:after="80" w:before="200"/>
-      </w:pPr>
-      <w:r>
-        <w:rPr>
-          <w:b/>
-          <w:bCs/>
-          <w:color w:val="1B2A4A"/>
-          <w:sz w:val="22"/>
-          <w:szCs w:val="22"/>
-        </w:rPr>
-        <w:t xml:space="preserve">Por qué el gobierno decide el éxito</w:t>
-      </w:r>
-    </w:p>
-    <w:p>
-      <w:pPr>
-        <w:pStyle w:val="ListParagraph"/>
-        <w:numPr>
-          <w:ilvl w:val="0"/>
-          <w:numId w:val="3"/>
-        </w:numPr>
-        <w:pBdr>
-          <w:left w:val="single" w:color="1E7B34" w:sz="18" w:space="8"/>
-        </w:pBdr>
-        <w:spacing w:after="80" w:line="300"/>
-      </w:pPr>
-      <w:r>
-        <w:rPr>
-          <w:color w:val="1E7B34"/>
-          <w:sz w:val="23"/>
-          <w:szCs w:val="23"/>
-        </w:rPr>
-        <w:t xml:space="preserve">Gartner calcula que más del 40 % de los proyectos de IA agéntica se cancelarán antes de 2027.</w:t>
-      </w:r>
-    </w:p>
-    <w:p>
-      <w:pPr>
-        <w:pStyle w:val="ListParagraph"/>
-        <w:numPr>
-          <w:ilvl w:val="0"/>
-          <w:numId w:val="3"/>
-        </w:numPr>
-        <w:pBdr>
-          <w:left w:val="single" w:color="1E7B34" w:sz="18" w:space="8"/>
-        </w:pBdr>
-        <w:spacing w:after="80" w:line="300"/>
-      </w:pPr>
-      <w:r>
-        <w:rPr>
-          <w:color w:val="1E7B34"/>
-          <w:sz w:val="23"/>
-          <w:szCs w:val="23"/>
-        </w:rPr>
-        <w:t xml:space="preserve">No caen porque la IA falle: caen porque nadie sabe por qué decidió, quién lo controla y cuánto cuesta.</w:t>
-      </w:r>
-    </w:p>
-    <w:p>
-      <w:pPr>
-        <w:pStyle w:val="ListParagraph"/>
-        <w:numPr>
-          <w:ilvl w:val="0"/>
-          <w:numId w:val="3"/>
-        </w:numPr>
-        <w:pBdr>
-          <w:left w:val="single" w:color="1E7B34" w:sz="18" w:space="8"/>
-        </w:pBdr>
+        <w:keepNext/>
+        <w:spacing w:after="80" w:before="200"/>
+      </w:pPr>
+      <w:r>
+        <w:rPr>
+          <w:b/>
+          <w:bCs/>
+          <w:color w:val="1B2A4A"/>
+          <w:sz w:val="22"/>
+          <w:szCs w:val="22"/>
+        </w:rPr>
+        <w:t xml:space="preserve">La trazabilidad, base del gobierno</w:t>
+      </w:r>
+    </w:p>
+    <w:p>
+      <w:pPr>
+        <w:pStyle w:val="ListParagraph"/>
+        <w:numPr>
+          <w:ilvl w:val="0"/>
+          <w:numId w:val="3"/>
+        </w:numPr>
         <w:spacing w:after="80" w:line="300"/>
       </w:pPr>
       <w:r>
@@ -1149,9 +1132,6 @@
           <w:ilvl w:val="0"/>
           <w:numId w:val="3"/>
         </w:numPr>
-        <w:pBdr>
-          <w:left w:val="single" w:color="1E7B34" w:sz="18" w:space="8"/>
-        </w:pBdr>
         <w:spacing w:after="80" w:line="300"/>
       </w:pPr>
       <w:r>
@@ -1170,9 +1150,6 @@
           <w:ilvl w:val="0"/>
           <w:numId w:val="3"/>
         </w:numPr>
-        <w:pBdr>
-          <w:left w:val="single" w:color="1E7B34" w:sz="18" w:space="8"/>
-        </w:pBdr>
         <w:spacing w:after="80" w:line="300"/>
       </w:pPr>
       <w:r>
@@ -1191,9 +1168,6 @@
           <w:ilvl w:val="0"/>
           <w:numId w:val="3"/>
         </w:numPr>
-        <w:pBdr>
-          <w:left w:val="single" w:color="1E7B34" w:sz="18" w:space="8"/>
-        </w:pBdr>
         <w:spacing w:after="80" w:line="300"/>
       </w:pPr>
       <w:r>
@@ -1212,9 +1186,6 @@
           <w:ilvl w:val="0"/>
           <w:numId w:val="3"/>
         </w:numPr>
-        <w:pBdr>
-          <w:left w:val="single" w:color="1E7B34" w:sz="18" w:space="8"/>
-        </w:pBdr>
         <w:spacing w:after="80" w:line="300"/>
       </w:pPr>
       <w:r>
@@ -1247,10 +1218,10 @@
           <w:sz w:val="20"/>
           <w:szCs w:val="20"/>
         </w:rPr>
-        <w:t xml:space="preserve">intro-sistema.html</w:t>
-      </w:r>
-      <w:r>
-        <w:t xml:space="preserve">, bloque a bloque; al final, «Empezar la demo».</w:t>
+        <w:t xml:space="preserve">intro.html</w:t>
+      </w:r>
+      <w:r>
+        <w:t xml:space="preserve"> · La solución, bloque a bloque.</w:t>
       </w:r>
     </w:p>
     <w:p>
@@ -1268,20 +1239,9 @@
       </w:pPr>
       <w:bookmarkStart w:name="_Toc3" w:id="3"/>
       <w:r>
-        <w:t xml:space="preserve">3. Parte 1 · Triaje</w:t>
+        <w:t xml:space="preserve">3. Los actores: el tramitador y los equipos de IT, Finanzas, Compliance, etc. (min 3-4)</w:t>
       </w:r>
       <w:bookmarkEnd w:id="3"/>
-    </w:p>
-    <w:p>
-      <w:pPr>
-        <w:pStyle w:val="Heading2"/>
-        <w:keepNext/>
-      </w:pPr>
-      <w:bookmarkStart w:name="_Toc4" w:id="4"/>
-      <w:r>
-        <w:t xml:space="preserve">Paso 1 · Las seis fases y los cinco canales (min 5-6:30)</w:t>
-      </w:r>
-      <w:bookmarkEnd w:id="4"/>
     </w:p>
     <w:p>
       <w:pPr>
@@ -1313,192 +1273,106 @@
           <w:sz w:val="23"/>
           <w:szCs w:val="23"/>
         </w:rPr>
-        <w:t xml:space="preserve">En esta pantalla vemos las seis fases del proceso en la barra superior y los avisos que entran por cinco canales. Así funciona el proceso de principio a fin.</w:t>
-      </w:r>
-    </w:p>
-    <w:p>
-      <w:pPr>
-        <w:keepNext/>
-        <w:spacing w:after="80" w:before="200"/>
-      </w:pPr>
-      <w:r>
-        <w:rPr>
-          <w:b/>
-          <w:bCs/>
-          <w:color w:val="1B2A4A"/>
-          <w:sz w:val="22"/>
-          <w:szCs w:val="22"/>
-        </w:rPr>
-        <w:t xml:space="preserve">Qué es y qué hace</w:t>
-      </w:r>
-    </w:p>
-    <w:p>
-      <w:pPr>
-        <w:pStyle w:val="ListParagraph"/>
-        <w:numPr>
-          <w:ilvl w:val="0"/>
-          <w:numId w:val="3"/>
-        </w:numPr>
+        <w:t xml:space="preserve">En esta pantalla vemos quién usa la solución. Dos actores, dos pantallas: el tramitador y quien gobierna la IA.</w:t>
+      </w:r>
+    </w:p>
+    <w:p>
+      <w:pPr>
+        <w:keepNext/>
+        <w:spacing w:after="80" w:before="200"/>
+      </w:pPr>
+      <w:r>
+        <w:rPr>
+          <w:b/>
+          <w:bCs/>
+          <w:color w:val="1B2A4A"/>
+          <w:sz w:val="22"/>
+          <w:szCs w:val="22"/>
+        </w:rPr>
+        <w:t xml:space="preserve">Lo que digo</w:t>
+      </w:r>
+    </w:p>
+    <w:p>
+      <w:pPr>
+        <w:pStyle w:val="ListParagraph"/>
+        <w:numPr>
+          <w:ilvl w:val="0"/>
+          <w:numId w:val="3"/>
+        </w:numPr>
+        <w:spacing w:after="80" w:line="300"/>
+      </w:pPr>
+      <w:r>
+        <w:rPr>
+          <w:color w:val="1E7B34"/>
+          <w:sz w:val="23"/>
+          <w:szCs w:val="23"/>
+        </w:rPr>
+        <w:t xml:space="preserve">El tramitador trabaja en el triaje: ve el detalle de cada mensaje, cómo y por qué se clasificó, por qué decidió la IA y los indicios de fraude.</w:t>
+      </w:r>
+    </w:p>
+    <w:p>
+      <w:pPr>
+        <w:pStyle w:val="ListParagraph"/>
+        <w:numPr>
+          <w:ilvl w:val="0"/>
+          <w:numId w:val="3"/>
+        </w:numPr>
+        <w:spacing w:after="80" w:line="300"/>
+      </w:pPr>
+      <w:r>
+        <w:rPr>
+          <w:color w:val="1E7B34"/>
+          <w:sz w:val="23"/>
+          <w:szCs w:val="23"/>
+        </w:rPr>
+        <w:t xml:space="preserve">IT, Finanzas, Compliance, Riesgos, Auditoría y DPO trabajan en el panel de gobierno: si los agentes deciden bien, con qué conocimiento, cuánto cuestan y si cumplen.</w:t>
+      </w:r>
+    </w:p>
+    <w:p>
+      <w:pPr>
+        <w:spacing w:after="120"/>
+      </w:pPr>
+      <w:r>
+        <w:rPr>
+          <w:b/>
+          <w:bCs/>
+        </w:rPr>
+        <w:t xml:space="preserve">Clics:</w:t>
+      </w:r>
+      <w:r>
+        <w:t xml:space="preserve"> </w:t>
+      </w:r>
+      <w:r>
+        <w:rPr>
+          <w:rFonts w:ascii="Consolas" w:cs="Consolas" w:eastAsia="Consolas" w:hAnsi="Consolas"/>
+          <w:color w:val="1B2A4A"/>
+          <w:sz w:val="20"/>
+          <w:szCs w:val="20"/>
+        </w:rPr>
+        <w:t xml:space="preserve">intro.html</w:t>
+      </w:r>
+      <w:r>
+        <w:t xml:space="preserve"> · Los actores.</w:t>
+      </w:r>
+    </w:p>
+    <w:p>
+      <w:pPr>
         <w:pBdr>
-          <w:left w:val="single" w:color="1E7B34" w:sz="18" w:space="8"/>
+          <w:bottom w:val="single" w:color="C9CED8" w:sz="6" w:space="1"/>
         </w:pBdr>
-        <w:spacing w:after="80" w:line="300"/>
-      </w:pPr>
-      <w:r>
-        <w:rPr>
-          <w:color w:val="1E7B34"/>
-          <w:sz w:val="23"/>
-          <w:szCs w:val="23"/>
-        </w:rPr>
-        <w:t xml:space="preserve">Cuatro agentes de IA en cadena: recepción multicanal, clasificación por ramo, extracción de datos y reglas de negocio.</w:t>
-      </w:r>
-    </w:p>
-    <w:p>
-      <w:pPr>
-        <w:pStyle w:val="ListParagraph"/>
-        <w:numPr>
-          <w:ilvl w:val="0"/>
-          <w:numId w:val="3"/>
-        </w:numPr>
-        <w:pBdr>
-          <w:left w:val="single" w:color="1E7B34" w:sz="18" w:space="8"/>
-        </w:pBdr>
-        <w:spacing w:after="80" w:line="300"/>
-      </w:pPr>
-      <w:r>
-        <w:rPr>
-          <w:color w:val="1E7B34"/>
-          <w:sz w:val="23"/>
-          <w:szCs w:val="23"/>
-        </w:rPr>
-        <w:t xml:space="preserve">Trazabilidad y automatización cierran el circuito: registran todo y convierten la decisión en flujo de trabajo.</w:t>
-      </w:r>
-    </w:p>
-    <w:p>
-      <w:pPr>
-        <w:pStyle w:val="ListParagraph"/>
-        <w:numPr>
-          <w:ilvl w:val="0"/>
-          <w:numId w:val="3"/>
-        </w:numPr>
-        <w:pBdr>
-          <w:left w:val="single" w:color="1E7B34" w:sz="18" w:space="8"/>
-        </w:pBdr>
-        <w:spacing w:after="80" w:line="300"/>
-      </w:pPr>
-      <w:r>
-        <w:rPr>
-          <w:color w:val="1E7B34"/>
-          <w:sz w:val="23"/>
-          <w:szCs w:val="23"/>
-        </w:rPr>
-        <w:t xml:space="preserve">Cada fase tiene su ficha: qué recibe, qué entrega y si lo resuelve un modelo o una regla.</w:t>
-      </w:r>
-    </w:p>
-    <w:p>
-      <w:pPr>
-        <w:keepNext/>
-        <w:spacing w:after="80" w:before="200"/>
-      </w:pPr>
-      <w:r>
-        <w:rPr>
-          <w:b/>
-          <w:bCs/>
-          <w:color w:val="1B2A4A"/>
-          <w:sz w:val="22"/>
-          <w:szCs w:val="22"/>
-        </w:rPr>
-        <w:t xml:space="preserve">Valor</w:t>
-      </w:r>
-    </w:p>
-    <w:p>
-      <w:pPr>
-        <w:pStyle w:val="ListParagraph"/>
-        <w:numPr>
-          <w:ilvl w:val="0"/>
-          <w:numId w:val="3"/>
-        </w:numPr>
-        <w:pBdr>
-          <w:left w:val="single" w:color="1E7B34" w:sz="18" w:space="8"/>
-        </w:pBdr>
-        <w:spacing w:after="80" w:line="300"/>
-      </w:pPr>
-      <w:r>
-        <w:rPr>
-          <w:color w:val="1E7B34"/>
-          <w:sz w:val="23"/>
-          <w:szCs w:val="23"/>
-        </w:rPr>
-        <w:t xml:space="preserve">Un aviso por WhatsApp recibe el mismo criterio que uno por email.</w:t>
-      </w:r>
-    </w:p>
-    <w:p>
-      <w:pPr>
-        <w:pStyle w:val="ListParagraph"/>
-        <w:numPr>
-          <w:ilvl w:val="0"/>
-          <w:numId w:val="3"/>
-        </w:numPr>
-        <w:pBdr>
-          <w:left w:val="single" w:color="1E7B34" w:sz="18" w:space="8"/>
-        </w:pBdr>
-        <w:spacing w:after="80" w:line="300"/>
-      </w:pPr>
-      <w:r>
-        <w:rPr>
-          <w:color w:val="1E7B34"/>
-          <w:sz w:val="23"/>
-          <w:szCs w:val="23"/>
-        </w:rPr>
-        <w:t xml:space="preserve">El tramitador recibe el aviso clasificado, con datos y una propuesta, y cada agente tiene un responsable.</w:t>
-      </w:r>
-    </w:p>
-    <w:p>
-      <w:pPr>
-        <w:pStyle w:val="ListParagraph"/>
-        <w:numPr>
-          <w:ilvl w:val="0"/>
-          <w:numId w:val="3"/>
-        </w:numPr>
-        <w:pBdr>
-          <w:left w:val="single" w:color="1E7B34" w:sz="18" w:space="8"/>
-        </w:pBdr>
-        <w:spacing w:after="80" w:line="300"/>
-      </w:pPr>
-      <w:r>
-        <w:rPr>
-          <w:color w:val="1E7B34"/>
-          <w:sz w:val="23"/>
-          <w:szCs w:val="23"/>
-        </w:rPr>
-        <w:t xml:space="preserve">Estas fichas son la documentación que pide un auditor.</w:t>
-      </w:r>
-    </w:p>
-    <w:p>
-      <w:pPr>
-        <w:spacing w:after="120"/>
-      </w:pPr>
-      <w:r>
-        <w:rPr>
-          <w:b/>
-          <w:bCs/>
-        </w:rPr>
-        <w:t xml:space="preserve">Clics:</w:t>
-      </w:r>
-      <w:r>
-        <w:t xml:space="preserve"> fichas de las fases 1 a 6; en el menú, Paquete de mensajes: MSG-A-11 (WhatsApp) y MSG-A-08 (llamada transcrita).</w:t>
-      </w:r>
-    </w:p>
-    <w:p>
-      <w:pPr>
-        <w:pStyle w:val="Heading2"/>
-        <w:keepNext/>
-      </w:pPr>
-      <w:bookmarkStart w:name="_Toc5" w:id="5"/>
-      <w:r>
-        <w:t xml:space="preserve">Paso 2 · Procesar el Paquete A (min 6:30-8:30)</w:t>
-      </w:r>
-      <w:bookmarkEnd w:id="5"/>
+        <w:spacing w:after="240" w:before="120"/>
+      </w:pPr>
+    </w:p>
+    <w:p>
+      <w:pPr>
+        <w:pStyle w:val="Heading1"/>
+        <w:pageBreakBefore/>
+      </w:pPr>
+      <w:bookmarkStart w:name="_Toc4" w:id="4"/>
+      <w:r>
+        <w:t xml:space="preserve">4. La demo: un viaje desde que llega un mensaje hasta el panel de gobierno (min 4-5)</w:t>
+      </w:r>
+      <w:bookmarkEnd w:id="4"/>
     </w:p>
     <w:p>
       <w:pPr>
@@ -1530,160 +1404,124 @@
           <w:sz w:val="23"/>
           <w:szCs w:val="23"/>
         </w:rPr>
-        <w:t xml:space="preserve">En esta pantalla procesamos en directo los 13 avisos y vemos cómo se llenan los contadores y el registro. En segundos sabemos qué se aprueba y qué tiene que revisar una persona.</w:t>
-      </w:r>
-    </w:p>
-    <w:p>
-      <w:pPr>
-        <w:keepNext/>
-        <w:spacing w:after="80" w:before="200"/>
-      </w:pPr>
-      <w:r>
-        <w:rPr>
-          <w:b/>
-          <w:bCs/>
-          <w:color w:val="1B2A4A"/>
-          <w:sz w:val="22"/>
-          <w:szCs w:val="22"/>
-        </w:rPr>
-        <w:t xml:space="preserve">Qué es y qué hace</w:t>
-      </w:r>
-    </w:p>
-    <w:p>
-      <w:pPr>
-        <w:pStyle w:val="ListParagraph"/>
-        <w:numPr>
-          <w:ilvl w:val="0"/>
-          <w:numId w:val="3"/>
-        </w:numPr>
+        <w:t xml:space="preserve">En esta pantalla vemos el recorrido de la demo. Seguimos un mensaje de principio a fin y vemos todo lo que la IA deja detrás.</w:t>
+      </w:r>
+    </w:p>
+    <w:p>
+      <w:pPr>
+        <w:keepNext/>
+        <w:spacing w:after="80" w:before="200"/>
+      </w:pPr>
+      <w:r>
+        <w:rPr>
+          <w:b/>
+          <w:bCs/>
+          <w:color w:val="1B2A4A"/>
+          <w:sz w:val="22"/>
+          <w:szCs w:val="22"/>
+        </w:rPr>
+        <w:t xml:space="preserve">Lo que digo</w:t>
+      </w:r>
+    </w:p>
+    <w:p>
+      <w:pPr>
+        <w:pStyle w:val="ListParagraph"/>
+        <w:numPr>
+          <w:ilvl w:val="0"/>
+          <w:numId w:val="3"/>
+        </w:numPr>
+        <w:spacing w:after="80" w:line="300"/>
+      </w:pPr>
+      <w:r>
+        <w:rPr>
+          <w:color w:val="1E7B34"/>
+          <w:sz w:val="23"/>
+          <w:szCs w:val="23"/>
+        </w:rPr>
+        <w:t xml:space="preserve">Llega el mensaje, lo analizan los agentes, lo revisa el tramitador y la IA deja sus evidencias.</w:t>
+      </w:r>
+    </w:p>
+    <w:p>
+      <w:pPr>
+        <w:pStyle w:val="ListParagraph"/>
+        <w:numPr>
+          <w:ilvl w:val="0"/>
+          <w:numId w:val="3"/>
+        </w:numPr>
+        <w:spacing w:after="80" w:line="300"/>
+      </w:pPr>
+      <w:r>
+        <w:rPr>
+          <w:color w:val="1E7B34"/>
+          <w:sz w:val="23"/>
+          <w:szCs w:val="23"/>
+        </w:rPr>
+        <w:t xml:space="preserve">En el panel veremos qué agentes intervinieron, qué hicieron y cómo, qué límites tenían, qué razonamiento hay debajo y qué conocimiento usaron.</w:t>
+      </w:r>
+    </w:p>
+    <w:p>
+      <w:pPr>
+        <w:pStyle w:val="ListParagraph"/>
+        <w:numPr>
+          <w:ilvl w:val="0"/>
+          <w:numId w:val="3"/>
+        </w:numPr>
+        <w:spacing w:after="80" w:line="300"/>
+      </w:pPr>
+      <w:r>
+        <w:rPr>
+          <w:color w:val="1E7B34"/>
+          <w:sz w:val="23"/>
+          <w:szCs w:val="23"/>
+        </w:rPr>
+        <w:t xml:space="preserve">Y también cómo de compliance es la solución, cuándo gasta y por qué, y cómo podemos mejorarlo todo.</w:t>
+      </w:r>
+    </w:p>
+    <w:p>
+      <w:pPr>
+        <w:spacing w:after="120"/>
+      </w:pPr>
+      <w:r>
+        <w:rPr>
+          <w:b/>
+          <w:bCs/>
+        </w:rPr>
+        <w:t xml:space="preserve">Clics:</w:t>
+      </w:r>
+      <w:r>
+        <w:t xml:space="preserve"> </w:t>
+      </w:r>
+      <w:r>
+        <w:rPr>
+          <w:rFonts w:ascii="Consolas" w:cs="Consolas" w:eastAsia="Consolas" w:hAnsi="Consolas"/>
+          <w:color w:val="1B2A4A"/>
+          <w:sz w:val="20"/>
+          <w:szCs w:val="20"/>
+        </w:rPr>
+        <w:t xml:space="preserve">intro.html</w:t>
+      </w:r>
+      <w:r>
+        <w:t xml:space="preserve"> · La demo; al final, «Empezar la demo».</w:t>
+      </w:r>
+    </w:p>
+    <w:p>
+      <w:pPr>
         <w:pBdr>
-          <w:left w:val="single" w:color="1E7B34" w:sz="18" w:space="8"/>
+          <w:bottom w:val="single" w:color="C9CED8" w:sz="6" w:space="1"/>
         </w:pBdr>
-        <w:spacing w:after="80" w:line="300"/>
-      </w:pPr>
-      <w:r>
-        <w:rPr>
-          <w:color w:val="1E7B34"/>
-          <w:sz w:val="23"/>
-          <w:szCs w:val="23"/>
-        </w:rPr>
-        <w:t xml:space="preserve">Cada aviso pasa por los cuatro agentes y sale con ramo, datos y decisión.</w:t>
-      </w:r>
-    </w:p>
-    <w:p>
-      <w:pPr>
-        <w:pStyle w:val="ListParagraph"/>
-        <w:numPr>
-          <w:ilvl w:val="0"/>
-          <w:numId w:val="3"/>
-        </w:numPr>
-        <w:pBdr>
-          <w:left w:val="single" w:color="1E7B34" w:sz="18" w:space="8"/>
-        </w:pBdr>
-        <w:spacing w:after="80" w:line="300"/>
-      </w:pPr>
-      <w:r>
-        <w:rPr>
-          <w:color w:val="1E7B34"/>
-          <w:sz w:val="23"/>
-          <w:szCs w:val="23"/>
-        </w:rPr>
-        <w:t xml:space="preserve">Los contadores se actualizan en vivo y el lote se puede pausar sin perder nada.</w:t>
-      </w:r>
-    </w:p>
-    <w:p>
-      <w:pPr>
-        <w:pStyle w:val="ListParagraph"/>
-        <w:numPr>
-          <w:ilvl w:val="0"/>
-          <w:numId w:val="3"/>
-        </w:numPr>
-        <w:pBdr>
-          <w:left w:val="single" w:color="1E7B34" w:sz="18" w:space="8"/>
-        </w:pBdr>
-        <w:spacing w:after="80" w:line="300"/>
-      </w:pPr>
-      <w:r>
-        <w:rPr>
-          <w:color w:val="1E7B34"/>
-          <w:sz w:val="23"/>
-          <w:szCs w:val="23"/>
-        </w:rPr>
-        <w:t xml:space="preserve">Cada aviso deja su traza: modelo, tokens, coste en euros y decisión.</w:t>
-      </w:r>
-    </w:p>
-    <w:p>
-      <w:pPr>
-        <w:keepNext/>
-        <w:spacing w:after="80" w:before="200"/>
-      </w:pPr>
-      <w:r>
-        <w:rPr>
-          <w:b/>
-          <w:bCs/>
-          <w:color w:val="1B2A4A"/>
-          <w:sz w:val="22"/>
-          <w:szCs w:val="22"/>
-        </w:rPr>
-        <w:t xml:space="preserve">Valor</w:t>
-      </w:r>
-    </w:p>
-    <w:p>
-      <w:pPr>
-        <w:pStyle w:val="ListParagraph"/>
-        <w:numPr>
-          <w:ilvl w:val="0"/>
-          <w:numId w:val="3"/>
-        </w:numPr>
-        <w:pBdr>
-          <w:left w:val="single" w:color="1E7B34" w:sz="18" w:space="8"/>
-        </w:pBdr>
-        <w:spacing w:after="80" w:line="300"/>
-      </w:pPr>
-      <w:r>
-        <w:rPr>
-          <w:color w:val="1E7B34"/>
-          <w:sz w:val="23"/>
-          <w:szCs w:val="23"/>
-        </w:rPr>
-        <w:t xml:space="preserve">El tramitador dedica su tiempo a los casos que necesitan criterio: en 14 días, el 81 % de las decisiones salió sin intervención.</w:t>
-      </w:r>
-    </w:p>
-    <w:p>
-      <w:pPr>
-        <w:pStyle w:val="ListParagraph"/>
-        <w:numPr>
-          <w:ilvl w:val="0"/>
-          <w:numId w:val="3"/>
-        </w:numPr>
-        <w:pBdr>
-          <w:left w:val="single" w:color="1E7B34" w:sz="18" w:space="8"/>
-        </w:pBdr>
-        <w:spacing w:after="80" w:line="300"/>
-      </w:pPr>
-      <w:r>
-        <w:rPr>
-          <w:color w:val="1E7B34"/>
-          <w:sz w:val="23"/>
-          <w:szCs w:val="23"/>
-        </w:rPr>
-        <w:t xml:space="preserve">El registro se genera solo y es la evidencia para una auditoría.</w:t>
-      </w:r>
-    </w:p>
-    <w:p>
-      <w:pPr>
-        <w:spacing w:after="120"/>
-      </w:pPr>
-      <w:r>
-        <w:rPr>
-          <w:b/>
-          <w:bCs/>
-        </w:rPr>
-        <w:t xml:space="preserve">Clics:</w:t>
-      </w:r>
-      <w:r>
-        <w:t xml:space="preserve"> Procesar paquete, pausar y continuar, filtro «Solo a revisar»: MSG-A-04, MSG-A-08 y MSG-A-13.</w:t>
-      </w:r>
+        <w:spacing w:after="240" w:before="120"/>
+      </w:pPr>
+    </w:p>
+    <w:p>
+      <w:pPr>
+        <w:pStyle w:val="Heading1"/>
+        <w:pageBreakBefore/>
+      </w:pPr>
+      <w:bookmarkStart w:name="_Toc5" w:id="5"/>
+      <w:r>
+        <w:t xml:space="preserve">5. Parte 1 · Triaje</w:t>
+      </w:r>
+      <w:bookmarkEnd w:id="5"/>
     </w:p>
     <w:p>
       <w:pPr>
@@ -1692,7 +1530,7 @@
       </w:pPr>
       <w:bookmarkStart w:name="_Toc6" w:id="6"/>
       <w:r>
-        <w:t xml:space="preserve">Paso 3 · La ficha de un aprobado: MSG-A-01 (min 8:30-10)</w:t>
+        <w:t xml:space="preserve">Paso 1 · Las seis fases y los cinco canales (min 5-6:30)</w:t>
       </w:r>
       <w:bookmarkEnd w:id="6"/>
     </w:p>
@@ -1726,7 +1564,7 @@
           <w:sz w:val="23"/>
           <w:szCs w:val="23"/>
         </w:rPr>
-        <w:t xml:space="preserve">En esta pantalla vemos la ficha de un aviso aprobado: el mensaje con sus evidencias, los datos extraídos y las reglas evaluadas. Una decisión aprobada también tiene que poder explicarse.</w:t>
+        <w:t xml:space="preserve">En esta pantalla vemos las seis fases del proceso en la barra superior y los avisos que entran por cinco canales. Así funciona el proceso de principio a fin.</w:t>
       </w:r>
     </w:p>
     <w:p>
@@ -1752,60 +1590,51 @@
           <w:ilvl w:val="0"/>
           <w:numId w:val="3"/>
         </w:numPr>
-        <w:pBdr>
-          <w:left w:val="single" w:color="1E7B34" w:sz="18" w:space="8"/>
-        </w:pBdr>
-        <w:spacing w:after="80" w:line="300"/>
-      </w:pPr>
-      <w:r>
-        <w:rPr>
-          <w:color w:val="1E7B34"/>
-          <w:sz w:val="23"/>
-          <w:szCs w:val="23"/>
-        </w:rPr>
-        <w:t xml:space="preserve">Arriba, la decisión, el ramo y la confianza del modelo.</w:t>
-      </w:r>
-    </w:p>
-    <w:p>
-      <w:pPr>
-        <w:pStyle w:val="ListParagraph"/>
-        <w:numPr>
-          <w:ilvl w:val="0"/>
-          <w:numId w:val="3"/>
-        </w:numPr>
-        <w:pBdr>
-          <w:left w:val="single" w:color="1E7B34" w:sz="18" w:space="8"/>
-        </w:pBdr>
-        <w:spacing w:after="80" w:line="300"/>
-      </w:pPr>
-      <w:r>
-        <w:rPr>
-          <w:color w:val="1E7B34"/>
-          <w:sz w:val="23"/>
-          <w:szCs w:val="23"/>
-        </w:rPr>
-        <w:t xml:space="preserve">Cada evidencia es una cita literal que el sistema comprueba contra el mensaje: si el modelo la inventa, no aparece.</w:t>
-      </w:r>
-    </w:p>
-    <w:p>
-      <w:pPr>
-        <w:pStyle w:val="ListParagraph"/>
-        <w:numPr>
-          <w:ilvl w:val="0"/>
-          <w:numId w:val="3"/>
-        </w:numPr>
-        <w:pBdr>
-          <w:left w:val="single" w:color="1E7B34" w:sz="18" w:space="8"/>
-        </w:pBdr>
-        <w:spacing w:after="80" w:line="300"/>
-      </w:pPr>
-      <w:r>
-        <w:rPr>
-          <w:color w:val="1E7B34"/>
-          <w:sz w:val="23"/>
-          <w:szCs w:val="23"/>
-        </w:rPr>
-        <w:t xml:space="preserve">Las pestañas muestran los datos extraídos, cada regla con su resultado y evidencia, y el razonamiento.</w:t>
+        <w:spacing w:after="80" w:line="300"/>
+      </w:pPr>
+      <w:r>
+        <w:rPr>
+          <w:color w:val="1E7B34"/>
+          <w:sz w:val="23"/>
+          <w:szCs w:val="23"/>
+        </w:rPr>
+        <w:t xml:space="preserve">Cuatro agentes de IA en cadena: recepción multicanal, clasificación por ramo, extracción de datos y reglas de negocio.</w:t>
+      </w:r>
+    </w:p>
+    <w:p>
+      <w:pPr>
+        <w:pStyle w:val="ListParagraph"/>
+        <w:numPr>
+          <w:ilvl w:val="0"/>
+          <w:numId w:val="3"/>
+        </w:numPr>
+        <w:spacing w:after="80" w:line="300"/>
+      </w:pPr>
+      <w:r>
+        <w:rPr>
+          <w:color w:val="1E7B34"/>
+          <w:sz w:val="23"/>
+          <w:szCs w:val="23"/>
+        </w:rPr>
+        <w:t xml:space="preserve">Trazabilidad y automatización cierran el circuito: registran todo y convierten la decisión en flujo de trabajo.</w:t>
+      </w:r>
+    </w:p>
+    <w:p>
+      <w:pPr>
+        <w:pStyle w:val="ListParagraph"/>
+        <w:numPr>
+          <w:ilvl w:val="0"/>
+          <w:numId w:val="3"/>
+        </w:numPr>
+        <w:spacing w:after="80" w:line="300"/>
+      </w:pPr>
+      <w:r>
+        <w:rPr>
+          <w:color w:val="1E7B34"/>
+          <w:sz w:val="23"/>
+          <w:szCs w:val="23"/>
+        </w:rPr>
+        <w:t xml:space="preserve">Cada fase tiene su ficha: qué recibe, qué entrega y si lo resuelve un modelo o una regla.</w:t>
       </w:r>
     </w:p>
     <w:p>
@@ -1831,39 +1660,51 @@
           <w:ilvl w:val="0"/>
           <w:numId w:val="3"/>
         </w:numPr>
-        <w:pBdr>
-          <w:left w:val="single" w:color="1E7B34" w:sz="18" w:space="8"/>
-        </w:pBdr>
-        <w:spacing w:after="80" w:line="300"/>
-      </w:pPr>
-      <w:r>
-        <w:rPr>
-          <w:color w:val="1E7B34"/>
-          <w:sz w:val="23"/>
-          <w:szCs w:val="23"/>
-        </w:rPr>
-        <w:t xml:space="preserve">Los avisos sencillos y bien documentados se aprueban sin que nadie los toque.</w:t>
-      </w:r>
-    </w:p>
-    <w:p>
-      <w:pPr>
-        <w:pStyle w:val="ListParagraph"/>
-        <w:numPr>
-          <w:ilvl w:val="0"/>
-          <w:numId w:val="3"/>
-        </w:numPr>
-        <w:pBdr>
-          <w:left w:val="single" w:color="1E7B34" w:sz="18" w:space="8"/>
-        </w:pBdr>
-        <w:spacing w:after="80" w:line="300"/>
-      </w:pPr>
-      <w:r>
-        <w:rPr>
-          <w:color w:val="1E7B34"/>
-          <w:sz w:val="23"/>
-          <w:szCs w:val="23"/>
-        </w:rPr>
-        <w:t xml:space="preserve">Si alguien pregunta por qué, la respuesta está aquí, regla por regla y con las palabras del cliente.</w:t>
+        <w:spacing w:after="80" w:line="300"/>
+      </w:pPr>
+      <w:r>
+        <w:rPr>
+          <w:color w:val="1E7B34"/>
+          <w:sz w:val="23"/>
+          <w:szCs w:val="23"/>
+        </w:rPr>
+        <w:t xml:space="preserve">Un aviso por WhatsApp recibe el mismo criterio que uno por email.</w:t>
+      </w:r>
+    </w:p>
+    <w:p>
+      <w:pPr>
+        <w:pStyle w:val="ListParagraph"/>
+        <w:numPr>
+          <w:ilvl w:val="0"/>
+          <w:numId w:val="3"/>
+        </w:numPr>
+        <w:spacing w:after="80" w:line="300"/>
+      </w:pPr>
+      <w:r>
+        <w:rPr>
+          <w:color w:val="1E7B34"/>
+          <w:sz w:val="23"/>
+          <w:szCs w:val="23"/>
+        </w:rPr>
+        <w:t xml:space="preserve">El tramitador recibe el aviso clasificado, con datos y una propuesta, y cada agente tiene un responsable.</w:t>
+      </w:r>
+    </w:p>
+    <w:p>
+      <w:pPr>
+        <w:pStyle w:val="ListParagraph"/>
+        <w:numPr>
+          <w:ilvl w:val="0"/>
+          <w:numId w:val="3"/>
+        </w:numPr>
+        <w:spacing w:after="80" w:line="300"/>
+      </w:pPr>
+      <w:r>
+        <w:rPr>
+          <w:color w:val="1E7B34"/>
+          <w:sz w:val="23"/>
+          <w:szCs w:val="23"/>
+        </w:rPr>
+        <w:t xml:space="preserve">Estas fichas son la documentación que pide un auditor.</w:t>
       </w:r>
     </w:p>
     <w:p>
@@ -1878,7 +1719,7 @@
         <w:t xml:space="preserve">Clics:</w:t>
       </w:r>
       <w:r>
-        <w:t xml:space="preserve"> ficha de MSG-A-01 (golpe en la M-30, 1.350 €): Mensaje, Datos extraídos, Reglas de negocio y Razonamiento.</w:t>
+        <w:t xml:space="preserve"> fichas de las fases 1 a 6; en el menú, Paquete de mensajes: MSG-A-11 (WhatsApp) y MSG-A-08 (llamada transcrita).</w:t>
       </w:r>
     </w:p>
     <w:p>
@@ -1888,7 +1729,7 @@
       </w:pPr>
       <w:bookmarkStart w:name="_Toc7" w:id="7"/>
       <w:r>
-        <w:t xml:space="preserve">Paso 4 · La ficha de un «A revisar»: MSG-A-08 (min 10-12)</w:t>
+        <w:t xml:space="preserve">Paso 2 · Procesar el Paquete A (min 6:30-8:30)</w:t>
       </w:r>
       <w:bookmarkEnd w:id="7"/>
     </w:p>
@@ -1922,7 +1763,7 @@
           <w:sz w:val="23"/>
           <w:szCs w:val="23"/>
         </w:rPr>
-        <w:t xml:space="preserve">En esta pantalla vemos un aviso que ha ido a una persona: la regla que incumple, el dato que falta y lo que de verdad recibió el modelo. Cada decisión se puede explicar, también cuando la máquina no decide.</w:t>
+        <w:t xml:space="preserve">En esta pantalla procesamos en directo los 13 avisos y vemos cómo se llenan los contadores y el registro. En segundos sabemos qué se aprueba y qué tiene que revisar una persona.</w:t>
       </w:r>
     </w:p>
     <w:p>
@@ -1948,81 +1789,51 @@
           <w:ilvl w:val="0"/>
           <w:numId w:val="3"/>
         </w:numPr>
-        <w:pBdr>
-          <w:left w:val="single" w:color="1E7B34" w:sz="18" w:space="8"/>
-        </w:pBdr>
-        <w:spacing w:after="80" w:line="300"/>
-      </w:pPr>
-      <w:r>
-        <w:rPr>
-          <w:color w:val="1E7B34"/>
-          <w:sz w:val="23"/>
-          <w:szCs w:val="23"/>
-        </w:rPr>
-        <w:t xml:space="preserve">La ficha marca la regla incumplida y resalta las frases que lo justifican.</w:t>
-      </w:r>
-    </w:p>
-    <w:p>
-      <w:pPr>
-        <w:pStyle w:val="ListParagraph"/>
-        <w:numPr>
-          <w:ilvl w:val="0"/>
-          <w:numId w:val="3"/>
-        </w:numPr>
-        <w:pBdr>
-          <w:left w:val="single" w:color="1E7B34" w:sz="18" w:space="8"/>
-        </w:pBdr>
-        <w:spacing w:after="80" w:line="300"/>
-      </w:pPr>
-      <w:r>
-        <w:rPr>
-          <w:color w:val="1E7B34"/>
-          <w:sz w:val="23"/>
-          <w:szCs w:val="23"/>
-        </w:rPr>
-        <w:t xml:space="preserve">Si salta un guardrail, como con un lesionado, el agente no decide y el caso va a una persona.</w:t>
-      </w:r>
-    </w:p>
-    <w:p>
-      <w:pPr>
-        <w:pStyle w:val="ListParagraph"/>
-        <w:numPr>
-          <w:ilvl w:val="0"/>
-          <w:numId w:val="3"/>
-        </w:numPr>
-        <w:pBdr>
-          <w:left w:val="single" w:color="1E7B34" w:sz="18" w:space="8"/>
-        </w:pBdr>
-        <w:spacing w:after="80" w:line="300"/>
-      </w:pPr>
-      <w:r>
-        <w:rPr>
-          <w:color w:val="1E7B34"/>
-          <w:sz w:val="23"/>
-          <w:szCs w:val="23"/>
-        </w:rPr>
-        <w:t xml:space="preserve">Si un dato no aparece en el mensaje, el campo queda vacío: el agente no inventa.</w:t>
-      </w:r>
-    </w:p>
-    <w:p>
-      <w:pPr>
-        <w:pStyle w:val="ListParagraph"/>
-        <w:numPr>
-          <w:ilvl w:val="0"/>
-          <w:numId w:val="3"/>
-        </w:numPr>
-        <w:pBdr>
-          <w:left w:val="single" w:color="1E7B34" w:sz="18" w:space="8"/>
-        </w:pBdr>
-        <w:spacing w:after="80" w:line="300"/>
-      </w:pPr>
-      <w:r>
-        <w:rPr>
-          <w:color w:val="1E7B34"/>
-          <w:sz w:val="23"/>
-          <w:szCs w:val="23"/>
-        </w:rPr>
-        <w:t xml:space="preserve">Antes de llamar al modelo, la plataforma cambia los datos personales por marcadores; lo necesario para decidir se mantiene.</w:t>
+        <w:spacing w:after="80" w:line="300"/>
+      </w:pPr>
+      <w:r>
+        <w:rPr>
+          <w:color w:val="1E7B34"/>
+          <w:sz w:val="23"/>
+          <w:szCs w:val="23"/>
+        </w:rPr>
+        <w:t xml:space="preserve">Cada aviso pasa por los cuatro agentes y sale con ramo, datos y decisión.</w:t>
+      </w:r>
+    </w:p>
+    <w:p>
+      <w:pPr>
+        <w:pStyle w:val="ListParagraph"/>
+        <w:numPr>
+          <w:ilvl w:val="0"/>
+          <w:numId w:val="3"/>
+        </w:numPr>
+        <w:spacing w:after="80" w:line="300"/>
+      </w:pPr>
+      <w:r>
+        <w:rPr>
+          <w:color w:val="1E7B34"/>
+          <w:sz w:val="23"/>
+          <w:szCs w:val="23"/>
+        </w:rPr>
+        <w:t xml:space="preserve">Los contadores se actualizan en vivo y el lote se puede pausar sin perder nada.</w:t>
+      </w:r>
+    </w:p>
+    <w:p>
+      <w:pPr>
+        <w:pStyle w:val="ListParagraph"/>
+        <w:numPr>
+          <w:ilvl w:val="0"/>
+          <w:numId w:val="3"/>
+        </w:numPr>
+        <w:spacing w:after="80" w:line="300"/>
+      </w:pPr>
+      <w:r>
+        <w:rPr>
+          <w:color w:val="1E7B34"/>
+          <w:sz w:val="23"/>
+          <w:szCs w:val="23"/>
+        </w:rPr>
+        <w:t xml:space="preserve">Cada aviso deja su traza: modelo, tokens, coste en euros y decisión.</w:t>
       </w:r>
     </w:p>
     <w:p>
@@ -2048,60 +1859,33 @@
           <w:ilvl w:val="0"/>
           <w:numId w:val="3"/>
         </w:numPr>
-        <w:pBdr>
-          <w:left w:val="single" w:color="1E7B34" w:sz="18" w:space="8"/>
-        </w:pBdr>
-        <w:spacing w:after="80" w:line="300"/>
-      </w:pPr>
-      <w:r>
-        <w:rPr>
-          <w:color w:val="1E7B34"/>
-          <w:sz w:val="23"/>
-          <w:szCs w:val="23"/>
-        </w:rPr>
-        <w:t xml:space="preserve">El tramitador entiende el motivo en segundos y puede corregirlo.</w:t>
-      </w:r>
-    </w:p>
-    <w:p>
-      <w:pPr>
-        <w:pStyle w:val="ListParagraph"/>
-        <w:numPr>
-          <w:ilvl w:val="0"/>
-          <w:numId w:val="3"/>
-        </w:numPr>
-        <w:pBdr>
-          <w:left w:val="single" w:color="1E7B34" w:sz="18" w:space="8"/>
-        </w:pBdr>
-        <w:spacing w:after="80" w:line="300"/>
-      </w:pPr>
-      <w:r>
-        <w:rPr>
-          <w:color w:val="1E7B34"/>
-          <w:sz w:val="23"/>
-          <w:szCs w:val="23"/>
-        </w:rPr>
-        <w:t xml:space="preserve">Los daños personales siempre los valora una persona: el guardrail de lesionados explica el 20 % de los escalados.</w:t>
-      </w:r>
-    </w:p>
-    <w:p>
-      <w:pPr>
-        <w:pStyle w:val="ListParagraph"/>
-        <w:numPr>
-          <w:ilvl w:val="0"/>
-          <w:numId w:val="3"/>
-        </w:numPr>
-        <w:pBdr>
-          <w:left w:val="single" w:color="1E7B34" w:sz="18" w:space="8"/>
-        </w:pBdr>
-        <w:spacing w:after="80" w:line="300"/>
-      </w:pPr>
-      <w:r>
-        <w:rPr>
-          <w:color w:val="1E7B34"/>
-          <w:sz w:val="23"/>
-          <w:szCs w:val="23"/>
-        </w:rPr>
-        <w:t xml:space="preserve">El modelo decide sin saber quién es el asegurado: la minimización es real.</w:t>
+        <w:spacing w:after="80" w:line="300"/>
+      </w:pPr>
+      <w:r>
+        <w:rPr>
+          <w:color w:val="1E7B34"/>
+          <w:sz w:val="23"/>
+          <w:szCs w:val="23"/>
+        </w:rPr>
+        <w:t xml:space="preserve">El tramitador dedica su tiempo a los casos que necesitan criterio: en 14 días, el 81 % de las decisiones salió sin intervención.</w:t>
+      </w:r>
+    </w:p>
+    <w:p>
+      <w:pPr>
+        <w:pStyle w:val="ListParagraph"/>
+        <w:numPr>
+          <w:ilvl w:val="0"/>
+          <w:numId w:val="3"/>
+        </w:numPr>
+        <w:spacing w:after="80" w:line="300"/>
+      </w:pPr>
+      <w:r>
+        <w:rPr>
+          <w:color w:val="1E7B34"/>
+          <w:sz w:val="23"/>
+          <w:szCs w:val="23"/>
+        </w:rPr>
+        <w:t xml:space="preserve">El registro se genera solo y es la evidencia para una auditoría.</w:t>
       </w:r>
     </w:p>
     <w:p>
@@ -2116,7 +1900,7 @@
         <w:t xml:space="preserve">Clics:</w:t>
       </w:r>
       <w:r>
-        <w:t xml:space="preserve"> ficha de MSG-A-08 (moto, lesionado): Reglas (A5), Datos extraídos (importe vacío) y Respuesta cruda → «Enviado al modelo».</w:t>
+        <w:t xml:space="preserve"> Procesar paquete, pausar y continuar, filtro «Solo a revisar»: MSG-A-04, MSG-A-08 y MSG-A-13.</w:t>
       </w:r>
     </w:p>
     <w:p>
@@ -2126,7 +1910,7 @@
       </w:pPr>
       <w:bookmarkStart w:name="_Toc8" w:id="8"/>
       <w:r>
-        <w:t xml:space="preserve">Paso 5 · La respuesta cruda de MSG-A-12 (min 12-14)</w:t>
+        <w:t xml:space="preserve">Paso 3 · La ficha de un aprobado: MSG-A-01 (min 8:30-10)</w:t>
       </w:r>
       <w:bookmarkEnd w:id="8"/>
     </w:p>
@@ -2160,7 +1944,7 @@
           <w:sz w:val="23"/>
           <w:szCs w:val="23"/>
         </w:rPr>
-        <w:t xml:space="preserve">En esta pantalla vemos la respuesta del modelo y, debajo, el bloque de gobierno que añade la plataforma. El modelo no se certifica a sí mismo: es la plataforma la que deja la prueba en cada decisión.</w:t>
+        <w:t xml:space="preserve">En esta pantalla vemos la ficha de un aviso aprobado: el mensaje con sus evidencias, los datos extraídos y las reglas evaluadas. Una decisión aprobada también tiene que poder explicarse.</w:t>
       </w:r>
     </w:p>
     <w:p>
@@ -2186,81 +1970,69 @@
           <w:ilvl w:val="0"/>
           <w:numId w:val="3"/>
         </w:numPr>
-        <w:pBdr>
-          <w:left w:val="single" w:color="1E7B34" w:sz="18" w:space="8"/>
-        </w:pBdr>
-        <w:spacing w:after="80" w:line="300"/>
-      </w:pPr>
-      <w:r>
-        <w:rPr>
-          <w:color w:val="1E7B34"/>
-          <w:sz w:val="23"/>
-          <w:szCs w:val="23"/>
-        </w:rPr>
-        <w:t xml:space="preserve">El bloque de gobierno no lo genera el modelo: lo calcula la plataforma con reglas fijas.</w:t>
-      </w:r>
-    </w:p>
-    <w:p>
-      <w:pPr>
-        <w:pStyle w:val="ListParagraph"/>
-        <w:numPr>
-          <w:ilvl w:val="0"/>
-          <w:numId w:val="3"/>
-        </w:numPr>
-        <w:pBdr>
-          <w:left w:val="single" w:color="1E7B34" w:sz="18" w:space="8"/>
-        </w:pBdr>
-        <w:spacing w:after="80" w:line="300"/>
-      </w:pPr>
-      <w:r>
-        <w:rPr>
-          <w:color w:val="1E7B34"/>
-          <w:sz w:val="23"/>
-          <w:szCs w:val="23"/>
-        </w:rPr>
-        <w:t xml:space="preserve">Recoge los datos personales y su tipo, como salud o menores, y si se usaron para decidir.</w:t>
-      </w:r>
-    </w:p>
-    <w:p>
-      <w:pPr>
-        <w:pStyle w:val="ListParagraph"/>
-        <w:numPr>
-          <w:ilvl w:val="0"/>
-          <w:numId w:val="3"/>
-        </w:numPr>
-        <w:pBdr>
-          <w:left w:val="single" w:color="1E7B34" w:sz="18" w:space="8"/>
-        </w:pBdr>
-        <w:spacing w:after="80" w:line="300"/>
-      </w:pPr>
-      <w:r>
-        <w:rPr>
-          <w:color w:val="1E7B34"/>
-          <w:sz w:val="23"/>
-          <w:szCs w:val="23"/>
-        </w:rPr>
-        <w:t xml:space="preserve">Explica por qué el aviso es de un ramo y no de los otros dos.</w:t>
-      </w:r>
-    </w:p>
-    <w:p>
-      <w:pPr>
-        <w:pStyle w:val="ListParagraph"/>
-        <w:numPr>
-          <w:ilvl w:val="0"/>
-          <w:numId w:val="3"/>
-        </w:numPr>
-        <w:pBdr>
-          <w:left w:val="single" w:color="1E7B34" w:sz="18" w:space="8"/>
-        </w:pBdr>
-        <w:spacing w:after="80" w:line="300"/>
-      </w:pPr>
-      <w:r>
-        <w:rPr>
-          <w:color w:val="1E7B34"/>
-          <w:sz w:val="23"/>
-          <w:szCs w:val="23"/>
-        </w:rPr>
-        <w:t xml:space="preserve">Añade un sello SHA-256 encadenado y el plazo de conservación.</w:t>
+        <w:spacing w:after="80" w:line="300"/>
+      </w:pPr>
+      <w:r>
+        <w:rPr>
+          <w:color w:val="1E7B34"/>
+          <w:sz w:val="23"/>
+          <w:szCs w:val="23"/>
+        </w:rPr>
+        <w:t xml:space="preserve">Arriba, la decisión, el ramo y la confianza del modelo.</w:t>
+      </w:r>
+    </w:p>
+    <w:p>
+      <w:pPr>
+        <w:pStyle w:val="ListParagraph"/>
+        <w:numPr>
+          <w:ilvl w:val="0"/>
+          <w:numId w:val="3"/>
+        </w:numPr>
+        <w:spacing w:after="80" w:line="300"/>
+      </w:pPr>
+      <w:r>
+        <w:rPr>
+          <w:color w:val="1E7B34"/>
+          <w:sz w:val="23"/>
+          <w:szCs w:val="23"/>
+        </w:rPr>
+        <w:t xml:space="preserve">Cada evidencia es una cita literal que el sistema comprueba contra el mensaje: si el modelo la inventa, no aparece.</w:t>
+      </w:r>
+    </w:p>
+    <w:p>
+      <w:pPr>
+        <w:pStyle w:val="ListParagraph"/>
+        <w:numPr>
+          <w:ilvl w:val="0"/>
+          <w:numId w:val="3"/>
+        </w:numPr>
+        <w:spacing w:after="80" w:line="300"/>
+      </w:pPr>
+      <w:r>
+        <w:rPr>
+          <w:color w:val="1E7B34"/>
+          <w:sz w:val="23"/>
+          <w:szCs w:val="23"/>
+        </w:rPr>
+        <w:t xml:space="preserve">Este aviso trae el parte amistoso y dos fotos: la pestaña Adjuntos los enseña junto a los datos leídos en cada uno, comparados con el email.</w:t>
+      </w:r>
+    </w:p>
+    <w:p>
+      <w:pPr>
+        <w:pStyle w:val="ListParagraph"/>
+        <w:numPr>
+          <w:ilvl w:val="0"/>
+          <w:numId w:val="3"/>
+        </w:numPr>
+        <w:spacing w:after="80" w:line="300"/>
+      </w:pPr>
+      <w:r>
+        <w:rPr>
+          <w:color w:val="1E7B34"/>
+          <w:sz w:val="23"/>
+          <w:szCs w:val="23"/>
+        </w:rPr>
+        <w:t xml:space="preserve">Las pestañas muestran los datos extraídos, cada regla con su resultado y evidencia, y el razonamiento.</w:t>
       </w:r>
     </w:p>
     <w:p>
@@ -2286,39 +2058,33 @@
           <w:ilvl w:val="0"/>
           <w:numId w:val="3"/>
         </w:numPr>
-        <w:pBdr>
-          <w:left w:val="single" w:color="1E7B34" w:sz="18" w:space="8"/>
-        </w:pBdr>
-        <w:spacing w:after="80" w:line="300"/>
-      </w:pPr>
-      <w:r>
-        <w:rPr>
-          <w:color w:val="1E7B34"/>
-          <w:sz w:val="23"/>
-          <w:szCs w:val="23"/>
-        </w:rPr>
-        <w:t xml:space="preserve">Salud y menores tienen protección reforzada: para el DPO es evidencia decisión a decisión.</w:t>
-      </w:r>
-    </w:p>
-    <w:p>
-      <w:pPr>
-        <w:pStyle w:val="ListParagraph"/>
-        <w:numPr>
-          <w:ilvl w:val="0"/>
-          <w:numId w:val="3"/>
-        </w:numPr>
-        <w:pBdr>
-          <w:left w:val="single" w:color="1E7B34" w:sz="18" w:space="8"/>
-        </w:pBdr>
-        <w:spacing w:after="80" w:line="300"/>
-      </w:pPr>
-      <w:r>
-        <w:rPr>
-          <w:color w:val="1E7B34"/>
-          <w:sz w:val="23"/>
-          <w:szCs w:val="23"/>
-        </w:rPr>
-        <w:t xml:space="preserve">Si alguien altera un registro, la cadena se rompe y se ve al momento.</w:t>
+        <w:spacing w:after="80" w:line="300"/>
+      </w:pPr>
+      <w:r>
+        <w:rPr>
+          <w:color w:val="1E7B34"/>
+          <w:sz w:val="23"/>
+          <w:szCs w:val="23"/>
+        </w:rPr>
+        <w:t xml:space="preserve">Los avisos sencillos y bien documentados se aprueban sin que nadie los toque.</w:t>
+      </w:r>
+    </w:p>
+    <w:p>
+      <w:pPr>
+        <w:pStyle w:val="ListParagraph"/>
+        <w:numPr>
+          <w:ilvl w:val="0"/>
+          <w:numId w:val="3"/>
+        </w:numPr>
+        <w:spacing w:after="80" w:line="300"/>
+      </w:pPr>
+      <w:r>
+        <w:rPr>
+          <w:color w:val="1E7B34"/>
+          <w:sz w:val="23"/>
+          <w:szCs w:val="23"/>
+        </w:rPr>
+        <w:t xml:space="preserve">Si alguien pregunta por qué, la respuesta está aquí, regla por regla y con las palabras del cliente.</w:t>
       </w:r>
     </w:p>
     <w:p>
@@ -2333,38 +2099,19 @@
         <w:t xml:space="preserve">Clics:</w:t>
       </w:r>
       <w:r>
-        <w:t xml:space="preserve"> ficha de MSG-A-12 (menor en urgencias) → Respuesta cruda con «+ Gobierno»; después, Gobierno de Agentes con la fuente «Sesión actual».</w:t>
-      </w:r>
-    </w:p>
-    <w:p>
-      <w:pPr>
-        <w:pBdr>
-          <w:bottom w:val="single" w:color="C9CED8" w:sz="6" w:space="1"/>
-        </w:pBdr>
-        <w:spacing w:after="240" w:before="120"/>
-      </w:pPr>
-    </w:p>
-    <w:p>
-      <w:pPr>
-        <w:pStyle w:val="Heading1"/>
-        <w:pageBreakBefore/>
+        <w:t xml:space="preserve"> ficha de MSG-A-01 (golpe en la M-30, 1.350 €): Mensaje, Adjuntos (el parte y las dos fotos), Datos extraídos, Reglas de negocio y Razonamiento.</w:t>
+      </w:r>
+    </w:p>
+    <w:p>
+      <w:pPr>
+        <w:pStyle w:val="Heading2"/>
+        <w:keepNext/>
       </w:pPr>
       <w:bookmarkStart w:name="_Toc9" w:id="9"/>
       <w:r>
-        <w:t xml:space="preserve">4. Parte 2 · Gobierno</w:t>
+        <w:t xml:space="preserve">Paso 4 · La ficha de un «A revisar»: MSG-A-08 (min 10-12)</w:t>
       </w:r>
       <w:bookmarkEnd w:id="9"/>
-    </w:p>
-    <w:p>
-      <w:pPr>
-        <w:pStyle w:val="Heading2"/>
-        <w:keepNext/>
-      </w:pPr>
-      <w:bookmarkStart w:name="_Toc10" w:id="10"/>
-      <w:r>
-        <w:t xml:space="preserve">4.0 Entrada al panel (min 14-15)</w:t>
-      </w:r>
-      <w:bookmarkEnd w:id="10"/>
     </w:p>
     <w:p>
       <w:pPr>
@@ -2396,65 +2143,165 @@
           <w:sz w:val="23"/>
           <w:szCs w:val="23"/>
         </w:rPr>
-        <w:t xml:space="preserve">En esta pantalla vemos la portada del panel: trece secciones agrupadas en seis preguntas, cada una con su cifra del día. Seis preguntas para gobernar a nuestros agentes.</w:t>
-      </w:r>
-    </w:p>
-    <w:p>
-      <w:pPr>
-        <w:keepNext/>
-        <w:spacing w:after="80" w:before="200"/>
-      </w:pPr>
-      <w:r>
-        <w:rPr>
-          <w:b/>
-          <w:bCs/>
-          <w:color w:val="1B2A4A"/>
-          <w:sz w:val="22"/>
-          <w:szCs w:val="22"/>
-        </w:rPr>
-        <w:t xml:space="preserve">Lo que digo</w:t>
-      </w:r>
-    </w:p>
-    <w:p>
-      <w:pPr>
-        <w:pStyle w:val="ListParagraph"/>
-        <w:numPr>
-          <w:ilvl w:val="0"/>
-          <w:numId w:val="3"/>
-        </w:numPr>
-        <w:pBdr>
-          <w:left w:val="single" w:color="1E7B34" w:sz="18" w:space="8"/>
-        </w:pBdr>
-        <w:spacing w:after="80" w:line="300"/>
-      </w:pPr>
-      <w:r>
-        <w:rPr>
-          <w:color w:val="1E7B34"/>
-          <w:sz w:val="23"/>
-          <w:szCs w:val="23"/>
-        </w:rPr>
-        <w:t xml:space="preserve">Qué está pasando, cuánto decide la máquina, si hay fraude, si deciden bien, si cumplimos y cuánto cuesta, y qué hay que corregir.</w:t>
-      </w:r>
-    </w:p>
-    <w:p>
-      <w:pPr>
-        <w:pStyle w:val="ListParagraph"/>
-        <w:numPr>
-          <w:ilvl w:val="0"/>
-          <w:numId w:val="3"/>
-        </w:numPr>
-        <w:pBdr>
-          <w:left w:val="single" w:color="1E7B34" w:sz="18" w:space="8"/>
-        </w:pBdr>
-        <w:spacing w:after="80" w:line="300"/>
-      </w:pPr>
-      <w:r>
-        <w:rPr>
-          <w:color w:val="1E7B34"/>
-          <w:sz w:val="23"/>
-          <w:szCs w:val="23"/>
-        </w:rPr>
-        <w:t xml:space="preserve">Vamos a entrar en cada sección con los mensajes del lote que acabamos de procesar.</w:t>
+        <w:t xml:space="preserve">En esta pantalla vemos un aviso que ha ido a una persona: la regla que incumple, el dato que falta y lo que de verdad recibió el modelo. Cada decisión se puede explicar, también cuando la máquina no decide.</w:t>
+      </w:r>
+    </w:p>
+    <w:p>
+      <w:pPr>
+        <w:keepNext/>
+        <w:spacing w:after="80" w:before="200"/>
+      </w:pPr>
+      <w:r>
+        <w:rPr>
+          <w:b/>
+          <w:bCs/>
+          <w:color w:val="1B2A4A"/>
+          <w:sz w:val="22"/>
+          <w:szCs w:val="22"/>
+        </w:rPr>
+        <w:t xml:space="preserve">Qué es y qué hace</w:t>
+      </w:r>
+    </w:p>
+    <w:p>
+      <w:pPr>
+        <w:pStyle w:val="ListParagraph"/>
+        <w:numPr>
+          <w:ilvl w:val="0"/>
+          <w:numId w:val="3"/>
+        </w:numPr>
+        <w:spacing w:after="80" w:line="300"/>
+      </w:pPr>
+      <w:r>
+        <w:rPr>
+          <w:color w:val="1E7B34"/>
+          <w:sz w:val="23"/>
+          <w:szCs w:val="23"/>
+        </w:rPr>
+        <w:t xml:space="preserve">La ficha marca la regla incumplida y resalta las frases que lo justifican.</w:t>
+      </w:r>
+    </w:p>
+    <w:p>
+      <w:pPr>
+        <w:pStyle w:val="ListParagraph"/>
+        <w:numPr>
+          <w:ilvl w:val="0"/>
+          <w:numId w:val="3"/>
+        </w:numPr>
+        <w:spacing w:after="80" w:line="300"/>
+      </w:pPr>
+      <w:r>
+        <w:rPr>
+          <w:color w:val="1E7B34"/>
+          <w:sz w:val="23"/>
+          <w:szCs w:val="23"/>
+        </w:rPr>
+        <w:t xml:space="preserve">Si salta un guardrail, como con un lesionado, el agente no decide y el caso va a una persona.</w:t>
+      </w:r>
+    </w:p>
+    <w:p>
+      <w:pPr>
+        <w:pStyle w:val="ListParagraph"/>
+        <w:numPr>
+          <w:ilvl w:val="0"/>
+          <w:numId w:val="3"/>
+        </w:numPr>
+        <w:spacing w:after="80" w:line="300"/>
+      </w:pPr>
+      <w:r>
+        <w:rPr>
+          <w:color w:val="1E7B34"/>
+          <w:sz w:val="23"/>
+          <w:szCs w:val="23"/>
+        </w:rPr>
+        <w:t xml:space="preserve">Si un dato no aparece en el mensaje, el campo queda vacío: el agente no inventa.</w:t>
+      </w:r>
+    </w:p>
+    <w:p>
+      <w:pPr>
+        <w:pStyle w:val="ListParagraph"/>
+        <w:numPr>
+          <w:ilvl w:val="0"/>
+          <w:numId w:val="3"/>
+        </w:numPr>
+        <w:spacing w:after="80" w:line="300"/>
+      </w:pPr>
+      <w:r>
+        <w:rPr>
+          <w:color w:val="1E7B34"/>
+          <w:sz w:val="23"/>
+          <w:szCs w:val="23"/>
+        </w:rPr>
+        <w:t xml:space="preserve">Antes de llamar al modelo, la plataforma cambia los datos personales por marcadores; lo necesario para decidir se mantiene.</w:t>
+      </w:r>
+    </w:p>
+    <w:p>
+      <w:pPr>
+        <w:keepNext/>
+        <w:spacing w:after="80" w:before="200"/>
+      </w:pPr>
+      <w:r>
+        <w:rPr>
+          <w:b/>
+          <w:bCs/>
+          <w:color w:val="1B2A4A"/>
+          <w:sz w:val="22"/>
+          <w:szCs w:val="22"/>
+        </w:rPr>
+        <w:t xml:space="preserve">Valor</w:t>
+      </w:r>
+    </w:p>
+    <w:p>
+      <w:pPr>
+        <w:pStyle w:val="ListParagraph"/>
+        <w:numPr>
+          <w:ilvl w:val="0"/>
+          <w:numId w:val="3"/>
+        </w:numPr>
+        <w:spacing w:after="80" w:line="300"/>
+      </w:pPr>
+      <w:r>
+        <w:rPr>
+          <w:color w:val="1E7B34"/>
+          <w:sz w:val="23"/>
+          <w:szCs w:val="23"/>
+        </w:rPr>
+        <w:t xml:space="preserve">El tramitador entiende el motivo en segundos y puede corregirlo.</w:t>
+      </w:r>
+    </w:p>
+    <w:p>
+      <w:pPr>
+        <w:pStyle w:val="ListParagraph"/>
+        <w:numPr>
+          <w:ilvl w:val="0"/>
+          <w:numId w:val="3"/>
+        </w:numPr>
+        <w:spacing w:after="80" w:line="300"/>
+      </w:pPr>
+      <w:r>
+        <w:rPr>
+          <w:color w:val="1E7B34"/>
+          <w:sz w:val="23"/>
+          <w:szCs w:val="23"/>
+        </w:rPr>
+        <w:t xml:space="preserve">Los daños personales siempre los valora una persona: el guardrail de lesionados explica el 20 % de los escalados.</w:t>
+      </w:r>
+    </w:p>
+    <w:p>
+      <w:pPr>
+        <w:pStyle w:val="ListParagraph"/>
+        <w:numPr>
+          <w:ilvl w:val="0"/>
+          <w:numId w:val="3"/>
+        </w:numPr>
+        <w:spacing w:after="80" w:line="300"/>
+      </w:pPr>
+      <w:r>
+        <w:rPr>
+          <w:color w:val="1E7B34"/>
+          <w:sz w:val="23"/>
+          <w:szCs w:val="23"/>
+        </w:rPr>
+        <w:t xml:space="preserve">El modelo decide sin saber quién es el asegurado: la minimización es real.</w:t>
       </w:r>
     </w:p>
     <w:p>
@@ -2469,7 +2316,7 @@
         <w:t xml:space="preserve">Clics:</w:t>
       </w:r>
       <w:r>
-        <w:t xml:space="preserve"> Inicio, bloque a bloque.</w:t>
+        <w:t xml:space="preserve"> ficha de MSG-A-08 (moto, lesionado): Reglas (A5), Datos extraídos (importe vacío) y Respuesta cruda → «Enviado al modelo».</w:t>
       </w:r>
     </w:p>
     <w:p>
@@ -2477,11 +2324,11 @@
         <w:pStyle w:val="Heading2"/>
         <w:keepNext/>
       </w:pPr>
-      <w:bookmarkStart w:name="_Toc11" w:id="11"/>
-      <w:r>
-        <w:t xml:space="preserve">Paso 6 · Resumen (min 15-17)</w:t>
-      </w:r>
-      <w:bookmarkEnd w:id="11"/>
+      <w:bookmarkStart w:name="_Toc10" w:id="10"/>
+      <w:r>
+        <w:t xml:space="preserve">Paso 5 · La respuesta cruda de MSG-A-12 (min 12-14)</w:t>
+      </w:r>
+      <w:bookmarkEnd w:id="10"/>
     </w:p>
     <w:p>
       <w:pPr>
@@ -2513,218 +2360,182 @@
           <w:sz w:val="23"/>
           <w:szCs w:val="23"/>
         </w:rPr>
-        <w:t xml:space="preserve">En esta pantalla vemos los indicadores del periodo, las tarjetas de los cuatro agentes y las alertas de todas las fuentes. Control total del sistema y capacidad de pararlo al instante.</w:t>
-      </w:r>
-    </w:p>
-    <w:p>
-      <w:pPr>
-        <w:keepNext/>
-        <w:spacing w:after="80" w:before="200"/>
-      </w:pPr>
-      <w:r>
-        <w:rPr>
-          <w:b/>
-          <w:bCs/>
-          <w:color w:val="1B2A4A"/>
-          <w:sz w:val="22"/>
-          <w:szCs w:val="22"/>
-        </w:rPr>
-        <w:t xml:space="preserve">Para qué sirve</w:t>
-      </w:r>
-    </w:p>
-    <w:p>
-      <w:pPr>
-        <w:pStyle w:val="ListParagraph"/>
-        <w:numPr>
-          <w:ilvl w:val="0"/>
-          <w:numId w:val="3"/>
-        </w:numPr>
+        <w:t xml:space="preserve">En esta pantalla vemos la respuesta del modelo y, debajo, el bloque de gobierno que añade la plataforma. El modelo no se certifica a sí mismo: es la plataforma la que deja la prueba en cada decisión.</w:t>
+      </w:r>
+    </w:p>
+    <w:p>
+      <w:pPr>
+        <w:keepNext/>
+        <w:spacing w:after="80" w:before="200"/>
+      </w:pPr>
+      <w:r>
+        <w:rPr>
+          <w:b/>
+          <w:bCs/>
+          <w:color w:val="1B2A4A"/>
+          <w:sz w:val="22"/>
+          <w:szCs w:val="22"/>
+        </w:rPr>
+        <w:t xml:space="preserve">Qué es y qué hace</w:t>
+      </w:r>
+    </w:p>
+    <w:p>
+      <w:pPr>
+        <w:pStyle w:val="ListParagraph"/>
+        <w:numPr>
+          <w:ilvl w:val="0"/>
+          <w:numId w:val="3"/>
+        </w:numPr>
+        <w:spacing w:after="80" w:line="300"/>
+      </w:pPr>
+      <w:r>
+        <w:rPr>
+          <w:color w:val="1E7B34"/>
+          <w:sz w:val="23"/>
+          <w:szCs w:val="23"/>
+        </w:rPr>
+        <w:t xml:space="preserve">El bloque de gobierno no lo genera el modelo: lo calcula la plataforma con reglas fijas.</w:t>
+      </w:r>
+    </w:p>
+    <w:p>
+      <w:pPr>
+        <w:pStyle w:val="ListParagraph"/>
+        <w:numPr>
+          <w:ilvl w:val="0"/>
+          <w:numId w:val="3"/>
+        </w:numPr>
+        <w:spacing w:after="80" w:line="300"/>
+      </w:pPr>
+      <w:r>
+        <w:rPr>
+          <w:color w:val="1E7B34"/>
+          <w:sz w:val="23"/>
+          <w:szCs w:val="23"/>
+        </w:rPr>
+        <w:t xml:space="preserve">Recoge los datos personales y su tipo, como salud o menores, y si se usaron para decidir.</w:t>
+      </w:r>
+    </w:p>
+    <w:p>
+      <w:pPr>
+        <w:pStyle w:val="ListParagraph"/>
+        <w:numPr>
+          <w:ilvl w:val="0"/>
+          <w:numId w:val="3"/>
+        </w:numPr>
+        <w:spacing w:after="80" w:line="300"/>
+      </w:pPr>
+      <w:r>
+        <w:rPr>
+          <w:color w:val="1E7B34"/>
+          <w:sz w:val="23"/>
+          <w:szCs w:val="23"/>
+        </w:rPr>
+        <w:t xml:space="preserve">Explica por qué el aviso es de un ramo y no de los otros dos.</w:t>
+      </w:r>
+    </w:p>
+    <w:p>
+      <w:pPr>
+        <w:pStyle w:val="ListParagraph"/>
+        <w:numPr>
+          <w:ilvl w:val="0"/>
+          <w:numId w:val="3"/>
+        </w:numPr>
+        <w:spacing w:after="80" w:line="300"/>
+      </w:pPr>
+      <w:r>
+        <w:rPr>
+          <w:color w:val="1E7B34"/>
+          <w:sz w:val="23"/>
+          <w:szCs w:val="23"/>
+        </w:rPr>
+        <w:t xml:space="preserve">Añade un sello SHA-256 encadenado y el plazo de conservación.</w:t>
+      </w:r>
+    </w:p>
+    <w:p>
+      <w:pPr>
+        <w:keepNext/>
+        <w:spacing w:after="80" w:before="200"/>
+      </w:pPr>
+      <w:r>
+        <w:rPr>
+          <w:b/>
+          <w:bCs/>
+          <w:color w:val="1B2A4A"/>
+          <w:sz w:val="22"/>
+          <w:szCs w:val="22"/>
+        </w:rPr>
+        <w:t xml:space="preserve">Valor</w:t>
+      </w:r>
+    </w:p>
+    <w:p>
+      <w:pPr>
+        <w:pStyle w:val="ListParagraph"/>
+        <w:numPr>
+          <w:ilvl w:val="0"/>
+          <w:numId w:val="3"/>
+        </w:numPr>
+        <w:spacing w:after="80" w:line="300"/>
+      </w:pPr>
+      <w:r>
+        <w:rPr>
+          <w:color w:val="1E7B34"/>
+          <w:sz w:val="23"/>
+          <w:szCs w:val="23"/>
+        </w:rPr>
+        <w:t xml:space="preserve">Salud y menores tienen protección reforzada: para el DPO es evidencia decisión a decisión.</w:t>
+      </w:r>
+    </w:p>
+    <w:p>
+      <w:pPr>
+        <w:pStyle w:val="ListParagraph"/>
+        <w:numPr>
+          <w:ilvl w:val="0"/>
+          <w:numId w:val="3"/>
+        </w:numPr>
+        <w:spacing w:after="80" w:line="300"/>
+      </w:pPr>
+      <w:r>
+        <w:rPr>
+          <w:color w:val="1E7B34"/>
+          <w:sz w:val="23"/>
+          <w:szCs w:val="23"/>
+        </w:rPr>
+        <w:t xml:space="preserve">Si alguien altera un registro, la cadena se rompe y se ve al momento.</w:t>
+      </w:r>
+    </w:p>
+    <w:p>
+      <w:pPr>
+        <w:spacing w:after="120"/>
+      </w:pPr>
+      <w:r>
+        <w:rPr>
+          <w:b/>
+          <w:bCs/>
+        </w:rPr>
+        <w:t xml:space="preserve">Clics:</w:t>
+      </w:r>
+      <w:r>
+        <w:t xml:space="preserve"> ficha de MSG-A-12 (menor en urgencias) → Respuesta cruda con «+ Gobierno»; después, Gobierno de Agentes con la fuente «Sesión actual».</w:t>
+      </w:r>
+    </w:p>
+    <w:p>
+      <w:pPr>
         <w:pBdr>
-          <w:left w:val="single" w:color="1E7B34" w:sz="18" w:space="8"/>
+          <w:bottom w:val="single" w:color="C9CED8" w:sz="6" w:space="1"/>
         </w:pBdr>
-        <w:spacing w:after="80" w:line="300"/>
-      </w:pPr>
-      <w:r>
-        <w:rPr>
-          <w:color w:val="1E7B34"/>
-          <w:sz w:val="23"/>
-          <w:szCs w:val="23"/>
-        </w:rPr>
-        <w:t xml:space="preserve">Junta en una pantalla indicadores, estado de los agentes, coste frente al presupuesto y alertas.</w:t>
-      </w:r>
-    </w:p>
-    <w:p>
-      <w:pPr>
-        <w:pStyle w:val="ListParagraph"/>
-        <w:numPr>
-          <w:ilvl w:val="0"/>
-          <w:numId w:val="3"/>
-        </w:numPr>
-        <w:pBdr>
-          <w:left w:val="single" w:color="1E7B34" w:sz="18" w:space="8"/>
-        </w:pBdr>
-        <w:spacing w:after="80" w:line="300"/>
-      </w:pPr>
-      <w:r>
-        <w:rPr>
-          <w:color w:val="1E7B34"/>
-          <w:sz w:val="23"/>
-          <w:szCs w:val="23"/>
-        </w:rPr>
-        <w:t xml:space="preserve">Dirección sabe en diez segundos si el sistema va bien.</w:t>
-      </w:r>
-    </w:p>
-    <w:p>
-      <w:pPr>
-        <w:keepNext/>
-        <w:spacing w:after="80" w:before="200"/>
-      </w:pPr>
-      <w:r>
-        <w:rPr>
-          <w:b/>
-          <w:bCs/>
-          <w:color w:val="1B2A4A"/>
-          <w:sz w:val="22"/>
-          <w:szCs w:val="22"/>
-        </w:rPr>
-        <w:t xml:space="preserve">Qué es y qué hace</w:t>
-      </w:r>
-    </w:p>
-    <w:p>
-      <w:pPr>
-        <w:pStyle w:val="ListParagraph"/>
-        <w:numPr>
-          <w:ilvl w:val="0"/>
-          <w:numId w:val="3"/>
-        </w:numPr>
-        <w:pBdr>
-          <w:left w:val="single" w:color="1E7B34" w:sz="18" w:space="8"/>
-        </w:pBdr>
-        <w:spacing w:after="80" w:line="300"/>
-      </w:pPr>
-      <w:r>
-        <w:rPr>
-          <w:color w:val="1E7B34"/>
-          <w:sz w:val="23"/>
-          <w:szCs w:val="23"/>
-        </w:rPr>
-        <w:t xml:space="preserve">Los indicadores dan la autonomía efectiva, las correcciones de los tramitadores, el gasto y las alertas de coste, fraude, conocimiento y cumplimiento.</w:t>
-      </w:r>
-    </w:p>
-    <w:p>
-      <w:pPr>
-        <w:pStyle w:val="ListParagraph"/>
-        <w:numPr>
-          <w:ilvl w:val="0"/>
-          <w:numId w:val="3"/>
-        </w:numPr>
-        <w:pBdr>
-          <w:left w:val="single" w:color="1E7B34" w:sz="18" w:space="8"/>
-        </w:pBdr>
-        <w:spacing w:after="80" w:line="300"/>
-      </w:pPr>
-      <w:r>
-        <w:rPr>
-          <w:color w:val="1E7B34"/>
-          <w:sz w:val="23"/>
-          <w:szCs w:val="23"/>
-        </w:rPr>
-        <w:t xml:space="preserve">Cada agente tiene su tarjeta con estado, modelo, latencia y gasto del día.</w:t>
-      </w:r>
-    </w:p>
-    <w:p>
-      <w:pPr>
-        <w:pStyle w:val="ListParagraph"/>
-        <w:numPr>
-          <w:ilvl w:val="0"/>
-          <w:numId w:val="3"/>
-        </w:numPr>
-        <w:pBdr>
-          <w:left w:val="single" w:color="1E7B34" w:sz="18" w:space="8"/>
-        </w:pBdr>
-        <w:spacing w:after="80" w:line="300"/>
-      </w:pPr>
-      <w:r>
-        <w:rPr>
-          <w:color w:val="1E7B34"/>
-          <w:sz w:val="23"/>
-          <w:szCs w:val="23"/>
-        </w:rPr>
-        <w:t xml:space="preserve">El kill switch para un agente con un clic.</w:t>
-      </w:r>
-    </w:p>
-    <w:p>
-      <w:pPr>
-        <w:keepNext/>
-        <w:spacing w:after="80" w:before="200"/>
-      </w:pPr>
-      <w:r>
-        <w:rPr>
-          <w:b/>
-          <w:bCs/>
-          <w:color w:val="1B2A4A"/>
-          <w:sz w:val="22"/>
-          <w:szCs w:val="22"/>
-        </w:rPr>
-        <w:t xml:space="preserve">Valor</w:t>
-      </w:r>
-    </w:p>
-    <w:p>
-      <w:pPr>
-        <w:pStyle w:val="ListParagraph"/>
-        <w:numPr>
-          <w:ilvl w:val="0"/>
-          <w:numId w:val="3"/>
-        </w:numPr>
-        <w:pBdr>
-          <w:left w:val="single" w:color="1E7B34" w:sz="18" w:space="8"/>
-        </w:pBdr>
-        <w:spacing w:after="80" w:line="300"/>
-      </w:pPr>
-      <w:r>
-        <w:rPr>
-          <w:color w:val="1E7B34"/>
-          <w:sz w:val="23"/>
-          <w:szCs w:val="23"/>
-        </w:rPr>
-        <w:t xml:space="preserve">Hoy: 81 % de autonomía y 2,1 % de decisiones corregidas, por debajo del objetivo del 3 %.</w:t>
-      </w:r>
-    </w:p>
-    <w:p>
-      <w:pPr>
-        <w:pStyle w:val="ListParagraph"/>
-        <w:numPr>
-          <w:ilvl w:val="0"/>
-          <w:numId w:val="3"/>
-        </w:numPr>
-        <w:pBdr>
-          <w:left w:val="single" w:color="1E7B34" w:sz="18" w:space="8"/>
-        </w:pBdr>
-        <w:spacing w:after="80" w:line="300"/>
-      </w:pPr>
-      <w:r>
-        <w:rPr>
-          <w:color w:val="1E7B34"/>
-          <w:sz w:val="23"/>
-          <w:szCs w:val="23"/>
-        </w:rPr>
-        <w:t xml:space="preserve">Si un agente falla, se para al momento; sus mensajes esperan en cola y no se pierde ninguno.</w:t>
-      </w:r>
-    </w:p>
-    <w:p>
-      <w:pPr>
-        <w:spacing w:after="120"/>
-      </w:pPr>
-      <w:r>
-        <w:rPr>
-          <w:b/>
-          <w:bCs/>
-        </w:rPr>
-        <w:t xml:space="preserve">Clics:</w:t>
-      </w:r>
-      <w:r>
-        <w:t xml:space="preserve"> KPI de alertas (11, con las de fraude), tarjetas de agentes, traza de MSG-A-08 y kill switch de Extracción.</w:t>
-      </w:r>
+        <w:spacing w:after="240" w:before="120"/>
+      </w:pPr>
+    </w:p>
+    <w:p>
+      <w:pPr>
+        <w:pStyle w:val="Heading1"/>
+        <w:pageBreakBefore/>
+      </w:pPr>
+      <w:bookmarkStart w:name="_Toc11" w:id="11"/>
+      <w:r>
+        <w:t xml:space="preserve">6. Parte 2 · Gobierno</w:t>
+      </w:r>
+      <w:bookmarkEnd w:id="11"/>
     </w:p>
     <w:p>
       <w:pPr>
@@ -2733,7 +2544,7 @@
       </w:pPr>
       <w:bookmarkStart w:name="_Toc12" w:id="12"/>
       <w:r>
-        <w:t xml:space="preserve">Paso 7 · Agentes: el agente de Reglas (min 17-18:30)</w:t>
+        <w:t xml:space="preserve">6.0 Entrada al panel (min 14-15)</w:t>
       </w:r>
       <w:bookmarkEnd w:id="12"/>
     </w:p>
@@ -2767,202 +2578,59 @@
           <w:sz w:val="23"/>
           <w:szCs w:val="23"/>
         </w:rPr>
-        <w:t xml:space="preserve">En esta pantalla vemos la ficha completa del agente de Reglas: identidad y permisos, configuración, coste, calidad y su comportamiento con cada modelo. Cada agente tiene su identidad, su responsable y solo los permisos que necesita.</w:t>
-      </w:r>
-    </w:p>
-    <w:p>
-      <w:pPr>
-        <w:keepNext/>
-        <w:spacing w:after="80" w:before="200"/>
-      </w:pPr>
-      <w:r>
-        <w:rPr>
-          <w:b/>
-          <w:bCs/>
-          <w:color w:val="1B2A4A"/>
-          <w:sz w:val="22"/>
-          <w:szCs w:val="22"/>
-        </w:rPr>
-        <w:t xml:space="preserve">Para qué sirve</w:t>
-      </w:r>
-    </w:p>
-    <w:p>
-      <w:pPr>
-        <w:pStyle w:val="ListParagraph"/>
-        <w:numPr>
-          <w:ilvl w:val="0"/>
-          <w:numId w:val="3"/>
-        </w:numPr>
-        <w:pBdr>
-          <w:left w:val="single" w:color="1E7B34" w:sz="18" w:space="8"/>
-        </w:pBdr>
-        <w:spacing w:after="80" w:line="300"/>
-      </w:pPr>
-      <w:r>
-        <w:rPr>
-          <w:color w:val="1E7B34"/>
-          <w:sz w:val="23"/>
-          <w:szCs w:val="23"/>
-        </w:rPr>
-        <w:t xml:space="preserve">Da la ficha de cada agente: qué hace, qué modelo usa, cuántos tokens gasta, cuánto tarda y cuánto cuesta.</w:t>
-      </w:r>
-    </w:p>
-    <w:p>
-      <w:pPr>
-        <w:pStyle w:val="ListParagraph"/>
-        <w:numPr>
-          <w:ilvl w:val="0"/>
-          <w:numId w:val="3"/>
-        </w:numPr>
-        <w:pBdr>
-          <w:left w:val="single" w:color="1E7B34" w:sz="18" w:space="8"/>
-        </w:pBdr>
-        <w:spacing w:after="80" w:line="300"/>
-      </w:pPr>
-      <w:r>
-        <w:rPr>
-          <w:color w:val="1E7B34"/>
-          <w:sz w:val="23"/>
-          <w:szCs w:val="23"/>
-        </w:rPr>
-        <w:t xml:space="preserve">Los agentes son nuestros trabajadores autónomos: hay que saber qué problemas tienen, con qué conocimiento trabajan y si son rentables.</w:t>
-      </w:r>
-    </w:p>
-    <w:p>
-      <w:pPr>
-        <w:keepNext/>
-        <w:spacing w:after="80" w:before="200"/>
-      </w:pPr>
-      <w:r>
-        <w:rPr>
-          <w:b/>
-          <w:bCs/>
-          <w:color w:val="1B2A4A"/>
-          <w:sz w:val="22"/>
-          <w:szCs w:val="22"/>
-        </w:rPr>
-        <w:t xml:space="preserve">Qué es y qué hace</w:t>
-      </w:r>
-    </w:p>
-    <w:p>
-      <w:pPr>
-        <w:pStyle w:val="ListParagraph"/>
-        <w:numPr>
-          <w:ilvl w:val="0"/>
-          <w:numId w:val="3"/>
-        </w:numPr>
-        <w:pBdr>
-          <w:left w:val="single" w:color="1E7B34" w:sz="18" w:space="8"/>
-        </w:pBdr>
-        <w:spacing w:after="80" w:line="300"/>
-      </w:pPr>
-      <w:r>
-        <w:rPr>
-          <w:color w:val="1E7B34"/>
-          <w:sz w:val="23"/>
-          <w:szCs w:val="23"/>
-        </w:rPr>
-        <w:t xml:space="preserve">Cada agente tiene identidad propia, un responsable y permisos mínimos: qué puede hacer y qué no.</w:t>
-      </w:r>
-    </w:p>
-    <w:p>
-      <w:pPr>
-        <w:pStyle w:val="ListParagraph"/>
-        <w:numPr>
-          <w:ilvl w:val="0"/>
-          <w:numId w:val="3"/>
-        </w:numPr>
-        <w:pBdr>
-          <w:left w:val="single" w:color="1E7B34" w:sz="18" w:space="8"/>
-        </w:pBdr>
-        <w:spacing w:after="80" w:line="300"/>
-      </w:pPr>
-      <w:r>
-        <w:rPr>
-          <w:color w:val="1E7B34"/>
-          <w:sz w:val="23"/>
-          <w:szCs w:val="23"/>
-        </w:rPr>
-        <w:t xml:space="preserve">Muestra su configuración, sus guardrails y topes, su coste y sus tokens.</w:t>
-      </w:r>
-    </w:p>
-    <w:p>
-      <w:pPr>
-        <w:pStyle w:val="ListParagraph"/>
-        <w:numPr>
-          <w:ilvl w:val="0"/>
-          <w:numId w:val="3"/>
-        </w:numPr>
-        <w:pBdr>
-          <w:left w:val="single" w:color="1E7B34" w:sz="18" w:space="8"/>
-        </w:pBdr>
-        <w:spacing w:after="80" w:line="300"/>
-      </w:pPr>
-      <w:r>
-        <w:rPr>
-          <w:color w:val="1E7B34"/>
-          <w:sz w:val="23"/>
-          <w:szCs w:val="23"/>
-        </w:rPr>
-        <w:t xml:space="preserve">Una tabla compara su comportamiento con cada modelo: precisión, escalados, coste y latencia.</w:t>
-      </w:r>
-    </w:p>
-    <w:p>
-      <w:pPr>
-        <w:keepNext/>
-        <w:spacing w:after="80" w:before="200"/>
-      </w:pPr>
-      <w:r>
-        <w:rPr>
-          <w:b/>
-          <w:bCs/>
-          <w:color w:val="1B2A4A"/>
-          <w:sz w:val="22"/>
-          <w:szCs w:val="22"/>
-        </w:rPr>
-        <w:t xml:space="preserve">Valor</w:t>
-      </w:r>
-    </w:p>
-    <w:p>
-      <w:pPr>
-        <w:pStyle w:val="ListParagraph"/>
-        <w:numPr>
-          <w:ilvl w:val="0"/>
-          <w:numId w:val="3"/>
-        </w:numPr>
-        <w:pBdr>
-          <w:left w:val="single" w:color="1E7B34" w:sz="18" w:space="8"/>
-        </w:pBdr>
-        <w:spacing w:after="80" w:line="300"/>
-      </w:pPr>
-      <w:r>
-        <w:rPr>
-          <w:color w:val="1E7B34"/>
-          <w:sz w:val="23"/>
-          <w:szCs w:val="23"/>
-        </w:rPr>
-        <w:t xml:space="preserve">Decidimos con números qué modelo usar en cada agente.</w:t>
-      </w:r>
-    </w:p>
-    <w:p>
-      <w:pPr>
-        <w:pStyle w:val="ListParagraph"/>
-        <w:numPr>
-          <w:ilvl w:val="0"/>
-          <w:numId w:val="3"/>
-        </w:numPr>
-        <w:pBdr>
-          <w:left w:val="single" w:color="1E7B34" w:sz="18" w:space="8"/>
-        </w:pBdr>
-        <w:spacing w:after="80" w:line="300"/>
-      </w:pPr>
-      <w:r>
-        <w:rPr>
-          <w:color w:val="1E7B34"/>
-          <w:sz w:val="23"/>
-          <w:szCs w:val="23"/>
-        </w:rPr>
-        <w:t xml:space="preserve">Hoy el agente de Reglas concentra el 80 % del gasto y tiene dos bases de conocimiento con problemas.</w:t>
+        <w:t xml:space="preserve">En esta pantalla vemos la portada del panel: trece secciones agrupadas en seis preguntas, cada una con su cifra del día. Seis preguntas para gobernar a nuestros agentes.</w:t>
+      </w:r>
+    </w:p>
+    <w:p>
+      <w:pPr>
+        <w:keepNext/>
+        <w:spacing w:after="80" w:before="200"/>
+      </w:pPr>
+      <w:r>
+        <w:rPr>
+          <w:b/>
+          <w:bCs/>
+          <w:color w:val="1B2A4A"/>
+          <w:sz w:val="22"/>
+          <w:szCs w:val="22"/>
+        </w:rPr>
+        <w:t xml:space="preserve">Lo que digo</w:t>
+      </w:r>
+    </w:p>
+    <w:p>
+      <w:pPr>
+        <w:pStyle w:val="ListParagraph"/>
+        <w:numPr>
+          <w:ilvl w:val="0"/>
+          <w:numId w:val="3"/>
+        </w:numPr>
+        <w:spacing w:after="80" w:line="300"/>
+      </w:pPr>
+      <w:r>
+        <w:rPr>
+          <w:color w:val="1E7B34"/>
+          <w:sz w:val="23"/>
+          <w:szCs w:val="23"/>
+        </w:rPr>
+        <w:t xml:space="preserve">Qué está pasando, cuánto decide la máquina, si hay fraude, si deciden bien, si cumplimos y cuánto cuesta, y qué hay que corregir.</w:t>
+      </w:r>
+    </w:p>
+    <w:p>
+      <w:pPr>
+        <w:pStyle w:val="ListParagraph"/>
+        <w:numPr>
+          <w:ilvl w:val="0"/>
+          <w:numId w:val="3"/>
+        </w:numPr>
+        <w:spacing w:after="80" w:line="300"/>
+      </w:pPr>
+      <w:r>
+        <w:rPr>
+          <w:color w:val="1E7B34"/>
+          <w:sz w:val="23"/>
+          <w:szCs w:val="23"/>
+        </w:rPr>
+        <w:t xml:space="preserve">Vamos a entrar en cada sección con los mensajes del lote que acabamos de procesar.</w:t>
       </w:r>
     </w:p>
     <w:p>
@@ -2977,7 +2645,7 @@
         <w:t xml:space="preserve">Clics:</w:t>
       </w:r>
       <w:r>
-        <w:t xml:space="preserve"> Agentes → Reglas de negocio: identidad y permisos, configuración, comportamiento según el modelo y calidad.</w:t>
+        <w:t xml:space="preserve"> Inicio, bloque a bloque.</w:t>
       </w:r>
     </w:p>
     <w:p>
@@ -2987,7 +2655,7 @@
       </w:pPr>
       <w:bookmarkStart w:name="_Toc13" w:id="13"/>
       <w:r>
-        <w:t xml:space="preserve">Paso 8 · Trazabilidad (min 18:30-19:30)</w:t>
+        <w:t xml:space="preserve">Paso 6 · Resumen (min 15-17)</w:t>
       </w:r>
       <w:bookmarkEnd w:id="13"/>
     </w:p>
@@ -3021,7 +2689,7 @@
           <w:sz w:val="23"/>
           <w:szCs w:val="23"/>
         </w:rPr>
-        <w:t xml:space="preserve">En esta pantalla vemos cada mensaje paso a paso, en una cascada con el tiempo, el modelo y el coste de cada agente. Mensaje a mensaje: qué ha pasado, quién lo ha decidido y cuánto ha costado.</w:t>
+        <w:t xml:space="preserve">En esta pantalla vemos los indicadores del periodo, las tarjetas de los cuatro agentes y las alertas de todas las fuentes. Control total del sistema y capacidad de pararlo al instante.</w:t>
       </w:r>
     </w:p>
     <w:p>
@@ -3047,18 +2715,33 @@
           <w:ilvl w:val="0"/>
           <w:numId w:val="3"/>
         </w:numPr>
-        <w:pBdr>
-          <w:left w:val="single" w:color="1E7B34" w:sz="18" w:space="8"/>
-        </w:pBdr>
-        <w:spacing w:after="80" w:line="300"/>
-      </w:pPr>
-      <w:r>
-        <w:rPr>
-          <w:color w:val="1E7B34"/>
-          <w:sz w:val="23"/>
-          <w:szCs w:val="23"/>
-        </w:rPr>
-        <w:t xml:space="preserve">Permite seguir cada mensaje y reconstruir cualquier decisión ante una reclamación o una auditoría.</w:t>
+        <w:spacing w:after="80" w:line="300"/>
+      </w:pPr>
+      <w:r>
+        <w:rPr>
+          <w:color w:val="1E7B34"/>
+          <w:sz w:val="23"/>
+          <w:szCs w:val="23"/>
+        </w:rPr>
+        <w:t xml:space="preserve">Junta en una pantalla indicadores, estado de los agentes, coste frente al presupuesto y alertas.</w:t>
+      </w:r>
+    </w:p>
+    <w:p>
+      <w:pPr>
+        <w:pStyle w:val="ListParagraph"/>
+        <w:numPr>
+          <w:ilvl w:val="0"/>
+          <w:numId w:val="3"/>
+        </w:numPr>
+        <w:spacing w:after="80" w:line="300"/>
+      </w:pPr>
+      <w:r>
+        <w:rPr>
+          <w:color w:val="1E7B34"/>
+          <w:sz w:val="23"/>
+          <w:szCs w:val="23"/>
+        </w:rPr>
+        <w:t xml:space="preserve">Dirección sabe en diez segundos si el sistema va bien.</w:t>
       </w:r>
     </w:p>
     <w:p>
@@ -3084,60 +2767,51 @@
           <w:ilvl w:val="0"/>
           <w:numId w:val="3"/>
         </w:numPr>
-        <w:pBdr>
-          <w:left w:val="single" w:color="1E7B34" w:sz="18" w:space="8"/>
-        </w:pBdr>
-        <w:spacing w:after="80" w:line="300"/>
-      </w:pPr>
-      <w:r>
-        <w:rPr>
-          <w:color w:val="1E7B34"/>
-          <w:sz w:val="23"/>
-          <w:szCs w:val="23"/>
-        </w:rPr>
-        <w:t xml:space="preserve">Cada mensaje es una traza con la duración, el modelo y los tokens de cada agente.</w:t>
-      </w:r>
-    </w:p>
-    <w:p>
-      <w:pPr>
-        <w:pStyle w:val="ListParagraph"/>
-        <w:numPr>
-          <w:ilvl w:val="0"/>
-          <w:numId w:val="3"/>
-        </w:numPr>
-        <w:pBdr>
-          <w:left w:val="single" w:color="1E7B34" w:sz="18" w:space="8"/>
-        </w:pBdr>
-        <w:spacing w:after="80" w:line="300"/>
-      </w:pPr>
-      <w:r>
-        <w:rPr>
-          <w:color w:val="1E7B34"/>
-          <w:sz w:val="23"/>
-          <w:szCs w:val="23"/>
-        </w:rPr>
-        <w:t xml:space="preserve">Marca los topes superados, los guardrails y las incidencias, como un error del proveedor con su reintento.</w:t>
-      </w:r>
-    </w:p>
-    <w:p>
-      <w:pPr>
-        <w:pStyle w:val="ListParagraph"/>
-        <w:numPr>
-          <w:ilvl w:val="0"/>
-          <w:numId w:val="3"/>
-        </w:numPr>
-        <w:pBdr>
-          <w:left w:val="single" w:color="1E7B34" w:sz="18" w:space="8"/>
-        </w:pBdr>
-        <w:spacing w:after="80" w:line="300"/>
-      </w:pPr>
-      <w:r>
-        <w:rPr>
-          <w:color w:val="1E7B34"/>
-          <w:sz w:val="23"/>
-          <w:szCs w:val="23"/>
-        </w:rPr>
-        <w:t xml:space="preserve">Se filtra por agente, canal, decisión o resultado.</w:t>
+        <w:spacing w:after="80" w:line="300"/>
+      </w:pPr>
+      <w:r>
+        <w:rPr>
+          <w:color w:val="1E7B34"/>
+          <w:sz w:val="23"/>
+          <w:szCs w:val="23"/>
+        </w:rPr>
+        <w:t xml:space="preserve">Los indicadores dan la autonomía efectiva, las correcciones de los tramitadores, el gasto y las alertas de coste, fraude, conocimiento y cumplimiento.</w:t>
+      </w:r>
+    </w:p>
+    <w:p>
+      <w:pPr>
+        <w:pStyle w:val="ListParagraph"/>
+        <w:numPr>
+          <w:ilvl w:val="0"/>
+          <w:numId w:val="3"/>
+        </w:numPr>
+        <w:spacing w:after="80" w:line="300"/>
+      </w:pPr>
+      <w:r>
+        <w:rPr>
+          <w:color w:val="1E7B34"/>
+          <w:sz w:val="23"/>
+          <w:szCs w:val="23"/>
+        </w:rPr>
+        <w:t xml:space="preserve">Cada agente tiene su tarjeta con estado, modelo, latencia y gasto del día.</w:t>
+      </w:r>
+    </w:p>
+    <w:p>
+      <w:pPr>
+        <w:pStyle w:val="ListParagraph"/>
+        <w:numPr>
+          <w:ilvl w:val="0"/>
+          <w:numId w:val="3"/>
+        </w:numPr>
+        <w:spacing w:after="80" w:line="300"/>
+      </w:pPr>
+      <w:r>
+        <w:rPr>
+          <w:color w:val="1E7B34"/>
+          <w:sz w:val="23"/>
+          <w:szCs w:val="23"/>
+        </w:rPr>
+        <w:t xml:space="preserve">El kill switch para un agente con un clic.</w:t>
       </w:r>
     </w:p>
     <w:p>
@@ -3163,39 +2837,33 @@
           <w:ilvl w:val="0"/>
           <w:numId w:val="3"/>
         </w:numPr>
-        <w:pBdr>
-          <w:left w:val="single" w:color="1E7B34" w:sz="18" w:space="8"/>
-        </w:pBdr>
-        <w:spacing w:after="80" w:line="300"/>
-      </w:pPr>
-      <w:r>
-        <w:rPr>
-          <w:color w:val="1E7B34"/>
-          <w:sz w:val="23"/>
-          <w:szCs w:val="23"/>
-        </w:rPr>
-        <w:t xml:space="preserve">La aseguradora puede demostrar cómo decidió sin preguntar a nadie.</w:t>
-      </w:r>
-    </w:p>
-    <w:p>
-      <w:pPr>
-        <w:pStyle w:val="ListParagraph"/>
-        <w:numPr>
-          <w:ilvl w:val="0"/>
-          <w:numId w:val="3"/>
-        </w:numPr>
-        <w:pBdr>
-          <w:left w:val="single" w:color="1E7B34" w:sz="18" w:space="8"/>
-        </w:pBdr>
-        <w:spacing w:after="80" w:line="300"/>
-      </w:pPr>
-      <w:r>
-        <w:rPr>
-          <w:color w:val="1E7B34"/>
-          <w:sz w:val="23"/>
-          <w:szCs w:val="23"/>
-        </w:rPr>
-        <w:t xml:space="preserve">Los fallos del proveedor no llegan al cliente y quedan registrados.</w:t>
+        <w:spacing w:after="80" w:line="300"/>
+      </w:pPr>
+      <w:r>
+        <w:rPr>
+          <w:color w:val="1E7B34"/>
+          <w:sz w:val="23"/>
+          <w:szCs w:val="23"/>
+        </w:rPr>
+        <w:t xml:space="preserve">Hoy: 81 % de autonomía y 2,1 % de decisiones corregidas, por debajo del objetivo del 3 %.</w:t>
+      </w:r>
+    </w:p>
+    <w:p>
+      <w:pPr>
+        <w:pStyle w:val="ListParagraph"/>
+        <w:numPr>
+          <w:ilvl w:val="0"/>
+          <w:numId w:val="3"/>
+        </w:numPr>
+        <w:spacing w:after="80" w:line="300"/>
+      </w:pPr>
+      <w:r>
+        <w:rPr>
+          <w:color w:val="1E7B34"/>
+          <w:sz w:val="23"/>
+          <w:szCs w:val="23"/>
+        </w:rPr>
+        <w:t xml:space="preserve">Si un agente falla, se para al momento; sus mensajes esperan en cola y no se pierde ninguno.</w:t>
       </w:r>
     </w:p>
     <w:p>
@@ -3210,7 +2878,7 @@
         <w:t xml:space="preserve">Clics:</w:t>
       </w:r>
       <w:r>
-        <w:t xml:space="preserve"> traza de MSG-A-08 (la más cara del lote) y de MSG-A-10 (error 429 con reintento); filtro «Con intervención humana».</w:t>
+        <w:t xml:space="preserve"> KPI de alertas (11, con las de fraude), tarjetas de agentes, traza de MSG-A-08 y kill switch de Extracción.</w:t>
       </w:r>
     </w:p>
     <w:p>
@@ -3220,7 +2888,7 @@
       </w:pPr>
       <w:bookmarkStart w:name="_Toc14" w:id="14"/>
       <w:r>
-        <w:t xml:space="preserve">Paso 9 · Autonomía (min 19:30-20:30)</w:t>
+        <w:t xml:space="preserve">Paso 7 · Agentes: el agente de Reglas (min 17-18:30)</w:t>
       </w:r>
       <w:bookmarkEnd w:id="14"/>
     </w:p>
@@ -3254,7 +2922,7 @@
           <w:sz w:val="23"/>
           <w:szCs w:val="23"/>
         </w:rPr>
-        <w:t xml:space="preserve">En esta pantalla vemos en qué nivel está cada agente, de L0 a L3, y el registro de cada cambio de nivel. Una autonomía graduada y con límites claros.</w:t>
+        <w:t xml:space="preserve">En esta pantalla vemos la ficha completa del agente de Reglas: identidad y permisos, configuración, coste, calidad y su comportamiento con cada modelo. Cada agente tiene su identidad, su responsable y solo los permisos que necesita.</w:t>
       </w:r>
     </w:p>
     <w:p>
@@ -3280,18 +2948,33 @@
           <w:ilvl w:val="0"/>
           <w:numId w:val="3"/>
         </w:numPr>
-        <w:pBdr>
-          <w:left w:val="single" w:color="1E7B34" w:sz="18" w:space="8"/>
-        </w:pBdr>
-        <w:spacing w:after="80" w:line="300"/>
-      </w:pPr>
-      <w:r>
-        <w:rPr>
-          <w:color w:val="1E7B34"/>
-          <w:sz w:val="23"/>
-          <w:szCs w:val="23"/>
-        </w:rPr>
-        <w:t xml:space="preserve">La libertad de cada agente va en proporción al riesgo y a su historial; nada sube de nivel sin datos.</w:t>
+        <w:spacing w:after="80" w:line="300"/>
+      </w:pPr>
+      <w:r>
+        <w:rPr>
+          <w:color w:val="1E7B34"/>
+          <w:sz w:val="23"/>
+          <w:szCs w:val="23"/>
+        </w:rPr>
+        <w:t xml:space="preserve">Da la ficha de cada agente: qué hace, qué modelo usa, cuántos tokens gasta, cuánto tarda y cuánto cuesta.</w:t>
+      </w:r>
+    </w:p>
+    <w:p>
+      <w:pPr>
+        <w:pStyle w:val="ListParagraph"/>
+        <w:numPr>
+          <w:ilvl w:val="0"/>
+          <w:numId w:val="3"/>
+        </w:numPr>
+        <w:spacing w:after="80" w:line="300"/>
+      </w:pPr>
+      <w:r>
+        <w:rPr>
+          <w:color w:val="1E7B34"/>
+          <w:sz w:val="23"/>
+          <w:szCs w:val="23"/>
+        </w:rPr>
+        <w:t xml:space="preserve">Los agentes son nuestros trabajadores autónomos: hay que saber qué problemas tienen, con qué conocimiento trabajan y si son rentables.</w:t>
       </w:r>
     </w:p>
     <w:p>
@@ -3317,60 +3000,51 @@
           <w:ilvl w:val="0"/>
           <w:numId w:val="3"/>
         </w:numPr>
-        <w:pBdr>
-          <w:left w:val="single" w:color="1E7B34" w:sz="18" w:space="8"/>
-        </w:pBdr>
-        <w:spacing w:after="80" w:line="300"/>
-      </w:pPr>
-      <w:r>
-        <w:rPr>
-          <w:color w:val="1E7B34"/>
-          <w:sz w:val="23"/>
-          <w:szCs w:val="23"/>
-        </w:rPr>
-        <w:t xml:space="preserve">L0 sugiere, L1 propone, L2 decide dentro de los guardrails y L3 decide y ejecuta.</w:t>
-      </w:r>
-    </w:p>
-    <w:p>
-      <w:pPr>
-        <w:pStyle w:val="ListParagraph"/>
-        <w:numPr>
-          <w:ilvl w:val="0"/>
-          <w:numId w:val="3"/>
-        </w:numPr>
-        <w:pBdr>
-          <w:left w:val="single" w:color="1E7B34" w:sz="18" w:space="8"/>
-        </w:pBdr>
-        <w:spacing w:after="80" w:line="300"/>
-      </w:pPr>
-      <w:r>
-        <w:rPr>
-          <w:color w:val="1E7B34"/>
-          <w:sz w:val="23"/>
-          <w:szCs w:val="23"/>
-        </w:rPr>
-        <w:t xml:space="preserve">Cada cambio de nivel queda registrado con su motivo y quién lo aprobó.</w:t>
-      </w:r>
-    </w:p>
-    <w:p>
-      <w:pPr>
-        <w:pStyle w:val="ListParagraph"/>
-        <w:numPr>
-          <w:ilvl w:val="0"/>
-          <w:numId w:val="3"/>
-        </w:numPr>
-        <w:pBdr>
-          <w:left w:val="single" w:color="1E7B34" w:sz="18" w:space="8"/>
-        </w:pBdr>
-        <w:spacing w:after="80" w:line="300"/>
-      </w:pPr>
-      <w:r>
-        <w:rPr>
-          <w:color w:val="1E7B34"/>
-          <w:sz w:val="23"/>
-          <w:szCs w:val="23"/>
-        </w:rPr>
-        <w:t xml:space="preserve">Si los tramitadores corrigen más del 3 % de las decisiones de un agente, baja de nivel.</w:t>
+        <w:spacing w:after="80" w:line="300"/>
+      </w:pPr>
+      <w:r>
+        <w:rPr>
+          <w:color w:val="1E7B34"/>
+          <w:sz w:val="23"/>
+          <w:szCs w:val="23"/>
+        </w:rPr>
+        <w:t xml:space="preserve">Cada agente tiene identidad propia, un responsable y permisos mínimos: qué puede hacer y qué no.</w:t>
+      </w:r>
+    </w:p>
+    <w:p>
+      <w:pPr>
+        <w:pStyle w:val="ListParagraph"/>
+        <w:numPr>
+          <w:ilvl w:val="0"/>
+          <w:numId w:val="3"/>
+        </w:numPr>
+        <w:spacing w:after="80" w:line="300"/>
+      </w:pPr>
+      <w:r>
+        <w:rPr>
+          <w:color w:val="1E7B34"/>
+          <w:sz w:val="23"/>
+          <w:szCs w:val="23"/>
+        </w:rPr>
+        <w:t xml:space="preserve">Muestra su configuración, sus guardrails y topes, su coste y sus tokens.</w:t>
+      </w:r>
+    </w:p>
+    <w:p>
+      <w:pPr>
+        <w:pStyle w:val="ListParagraph"/>
+        <w:numPr>
+          <w:ilvl w:val="0"/>
+          <w:numId w:val="3"/>
+        </w:numPr>
+        <w:spacing w:after="80" w:line="300"/>
+      </w:pPr>
+      <w:r>
+        <w:rPr>
+          <w:color w:val="1E7B34"/>
+          <w:sz w:val="23"/>
+          <w:szCs w:val="23"/>
+        </w:rPr>
+        <w:t xml:space="preserve">Una tabla compara su comportamiento con cada modelo: precisión, escalados, coste y latencia.</w:t>
       </w:r>
     </w:p>
     <w:p>
@@ -3396,39 +3070,33 @@
           <w:ilvl w:val="0"/>
           <w:numId w:val="3"/>
         </w:numPr>
-        <w:pBdr>
-          <w:left w:val="single" w:color="1E7B34" w:sz="18" w:space="8"/>
-        </w:pBdr>
-        <w:spacing w:after="80" w:line="300"/>
-      </w:pPr>
-      <w:r>
-        <w:rPr>
-          <w:color w:val="1E7B34"/>
-          <w:sz w:val="23"/>
-          <w:szCs w:val="23"/>
-        </w:rPr>
-        <w:t xml:space="preserve">Como con un tramitador nuevo: más autonomía cuando demuestra criterio y menos cuando falla.</w:t>
-      </w:r>
-    </w:p>
-    <w:p>
-      <w:pPr>
-        <w:pStyle w:val="ListParagraph"/>
-        <w:numPr>
-          <w:ilvl w:val="0"/>
-          <w:numId w:val="3"/>
-        </w:numPr>
-        <w:pBdr>
-          <w:left w:val="single" w:color="1E7B34" w:sz="18" w:space="8"/>
-        </w:pBdr>
-        <w:spacing w:after="80" w:line="300"/>
-      </w:pPr>
-      <w:r>
-        <w:rPr>
-          <w:color w:val="1E7B34"/>
-          <w:sz w:val="23"/>
-          <w:szCs w:val="23"/>
-        </w:rPr>
-        <w:t xml:space="preserve">El agente de Reglas volvió a L2 la semana en que las correcciones llegaron al 4,1 %.</w:t>
+        <w:spacing w:after="80" w:line="300"/>
+      </w:pPr>
+      <w:r>
+        <w:rPr>
+          <w:color w:val="1E7B34"/>
+          <w:sz w:val="23"/>
+          <w:szCs w:val="23"/>
+        </w:rPr>
+        <w:t xml:space="preserve">Decidimos con números qué modelo usar en cada agente.</w:t>
+      </w:r>
+    </w:p>
+    <w:p>
+      <w:pPr>
+        <w:pStyle w:val="ListParagraph"/>
+        <w:numPr>
+          <w:ilvl w:val="0"/>
+          <w:numId w:val="3"/>
+        </w:numPr>
+        <w:spacing w:after="80" w:line="300"/>
+      </w:pPr>
+      <w:r>
+        <w:rPr>
+          <w:color w:val="1E7B34"/>
+          <w:sz w:val="23"/>
+          <w:szCs w:val="23"/>
+        </w:rPr>
+        <w:t xml:space="preserve">Hoy el agente de Reglas concentra el 80 % del gasto y tiene dos bases de conocimiento con problemas.</w:t>
       </w:r>
     </w:p>
     <w:p>
@@ -3443,7 +3111,7 @@
         <w:t xml:space="preserve">Clics:</w:t>
       </w:r>
       <w:r>
-        <w:t xml:space="preserve"> niveles y cambio de Reglas L3 → L2.</w:t>
+        <w:t xml:space="preserve"> Agentes → Reglas de negocio: identidad y permisos, configuración, comportamiento según el modelo y calidad.</w:t>
       </w:r>
     </w:p>
     <w:p>
@@ -3453,7 +3121,7 @@
       </w:pPr>
       <w:bookmarkStart w:name="_Toc15" w:id="15"/>
       <w:r>
-        <w:t xml:space="preserve">Paso 10 · Guardrails (min 20:30-22)</w:t>
+        <w:t xml:space="preserve">Paso 8 · Trazabilidad (min 18:30-19:30)</w:t>
       </w:r>
       <w:bookmarkEnd w:id="15"/>
     </w:p>
@@ -3487,7 +3155,7 @@
           <w:sz w:val="23"/>
           <w:szCs w:val="23"/>
         </w:rPr>
-        <w:t xml:space="preserve">En esta pantalla vemos las doce condiciones que frenan a los agentes, con cuántas veces ha saltado cada una. Las reglas de la aseguradora siempre mandan sobre el modelo.</w:t>
+        <w:t xml:space="preserve">En esta pantalla vemos cada mensaje paso a paso, en una cascada con el tiempo, el modelo y el coste de cada agente. Mensaje a mensaje: qué ha pasado, quién lo ha decidido y cuánto ha costado.</w:t>
       </w:r>
     </w:p>
     <w:p>
@@ -3513,18 +3181,15 @@
           <w:ilvl w:val="0"/>
           <w:numId w:val="3"/>
         </w:numPr>
-        <w:pBdr>
-          <w:left w:val="single" w:color="1E7B34" w:sz="18" w:space="8"/>
-        </w:pBdr>
-        <w:spacing w:after="80" w:line="300"/>
-      </w:pPr>
-      <w:r>
-        <w:rPr>
-          <w:color w:val="1E7B34"/>
-          <w:sz w:val="23"/>
-          <w:szCs w:val="23"/>
-        </w:rPr>
-        <w:t xml:space="preserve">Garantiza que las reglas de la aseguradora mandan siempre sobre lo que diga el modelo.</w:t>
+        <w:spacing w:after="80" w:line="300"/>
+      </w:pPr>
+      <w:r>
+        <w:rPr>
+          <w:color w:val="1E7B34"/>
+          <w:sz w:val="23"/>
+          <w:szCs w:val="23"/>
+        </w:rPr>
+        <w:t xml:space="preserve">Permite seguir cada mensaje y reconstruir cualquier decisión ante una reclamación o una auditoría.</w:t>
       </w:r>
     </w:p>
     <w:p>
@@ -3550,60 +3215,51 @@
           <w:ilvl w:val="0"/>
           <w:numId w:val="3"/>
         </w:numPr>
-        <w:pBdr>
-          <w:left w:val="single" w:color="1E7B34" w:sz="18" w:space="8"/>
-        </w:pBdr>
-        <w:spacing w:after="80" w:line="300"/>
-      </w:pPr>
-      <w:r>
-        <w:rPr>
-          <w:color w:val="1E7B34"/>
-          <w:sz w:val="23"/>
-          <w:szCs w:val="23"/>
-        </w:rPr>
-        <w:t xml:space="preserve">Un guardrail se comprueba antes de ejecutar una decisión: confianza, importe, lesionados, ramo o fraude.</w:t>
-      </w:r>
-    </w:p>
-    <w:p>
-      <w:pPr>
-        <w:pStyle w:val="ListParagraph"/>
-        <w:numPr>
-          <w:ilvl w:val="0"/>
-          <w:numId w:val="3"/>
-        </w:numPr>
-        <w:pBdr>
-          <w:left w:val="single" w:color="1E7B34" w:sz="18" w:space="8"/>
-        </w:pBdr>
-        <w:spacing w:after="80" w:line="300"/>
-      </w:pPr>
-      <w:r>
-        <w:rPr>
-          <w:color w:val="1E7B34"/>
-          <w:sz w:val="23"/>
-          <w:szCs w:val="23"/>
-        </w:rPr>
-        <w:t xml:space="preserve">Cuando salta, la decisión pasa a una persona, cambia de modelo o se marca la traza.</w:t>
-      </w:r>
-    </w:p>
-    <w:p>
-      <w:pPr>
-        <w:pStyle w:val="ListParagraph"/>
-        <w:numPr>
-          <w:ilvl w:val="0"/>
-          <w:numId w:val="3"/>
-        </w:numPr>
-        <w:pBdr>
-          <w:left w:val="single" w:color="1E7B34" w:sz="18" w:space="8"/>
-        </w:pBdr>
-        <w:spacing w:after="80" w:line="300"/>
-      </w:pPr>
-      <w:r>
-        <w:rPr>
-          <w:color w:val="1E7B34"/>
-          <w:sz w:val="23"/>
-          <w:szCs w:val="23"/>
-        </w:rPr>
-        <w:t xml:space="preserve">Cada guardrail tiene su ficha, sus disparos por día y un interruptor.</w:t>
+        <w:spacing w:after="80" w:line="300"/>
+      </w:pPr>
+      <w:r>
+        <w:rPr>
+          <w:color w:val="1E7B34"/>
+          <w:sz w:val="23"/>
+          <w:szCs w:val="23"/>
+        </w:rPr>
+        <w:t xml:space="preserve">Cada mensaje es una traza con la duración, el modelo y los tokens de cada agente.</w:t>
+      </w:r>
+    </w:p>
+    <w:p>
+      <w:pPr>
+        <w:pStyle w:val="ListParagraph"/>
+        <w:numPr>
+          <w:ilvl w:val="0"/>
+          <w:numId w:val="3"/>
+        </w:numPr>
+        <w:spacing w:after="80" w:line="300"/>
+      </w:pPr>
+      <w:r>
+        <w:rPr>
+          <w:color w:val="1E7B34"/>
+          <w:sz w:val="23"/>
+          <w:szCs w:val="23"/>
+        </w:rPr>
+        <w:t xml:space="preserve">Marca los topes superados, los guardrails y las incidencias, como un error del proveedor con su reintento.</w:t>
+      </w:r>
+    </w:p>
+    <w:p>
+      <w:pPr>
+        <w:pStyle w:val="ListParagraph"/>
+        <w:numPr>
+          <w:ilvl w:val="0"/>
+          <w:numId w:val="3"/>
+        </w:numPr>
+        <w:spacing w:after="80" w:line="300"/>
+      </w:pPr>
+      <w:r>
+        <w:rPr>
+          <w:color w:val="1E7B34"/>
+          <w:sz w:val="23"/>
+          <w:szCs w:val="23"/>
+        </w:rPr>
+        <w:t xml:space="preserve">Se filtra por agente, canal, decisión o resultado.</w:t>
       </w:r>
     </w:p>
     <w:p>
@@ -3629,39 +3285,33 @@
           <w:ilvl w:val="0"/>
           <w:numId w:val="3"/>
         </w:numPr>
-        <w:pBdr>
-          <w:left w:val="single" w:color="1E7B34" w:sz="18" w:space="8"/>
-        </w:pBdr>
-        <w:spacing w:after="80" w:line="300"/>
-      </w:pPr>
-      <w:r>
-        <w:rPr>
-          <w:color w:val="1E7B34"/>
-          <w:sz w:val="23"/>
-          <w:szCs w:val="23"/>
-        </w:rPr>
-        <w:t xml:space="preserve">El guardrail de importe saltó 118 veces en 14 días y explica el 62 % de los escalados.</w:t>
-      </w:r>
-    </w:p>
-    <w:p>
-      <w:pPr>
-        <w:pStyle w:val="ListParagraph"/>
-        <w:numPr>
-          <w:ilvl w:val="0"/>
-          <w:numId w:val="3"/>
-        </w:numPr>
-        <w:pBdr>
-          <w:left w:val="single" w:color="1E7B34" w:sz="18" w:space="8"/>
-        </w:pBdr>
-        <w:spacing w:after="80" w:line="300"/>
-      </w:pPr>
-      <w:r>
-        <w:rPr>
-          <w:color w:val="1E7B34"/>
-          <w:sz w:val="23"/>
-          <w:szCs w:val="23"/>
-        </w:rPr>
-        <w:t xml:space="preserve">Cada activación o desactivación queda en el Histórico con su autor.</w:t>
+        <w:spacing w:after="80" w:line="300"/>
+      </w:pPr>
+      <w:r>
+        <w:rPr>
+          <w:color w:val="1E7B34"/>
+          <w:sz w:val="23"/>
+          <w:szCs w:val="23"/>
+        </w:rPr>
+        <w:t xml:space="preserve">La aseguradora puede demostrar cómo decidió sin preguntar a nadie.</w:t>
+      </w:r>
+    </w:p>
+    <w:p>
+      <w:pPr>
+        <w:pStyle w:val="ListParagraph"/>
+        <w:numPr>
+          <w:ilvl w:val="0"/>
+          <w:numId w:val="3"/>
+        </w:numPr>
+        <w:spacing w:after="80" w:line="300"/>
+      </w:pPr>
+      <w:r>
+        <w:rPr>
+          <w:color w:val="1E7B34"/>
+          <w:sz w:val="23"/>
+          <w:szCs w:val="23"/>
+        </w:rPr>
+        <w:t xml:space="preserve">Los fallos del proveedor no llegan al cliente y quedan registrados.</w:t>
       </w:r>
     </w:p>
     <w:p>
@@ -3676,7 +3326,7 @@
         <w:t xml:space="preserve">Clics:</w:t>
       </w:r>
       <w:r>
-        <w:t xml:space="preserve"> fichas de G-04 (lesionados, MSG-A-08) y G-02 (importe); interruptor de G-09.</w:t>
+        <w:t xml:space="preserve"> traza de MSG-A-08 (la más cara del lote) y de MSG-A-10 (error 429 con reintento); filtro «Con intervención humana».</w:t>
       </w:r>
     </w:p>
     <w:p>
@@ -3686,7 +3336,7 @@
       </w:pPr>
       <w:bookmarkStart w:name="_Toc16" w:id="16"/>
       <w:r>
-        <w:t xml:space="preserve">Paso 11 · Intervención humana: MSG-A-04 (min 22-24)</w:t>
+        <w:t xml:space="preserve">Paso 9 · Autonomía (min 19:30-20:30)</w:t>
       </w:r>
       <w:bookmarkEnd w:id="16"/>
     </w:p>
@@ -3720,7 +3370,7 @@
           <w:sz w:val="23"/>
           <w:szCs w:val="23"/>
         </w:rPr>
-        <w:t xml:space="preserve">En esta pantalla vemos la cola de lo que escalan los agentes, quién lo revisa y cuánto tarda. Una aprobación de 10 segundos es solo una firma: por eso medimos si la revisión es real.</w:t>
+        <w:t xml:space="preserve">En esta pantalla vemos en qué nivel está cada agente, de L0 a L3, y el registro de cada cambio de nivel. Una autonomía graduada y con límites claros.</w:t>
       </w:r>
     </w:p>
     <w:p>
@@ -3746,18 +3396,15 @@
           <w:ilvl w:val="0"/>
           <w:numId w:val="3"/>
         </w:numPr>
-        <w:pBdr>
-          <w:left w:val="single" w:color="1E7B34" w:sz="18" w:space="8"/>
-        </w:pBdr>
-        <w:spacing w:after="80" w:line="300"/>
-      </w:pPr>
-      <w:r>
-        <w:rPr>
-          <w:color w:val="1E7B34"/>
-          <w:sz w:val="23"/>
-          <w:szCs w:val="23"/>
-        </w:rPr>
-        <w:t xml:space="preserve">Demuestra que la revisión humana es real y que nadie firma sin mirar.</w:t>
+        <w:spacing w:after="80" w:line="300"/>
+      </w:pPr>
+      <w:r>
+        <w:rPr>
+          <w:color w:val="1E7B34"/>
+          <w:sz w:val="23"/>
+          <w:szCs w:val="23"/>
+        </w:rPr>
+        <w:t xml:space="preserve">La libertad de cada agente va en proporción al riesgo y a su historial; nada sube de nivel sin datos.</w:t>
       </w:r>
     </w:p>
     <w:p>
@@ -3783,60 +3430,51 @@
           <w:ilvl w:val="0"/>
           <w:numId w:val="3"/>
         </w:numPr>
-        <w:pBdr>
-          <w:left w:val="single" w:color="1E7B34" w:sz="18" w:space="8"/>
-        </w:pBdr>
-        <w:spacing w:after="80" w:line="300"/>
-      </w:pPr>
-      <w:r>
-        <w:rPr>
-          <w:color w:val="1E7B34"/>
-          <w:sz w:val="23"/>
-          <w:szCs w:val="23"/>
-        </w:rPr>
-        <w:t xml:space="preserve">Cada caso escalado entra en una cola con su motivo, su estado y su revisor.</w:t>
-      </w:r>
-    </w:p>
-    <w:p>
-      <w:pPr>
-        <w:pStyle w:val="ListParagraph"/>
-        <w:numPr>
-          <w:ilvl w:val="0"/>
-          <w:numId w:val="3"/>
-        </w:numPr>
-        <w:pBdr>
-          <w:left w:val="single" w:color="1E7B34" w:sz="18" w:space="8"/>
-        </w:pBdr>
-        <w:spacing w:after="80" w:line="300"/>
-      </w:pPr>
-      <w:r>
-        <w:rPr>
-          <w:color w:val="1E7B34"/>
-          <w:sz w:val="23"/>
-          <w:szCs w:val="23"/>
-        </w:rPr>
-        <w:t xml:space="preserve">Si un tramitador cambia la decisión del agente, es un override y queda registrado con su motivo.</w:t>
-      </w:r>
-    </w:p>
-    <w:p>
-      <w:pPr>
-        <w:pStyle w:val="ListParagraph"/>
-        <w:numPr>
-          <w:ilvl w:val="0"/>
-          <w:numId w:val="3"/>
-        </w:numPr>
-        <w:pBdr>
-          <w:left w:val="single" w:color="1E7B34" w:sz="18" w:space="8"/>
-        </w:pBdr>
-        <w:spacing w:after="80" w:line="300"/>
-      </w:pPr>
-      <w:r>
-        <w:rPr>
-          <w:color w:val="1E7B34"/>
-          <w:sz w:val="23"/>
-          <w:szCs w:val="23"/>
-        </w:rPr>
-        <w:t xml:space="preserve">El panel mide cuánto tarda cada tramitador y qué aprobaciones se firman en menos de 30 segundos.</w:t>
+        <w:spacing w:after="80" w:line="300"/>
+      </w:pPr>
+      <w:r>
+        <w:rPr>
+          <w:color w:val="1E7B34"/>
+          <w:sz w:val="23"/>
+          <w:szCs w:val="23"/>
+        </w:rPr>
+        <w:t xml:space="preserve">L0 sugiere, L1 propone, L2 decide dentro de los guardrails y L3 decide y ejecuta.</w:t>
+      </w:r>
+    </w:p>
+    <w:p>
+      <w:pPr>
+        <w:pStyle w:val="ListParagraph"/>
+        <w:numPr>
+          <w:ilvl w:val="0"/>
+          <w:numId w:val="3"/>
+        </w:numPr>
+        <w:spacing w:after="80" w:line="300"/>
+      </w:pPr>
+      <w:r>
+        <w:rPr>
+          <w:color w:val="1E7B34"/>
+          <w:sz w:val="23"/>
+          <w:szCs w:val="23"/>
+        </w:rPr>
+        <w:t xml:space="preserve">Cada cambio de nivel queda registrado con su motivo y quién lo aprobó.</w:t>
+      </w:r>
+    </w:p>
+    <w:p>
+      <w:pPr>
+        <w:pStyle w:val="ListParagraph"/>
+        <w:numPr>
+          <w:ilvl w:val="0"/>
+          <w:numId w:val="3"/>
+        </w:numPr>
+        <w:spacing w:after="80" w:line="300"/>
+      </w:pPr>
+      <w:r>
+        <w:rPr>
+          <w:color w:val="1E7B34"/>
+          <w:sz w:val="23"/>
+          <w:szCs w:val="23"/>
+        </w:rPr>
+        <w:t xml:space="preserve">Si los tramitadores corrigen más del 3 % de las decisiones de un agente, baja de nivel.</w:t>
       </w:r>
     </w:p>
     <w:p>
@@ -3862,39 +3500,33 @@
           <w:ilvl w:val="0"/>
           <w:numId w:val="3"/>
         </w:numPr>
-        <w:pBdr>
-          <w:left w:val="single" w:color="1E7B34" w:sz="18" w:space="8"/>
-        </w:pBdr>
-        <w:spacing w:after="80" w:line="300"/>
-      </w:pPr>
-      <w:r>
-        <w:rPr>
-          <w:color w:val="1E7B34"/>
-          <w:sz w:val="23"/>
-          <w:szCs w:val="23"/>
-        </w:rPr>
-        <w:t xml:space="preserve">La cola demuestra que decidió una persona, con nombre y hora.</w:t>
-      </w:r>
-    </w:p>
-    <w:p>
-      <w:pPr>
-        <w:pStyle w:val="ListParagraph"/>
-        <w:numPr>
-          <w:ilvl w:val="0"/>
-          <w:numId w:val="3"/>
-        </w:numPr>
-        <w:pBdr>
-          <w:left w:val="single" w:color="1E7B34" w:sz="18" w:space="8"/>
-        </w:pBdr>
-        <w:spacing w:after="80" w:line="300"/>
-      </w:pPr>
-      <w:r>
-        <w:rPr>
-          <w:color w:val="1E7B34"/>
-          <w:sz w:val="23"/>
-          <w:szCs w:val="23"/>
-        </w:rPr>
-        <w:t xml:space="preserve">El 3,3 % de las aprobaciones se firma en menos de 30 segundos; dos tramitadores aún no tienen la formación en IA.</w:t>
+        <w:spacing w:after="80" w:line="300"/>
+      </w:pPr>
+      <w:r>
+        <w:rPr>
+          <w:color w:val="1E7B34"/>
+          <w:sz w:val="23"/>
+          <w:szCs w:val="23"/>
+        </w:rPr>
+        <w:t xml:space="preserve">Como con un tramitador nuevo: más autonomía cuando demuestra criterio y menos cuando falla.</w:t>
+      </w:r>
+    </w:p>
+    <w:p>
+      <w:pPr>
+        <w:pStyle w:val="ListParagraph"/>
+        <w:numPr>
+          <w:ilvl w:val="0"/>
+          <w:numId w:val="3"/>
+        </w:numPr>
+        <w:spacing w:after="80" w:line="300"/>
+      </w:pPr>
+      <w:r>
+        <w:rPr>
+          <w:color w:val="1E7B34"/>
+          <w:sz w:val="23"/>
+          <w:szCs w:val="23"/>
+        </w:rPr>
+        <w:t xml:space="preserve">El agente de Reglas volvió a L2 la semana en que las correcciones llegaron al 4,1 %.</w:t>
       </w:r>
     </w:p>
     <w:p>
@@ -3909,7 +3541,7 @@
         <w:t xml:space="preserve">Clics:</w:t>
       </w:r>
       <w:r>
-        <w:t xml:space="preserve"> cola de revisión → traza de MSG-A-04 (override de L. Prieto: el hijo sí estaba declarado); calidad de la revisión y M-10.</w:t>
+        <w:t xml:space="preserve"> niveles y cambio de Reglas L3 → L2.</w:t>
       </w:r>
     </w:p>
     <w:p>
@@ -3919,7 +3551,7 @@
       </w:pPr>
       <w:bookmarkStart w:name="_Toc17" w:id="17"/>
       <w:r>
-        <w:t xml:space="preserve">Paso 12 · Fraude: MSG-A-13, MSG-A-09 y MSG-A-02 (min 24-26)</w:t>
+        <w:t xml:space="preserve">Paso 10 · Guardrails (min 20:30-22)</w:t>
       </w:r>
       <w:bookmarkEnd w:id="17"/>
     </w:p>
@@ -3953,7 +3585,7 @@
           <w:sz w:val="23"/>
           <w:szCs w:val="23"/>
         </w:rPr>
-        <w:t xml:space="preserve">En esta pantalla vemos cada aviso del lote con su puntuación de fraude, los casos que van a la Unidad de Investigación y los pagos retenidos. El indicio no acusa: prioriza, y la decisión la toma una persona.</w:t>
+        <w:t xml:space="preserve">En esta pantalla vemos las doce condiciones que frenan a los agentes, con cuántas veces ha saltado cada una. Las reglas de la aseguradora siempre mandan sobre el modelo.</w:t>
       </w:r>
     </w:p>
     <w:p>
@@ -3979,39 +3611,15 @@
           <w:ilvl w:val="0"/>
           <w:numId w:val="3"/>
         </w:numPr>
-        <w:pBdr>
-          <w:left w:val="single" w:color="1E7B34" w:sz="18" w:space="8"/>
-        </w:pBdr>
-        <w:spacing w:after="80" w:line="300"/>
-      </w:pPr>
-      <w:r>
-        <w:rPr>
-          <w:color w:val="1E7B34"/>
-          <w:sz w:val="23"/>
-          <w:szCs w:val="23"/>
-        </w:rPr>
-        <w:t xml:space="preserve">Puntúa cada mensaje según los patrones de fraude que la compañía ya tiene identificados.</w:t>
-      </w:r>
-    </w:p>
-    <w:p>
-      <w:pPr>
-        <w:pStyle w:val="ListParagraph"/>
-        <w:numPr>
-          <w:ilvl w:val="0"/>
-          <w:numId w:val="3"/>
-        </w:numPr>
-        <w:pBdr>
-          <w:left w:val="single" w:color="1E7B34" w:sz="18" w:space="8"/>
-        </w:pBdr>
-        <w:spacing w:after="80" w:line="300"/>
-      </w:pPr>
-      <w:r>
-        <w:rPr>
-          <w:color w:val="1E7B34"/>
-          <w:sz w:val="23"/>
-          <w:szCs w:val="23"/>
-        </w:rPr>
-        <w:t xml:space="preserve">Frena el pago dudoso sin bloquear al cliente que no ha hecho nada.</w:t>
+        <w:spacing w:after="80" w:line="300"/>
+      </w:pPr>
+      <w:r>
+        <w:rPr>
+          <w:color w:val="1E7B34"/>
+          <w:sz w:val="23"/>
+          <w:szCs w:val="23"/>
+        </w:rPr>
+        <w:t xml:space="preserve">Garantiza que las reglas de la aseguradora mandan siempre sobre lo que diga el modelo.</w:t>
       </w:r>
     </w:p>
     <w:p>
@@ -4037,60 +3645,51 @@
           <w:ilvl w:val="0"/>
           <w:numId w:val="3"/>
         </w:numPr>
-        <w:pBdr>
-          <w:left w:val="single" w:color="1E7B34" w:sz="18" w:space="8"/>
-        </w:pBdr>
-        <w:spacing w:after="80" w:line="300"/>
-      </w:pPr>
-      <w:r>
-        <w:rPr>
-          <w:color w:val="1E7B34"/>
-          <w:sz w:val="23"/>
-          <w:szCs w:val="23"/>
-        </w:rPr>
-        <w:t xml:space="preserve">Combina lo que entiende la IA del relato, el histórico de pólizas y siniestros, y reglas deterministas.</w:t>
-      </w:r>
-    </w:p>
-    <w:p>
-      <w:pPr>
-        <w:pStyle w:val="ListParagraph"/>
-        <w:numPr>
-          <w:ilvl w:val="0"/>
-          <w:numId w:val="3"/>
-        </w:numPr>
-        <w:pBdr>
-          <w:left w:val="single" w:color="1E7B34" w:sz="18" w:space="8"/>
-        </w:pBdr>
-        <w:spacing w:after="80" w:line="300"/>
-      </w:pPr>
-      <w:r>
-        <w:rPr>
-          <w:color w:val="1E7B34"/>
-          <w:sz w:val="23"/>
-          <w:szCs w:val="23"/>
-        </w:rPr>
-        <w:t xml:space="preserve">Puntuación de 0 a 100: por debajo de 40 se registra, entre 40 y 69 se retiene el pago y desde 70 va a la SIU.</w:t>
-      </w:r>
-    </w:p>
-    <w:p>
-      <w:pPr>
-        <w:pStyle w:val="ListParagraph"/>
-        <w:numPr>
-          <w:ilvl w:val="0"/>
-          <w:numId w:val="3"/>
-        </w:numPr>
-        <w:pBdr>
-          <w:left w:val="single" w:color="1E7B34" w:sz="18" w:space="8"/>
-        </w:pBdr>
-        <w:spacing w:after="80" w:line="300"/>
-      </w:pPr>
-      <w:r>
-        <w:rPr>
-          <w:color w:val="1E7B34"/>
-          <w:sz w:val="23"/>
-          <w:szCs w:val="23"/>
-        </w:rPr>
-        <w:t xml:space="preserve">El histórico también resta: un contraindicio baja la puntuación.</w:t>
+        <w:spacing w:after="80" w:line="300"/>
+      </w:pPr>
+      <w:r>
+        <w:rPr>
+          <w:color w:val="1E7B34"/>
+          <w:sz w:val="23"/>
+          <w:szCs w:val="23"/>
+        </w:rPr>
+        <w:t xml:space="preserve">Un guardrail se comprueba antes de ejecutar una decisión: confianza, importe, lesionados, ramo o fraude.</w:t>
+      </w:r>
+    </w:p>
+    <w:p>
+      <w:pPr>
+        <w:pStyle w:val="ListParagraph"/>
+        <w:numPr>
+          <w:ilvl w:val="0"/>
+          <w:numId w:val="3"/>
+        </w:numPr>
+        <w:spacing w:after="80" w:line="300"/>
+      </w:pPr>
+      <w:r>
+        <w:rPr>
+          <w:color w:val="1E7B34"/>
+          <w:sz w:val="23"/>
+          <w:szCs w:val="23"/>
+        </w:rPr>
+        <w:t xml:space="preserve">Cuando salta, la decisión pasa a una persona, cambia de modelo o se marca la traza.</w:t>
+      </w:r>
+    </w:p>
+    <w:p>
+      <w:pPr>
+        <w:pStyle w:val="ListParagraph"/>
+        <w:numPr>
+          <w:ilvl w:val="0"/>
+          <w:numId w:val="3"/>
+        </w:numPr>
+        <w:spacing w:after="80" w:line="300"/>
+      </w:pPr>
+      <w:r>
+        <w:rPr>
+          <w:color w:val="1E7B34"/>
+          <w:sz w:val="23"/>
+          <w:szCs w:val="23"/>
+        </w:rPr>
+        <w:t xml:space="preserve">Cada guardrail tiene su ficha, sus disparos por día y un interruptor.</w:t>
       </w:r>
     </w:p>
     <w:p>
@@ -4116,60 +3715,33 @@
           <w:ilvl w:val="0"/>
           <w:numId w:val="3"/>
         </w:numPr>
-        <w:pBdr>
-          <w:left w:val="single" w:color="1E7B34" w:sz="18" w:space="8"/>
-        </w:pBdr>
-        <w:spacing w:after="80" w:line="300"/>
-      </w:pPr>
-      <w:r>
-        <w:rPr>
-          <w:color w:val="1E7B34"/>
-          <w:sz w:val="23"/>
-          <w:szCs w:val="23"/>
-        </w:rPr>
-        <w:t xml:space="preserve">Ningún siniestro se rechaza solo y el cliente nunca ve el indicio.</w:t>
-      </w:r>
-    </w:p>
-    <w:p>
-      <w:pPr>
-        <w:pStyle w:val="ListParagraph"/>
-        <w:numPr>
-          <w:ilvl w:val="0"/>
-          <w:numId w:val="3"/>
-        </w:numPr>
-        <w:pBdr>
-          <w:left w:val="single" w:color="1E7B34" w:sz="18" w:space="8"/>
-        </w:pBdr>
-        <w:spacing w:after="80" w:line="300"/>
-      </w:pPr>
-      <w:r>
-        <w:rPr>
-          <w:color w:val="1E7B34"/>
-          <w:sz w:val="23"/>
-          <w:szCs w:val="23"/>
-        </w:rPr>
-        <w:t xml:space="preserve">Hay 2.080 € retenidos, con un tope que vigila ese dinero.</w:t>
-      </w:r>
-    </w:p>
-    <w:p>
-      <w:pPr>
-        <w:pStyle w:val="ListParagraph"/>
-        <w:numPr>
-          <w:ilvl w:val="0"/>
-          <w:numId w:val="3"/>
-        </w:numPr>
-        <w:pBdr>
-          <w:left w:val="single" w:color="1E7B34" w:sz="18" w:space="8"/>
-        </w:pBdr>
-        <w:spacing w:after="80" w:line="300"/>
-      </w:pPr>
-      <w:r>
-        <w:rPr>
-          <w:color w:val="1E7B34"/>
-          <w:sz w:val="23"/>
-          <w:szCs w:val="23"/>
-        </w:rPr>
-        <w:t xml:space="preserve">Con un 76 % de falsos positivos, un indicador solo nunca decide.</w:t>
+        <w:spacing w:after="80" w:line="300"/>
+      </w:pPr>
+      <w:r>
+        <w:rPr>
+          <w:color w:val="1E7B34"/>
+          <w:sz w:val="23"/>
+          <w:szCs w:val="23"/>
+        </w:rPr>
+        <w:t xml:space="preserve">El guardrail de importe saltó 118 veces en 14 días y explica el 62 % de los escalados.</w:t>
+      </w:r>
+    </w:p>
+    <w:p>
+      <w:pPr>
+        <w:pStyle w:val="ListParagraph"/>
+        <w:numPr>
+          <w:ilvl w:val="0"/>
+          <w:numId w:val="3"/>
+        </w:numPr>
+        <w:spacing w:after="80" w:line="300"/>
+      </w:pPr>
+      <w:r>
+        <w:rPr>
+          <w:color w:val="1E7B34"/>
+          <w:sz w:val="23"/>
+          <w:szCs w:val="23"/>
+        </w:rPr>
+        <w:t xml:space="preserve">Cada activación o desactivación queda en el Histórico con su autor.</w:t>
       </w:r>
     </w:p>
     <w:p>
@@ -4184,7 +3756,7 @@
         <w:t xml:space="preserve">Clics:</w:t>
       </w:r>
       <w:r>
-        <w:t xml:space="preserve"> caso MSG-A-13 (score 90, SIU), MSG-A-09 y MSG-A-02 (cuenta compartida, mapa de relaciones) y MSG-A-04 (contraindicio).</w:t>
+        <w:t xml:space="preserve"> fichas de G-04 (lesionados, MSG-A-08) y G-02 (importe); interruptor de G-09.</w:t>
       </w:r>
     </w:p>
     <w:p>
@@ -4194,7 +3766,7 @@
       </w:pPr>
       <w:bookmarkStart w:name="_Toc18" w:id="18"/>
       <w:r>
-        <w:t xml:space="preserve">Paso 13 · Razonamiento y replay (min 26-27:30)</w:t>
+        <w:t xml:space="preserve">Paso 11 · Intervención humana: MSG-A-04 (min 22-24)</w:t>
       </w:r>
       <w:bookmarkEnd w:id="18"/>
     </w:p>
@@ -4228,7 +3800,7 @@
           <w:sz w:val="23"/>
           <w:szCs w:val="23"/>
         </w:rPr>
-        <w:t xml:space="preserve">En esta pantalla vemos cómo llegó cada agente a su resultado y repetimos una traza real con otro modelo. Auditamos lo que ha pasado y probamos antes de cambiar nada.</w:t>
+        <w:t xml:space="preserve">En esta pantalla vemos la cola de lo que escalan los agentes, quién lo revisa y cuánto tarda. Una aprobación de 10 segundos es solo una firma: por eso medimos si la revisión es real.</w:t>
       </w:r>
     </w:p>
     <w:p>
@@ -4254,18 +3826,15 @@
           <w:ilvl w:val="0"/>
           <w:numId w:val="3"/>
         </w:numPr>
-        <w:pBdr>
-          <w:left w:val="single" w:color="1E7B34" w:sz="18" w:space="8"/>
-        </w:pBdr>
-        <w:spacing w:after="80" w:line="300"/>
-      </w:pPr>
-      <w:r>
-        <w:rPr>
-          <w:color w:val="1E7B34"/>
-          <w:sz w:val="23"/>
-          <w:szCs w:val="23"/>
-        </w:rPr>
-        <w:t xml:space="preserve">Permite probar cualquier cambio con casos reales antes de que llegue al cliente.</w:t>
+        <w:spacing w:after="80" w:line="300"/>
+      </w:pPr>
+      <w:r>
+        <w:rPr>
+          <w:color w:val="1E7B34"/>
+          <w:sz w:val="23"/>
+          <w:szCs w:val="23"/>
+        </w:rPr>
+        <w:t xml:space="preserve">Demuestra que la revisión humana es real y que nadie firma sin mirar.</w:t>
       </w:r>
     </w:p>
     <w:p>
@@ -4291,60 +3860,51 @@
           <w:ilvl w:val="0"/>
           <w:numId w:val="3"/>
         </w:numPr>
-        <w:pBdr>
-          <w:left w:val="single" w:color="1E7B34" w:sz="18" w:space="8"/>
-        </w:pBdr>
-        <w:spacing w:after="80" w:line="300"/>
-      </w:pPr>
-      <w:r>
-        <w:rPr>
-          <w:color w:val="1E7B34"/>
-          <w:sz w:val="23"/>
-          <w:szCs w:val="23"/>
-        </w:rPr>
-        <w:t xml:space="preserve">El razonamiento se ve agente por agente: qué recibió, qué frases usó y qué entregó.</w:t>
-      </w:r>
-    </w:p>
-    <w:p>
-      <w:pPr>
-        <w:pStyle w:val="ListParagraph"/>
-        <w:numPr>
-          <w:ilvl w:val="0"/>
-          <w:numId w:val="3"/>
-        </w:numPr>
-        <w:pBdr>
-          <w:left w:val="single" w:color="1E7B34" w:sz="18" w:space="8"/>
-        </w:pBdr>
-        <w:spacing w:after="80" w:line="300"/>
-      </w:pPr>
-      <w:r>
-        <w:rPr>
-          <w:color w:val="1E7B34"/>
-          <w:sz w:val="23"/>
-          <w:szCs w:val="23"/>
-        </w:rPr>
-        <w:t xml:space="preserve">No es la cadena de pensamiento del modelo: es el registro estructurado con sus citas.</w:t>
-      </w:r>
-    </w:p>
-    <w:p>
-      <w:pPr>
-        <w:pStyle w:val="ListParagraph"/>
-        <w:numPr>
-          <w:ilvl w:val="0"/>
-          <w:numId w:val="3"/>
-        </w:numPr>
-        <w:pBdr>
-          <w:left w:val="single" w:color="1E7B34" w:sz="18" w:space="8"/>
-        </w:pBdr>
-        <w:spacing w:after="80" w:line="300"/>
-      </w:pPr>
-      <w:r>
-        <w:rPr>
-          <w:color w:val="1E7B34"/>
-          <w:sz w:val="23"/>
-          <w:szCs w:val="23"/>
-        </w:rPr>
-        <w:t xml:space="preserve">El replay repite una traza en modo idéntico o cambiando el modelo o el prompt, y enseña la diferencia.</w:t>
+        <w:spacing w:after="80" w:line="300"/>
+      </w:pPr>
+      <w:r>
+        <w:rPr>
+          <w:color w:val="1E7B34"/>
+          <w:sz w:val="23"/>
+          <w:szCs w:val="23"/>
+        </w:rPr>
+        <w:t xml:space="preserve">Cada caso escalado entra en una cola con su motivo, su estado y su revisor.</w:t>
+      </w:r>
+    </w:p>
+    <w:p>
+      <w:pPr>
+        <w:pStyle w:val="ListParagraph"/>
+        <w:numPr>
+          <w:ilvl w:val="0"/>
+          <w:numId w:val="3"/>
+        </w:numPr>
+        <w:spacing w:after="80" w:line="300"/>
+      </w:pPr>
+      <w:r>
+        <w:rPr>
+          <w:color w:val="1E7B34"/>
+          <w:sz w:val="23"/>
+          <w:szCs w:val="23"/>
+        </w:rPr>
+        <w:t xml:space="preserve">Si un tramitador cambia la decisión del agente, es un override y queda registrado con su motivo.</w:t>
+      </w:r>
+    </w:p>
+    <w:p>
+      <w:pPr>
+        <w:pStyle w:val="ListParagraph"/>
+        <w:numPr>
+          <w:ilvl w:val="0"/>
+          <w:numId w:val="3"/>
+        </w:numPr>
+        <w:spacing w:after="80" w:line="300"/>
+      </w:pPr>
+      <w:r>
+        <w:rPr>
+          <w:color w:val="1E7B34"/>
+          <w:sz w:val="23"/>
+          <w:szCs w:val="23"/>
+        </w:rPr>
+        <w:t xml:space="preserve">El panel mide cuánto tarda cada tramitador y qué aprobaciones se firman en menos de 30 segundos.</w:t>
       </w:r>
     </w:p>
     <w:p>
@@ -4370,39 +3930,33 @@
           <w:ilvl w:val="0"/>
           <w:numId w:val="3"/>
         </w:numPr>
-        <w:pBdr>
-          <w:left w:val="single" w:color="1E7B34" w:sz="18" w:space="8"/>
-        </w:pBdr>
-        <w:spacing w:after="80" w:line="300"/>
-      </w:pPr>
-      <w:r>
-        <w:rPr>
-          <w:color w:val="1E7B34"/>
-          <w:sz w:val="23"/>
-          <w:szCs w:val="23"/>
-        </w:rPr>
-        <w:t xml:space="preserve">Pasar Reglas a gpt-5-mini mantuvo la decisión con un 82 % menos de coste.</w:t>
-      </w:r>
-    </w:p>
-    <w:p>
-      <w:pPr>
-        <w:pStyle w:val="ListParagraph"/>
-        <w:numPr>
-          <w:ilvl w:val="0"/>
-          <w:numId w:val="3"/>
-        </w:numPr>
-        <w:pBdr>
-          <w:left w:val="single" w:color="1E7B34" w:sz="18" w:space="8"/>
-        </w:pBdr>
-        <w:spacing w:after="80" w:line="300"/>
-      </w:pPr>
-      <w:r>
-        <w:rPr>
-          <w:color w:val="1E7B34"/>
-          <w:sz w:val="23"/>
-          <w:szCs w:val="23"/>
-        </w:rPr>
-        <w:t xml:space="preserve">gpt-5-nano cambió un aprobado por un a revisar: el replay lo detecta antes que el cliente.</w:t>
+        <w:spacing w:after="80" w:line="300"/>
+      </w:pPr>
+      <w:r>
+        <w:rPr>
+          <w:color w:val="1E7B34"/>
+          <w:sz w:val="23"/>
+          <w:szCs w:val="23"/>
+        </w:rPr>
+        <w:t xml:space="preserve">La cola demuestra que decidió una persona, con nombre y hora.</w:t>
+      </w:r>
+    </w:p>
+    <w:p>
+      <w:pPr>
+        <w:pStyle w:val="ListParagraph"/>
+        <w:numPr>
+          <w:ilvl w:val="0"/>
+          <w:numId w:val="3"/>
+        </w:numPr>
+        <w:spacing w:after="80" w:line="300"/>
+      </w:pPr>
+      <w:r>
+        <w:rPr>
+          <w:color w:val="1E7B34"/>
+          <w:sz w:val="23"/>
+          <w:szCs w:val="23"/>
+        </w:rPr>
+        <w:t xml:space="preserve">El 3,3 % de las aprobaciones se firma en menos de 30 segundos; dos tramitadores aún no tienen la formación en IA.</w:t>
       </w:r>
     </w:p>
     <w:p>
@@ -4417,7 +3971,7 @@
         <w:t xml:space="preserve">Clics:</w:t>
       </w:r>
       <w:r>
-        <w:t xml:space="preserve"> razonamiento de MSG-A-08; replay what-if con gpt-5-mini sobre MSG-A-04 (RP-0006) e histórico de replays.</w:t>
+        <w:t xml:space="preserve"> cola de revisión → traza de MSG-A-04 (override de L. Prieto: el hijo sí estaba declarado); calidad de la revisión y M-10.</w:t>
       </w:r>
     </w:p>
     <w:p>
@@ -4427,7 +3981,7 @@
       </w:pPr>
       <w:bookmarkStart w:name="_Toc19" w:id="19"/>
       <w:r>
-        <w:t xml:space="preserve">Paso 14 · Knowledge Bases (min 27:30-29)</w:t>
+        <w:t xml:space="preserve">Paso 12 · Fraude: MSG-A-13, MSG-A-09 y MSG-A-02 (min 24-26)</w:t>
       </w:r>
       <w:bookmarkEnd w:id="19"/>
     </w:p>
@@ -4461,7 +4015,7 @@
           <w:sz w:val="23"/>
           <w:szCs w:val="23"/>
         </w:rPr>
-        <w:t xml:space="preserve">En esta pantalla vemos la salud del conocimiento que consultan los agentes, con sus métricas y sus problemas. El conocimiento también se degrada, y lo vigilamos igual que a los agentes.</w:t>
+        <w:t xml:space="preserve">En esta pantalla vemos cada aviso del lote con su puntuación de fraude, los casos que van a la Unidad de Investigación y los pagos retenidos. El indicio no acusa: prioriza, y la decisión la toma una persona.</w:t>
       </w:r>
     </w:p>
     <w:p>
@@ -4487,18 +4041,33 @@
           <w:ilvl w:val="0"/>
           <w:numId w:val="3"/>
         </w:numPr>
-        <w:pBdr>
-          <w:left w:val="single" w:color="1E7B34" w:sz="18" w:space="8"/>
-        </w:pBdr>
-        <w:spacing w:after="80" w:line="300"/>
-      </w:pPr>
-      <w:r>
-        <w:rPr>
-          <w:color w:val="1E7B34"/>
-          <w:sz w:val="23"/>
-          <w:szCs w:val="23"/>
-        </w:rPr>
-        <w:t xml:space="preserve">Mide la salud de condicionados, manuales, cuadro médico y red de talleres: un documento viejo hace decidir mal a un buen modelo.</w:t>
+        <w:spacing w:after="80" w:line="300"/>
+      </w:pPr>
+      <w:r>
+        <w:rPr>
+          <w:color w:val="1E7B34"/>
+          <w:sz w:val="23"/>
+          <w:szCs w:val="23"/>
+        </w:rPr>
+        <w:t xml:space="preserve">Puntúa cada mensaje según los patrones de fraude que la compañía ya tiene identificados.</w:t>
+      </w:r>
+    </w:p>
+    <w:p>
+      <w:pPr>
+        <w:pStyle w:val="ListParagraph"/>
+        <w:numPr>
+          <w:ilvl w:val="0"/>
+          <w:numId w:val="3"/>
+        </w:numPr>
+        <w:spacing w:after="80" w:line="300"/>
+      </w:pPr>
+      <w:r>
+        <w:rPr>
+          <w:color w:val="1E7B34"/>
+          <w:sz w:val="23"/>
+          <w:szCs w:val="23"/>
+        </w:rPr>
+        <w:t xml:space="preserve">Frena el pago dudoso sin bloquear al cliente que no ha hecho nada.</w:t>
       </w:r>
     </w:p>
     <w:p>
@@ -4524,39 +4093,51 @@
           <w:ilvl w:val="0"/>
           <w:numId w:val="3"/>
         </w:numPr>
-        <w:pBdr>
-          <w:left w:val="single" w:color="1E7B34" w:sz="18" w:space="8"/>
-        </w:pBdr>
-        <w:spacing w:after="80" w:line="300"/>
-      </w:pPr>
-      <w:r>
-        <w:rPr>
-          <w:color w:val="1E7B34"/>
-          <w:sz w:val="23"/>
-          <w:szCs w:val="23"/>
-        </w:rPr>
-        <w:t xml:space="preserve">Cada base se evalúa de forma continua contra una rúbrica, con umbrales por métrica.</w:t>
-      </w:r>
-    </w:p>
-    <w:p>
-      <w:pPr>
-        <w:pStyle w:val="ListParagraph"/>
-        <w:numPr>
-          <w:ilvl w:val="0"/>
-          <w:numId w:val="3"/>
-        </w:numPr>
-        <w:pBdr>
-          <w:left w:val="single" w:color="1E7B34" w:sz="18" w:space="8"/>
-        </w:pBdr>
-        <w:spacing w:after="80" w:line="300"/>
-      </w:pPr>
-      <w:r>
-        <w:rPr>
-          <w:color w:val="1E7B34"/>
-          <w:sz w:val="23"/>
-          <w:szCs w:val="23"/>
-        </w:rPr>
-        <w:t xml:space="preserve">Su ficha muestra configuración, fuente, sincronización, versiones y una comparativa de configuraciones.</w:t>
+        <w:spacing w:after="80" w:line="300"/>
+      </w:pPr>
+      <w:r>
+        <w:rPr>
+          <w:color w:val="1E7B34"/>
+          <w:sz w:val="23"/>
+          <w:szCs w:val="23"/>
+        </w:rPr>
+        <w:t xml:space="preserve">Combina lo que entiende la IA del relato, el histórico de pólizas y siniestros, y reglas deterministas.</w:t>
+      </w:r>
+    </w:p>
+    <w:p>
+      <w:pPr>
+        <w:pStyle w:val="ListParagraph"/>
+        <w:numPr>
+          <w:ilvl w:val="0"/>
+          <w:numId w:val="3"/>
+        </w:numPr>
+        <w:spacing w:after="80" w:line="300"/>
+      </w:pPr>
+      <w:r>
+        <w:rPr>
+          <w:color w:val="1E7B34"/>
+          <w:sz w:val="23"/>
+          <w:szCs w:val="23"/>
+        </w:rPr>
+        <w:t xml:space="preserve">Puntuación de 0 a 100: por debajo de 40 se registra, entre 40 y 69 se retiene el pago y desde 70 va a la SIU.</w:t>
+      </w:r>
+    </w:p>
+    <w:p>
+      <w:pPr>
+        <w:pStyle w:val="ListParagraph"/>
+        <w:numPr>
+          <w:ilvl w:val="0"/>
+          <w:numId w:val="3"/>
+        </w:numPr>
+        <w:spacing w:after="80" w:line="300"/>
+      </w:pPr>
+      <w:r>
+        <w:rPr>
+          <w:color w:val="1E7B34"/>
+          <w:sz w:val="23"/>
+          <w:szCs w:val="23"/>
+        </w:rPr>
+        <w:t xml:space="preserve">El histórico también resta: un contraindicio baja la puntuación.</w:t>
       </w:r>
     </w:p>
     <w:p>
@@ -4582,60 +4163,51 @@
           <w:ilvl w:val="0"/>
           <w:numId w:val="3"/>
         </w:numPr>
-        <w:pBdr>
-          <w:left w:val="single" w:color="1E7B34" w:sz="18" w:space="8"/>
-        </w:pBdr>
-        <w:spacing w:after="80" w:line="300"/>
-      </w:pPr>
-      <w:r>
-        <w:rPr>
-          <w:color w:val="1E7B34"/>
-          <w:sz w:val="23"/>
-          <w:szCs w:val="23"/>
-        </w:rPr>
-        <w:t xml:space="preserve">Con un condicionado antiguo, el agente puede aplicar una franquicia que ya no existe.</w:t>
-      </w:r>
-    </w:p>
-    <w:p>
-      <w:pPr>
-        <w:pStyle w:val="ListParagraph"/>
-        <w:numPr>
-          <w:ilvl w:val="0"/>
-          <w:numId w:val="3"/>
-        </w:numPr>
-        <w:pBdr>
-          <w:left w:val="single" w:color="1E7B34" w:sz="18" w:space="8"/>
-        </w:pBdr>
-        <w:spacing w:after="80" w:line="300"/>
-      </w:pPr>
-      <w:r>
-        <w:rPr>
-          <w:color w:val="1E7B34"/>
-          <w:sz w:val="23"/>
-          <w:szCs w:val="23"/>
-        </w:rPr>
-        <w:t xml:space="preserve">Condicionados Auto perdió 6 puntos de recall; un filtro de vigencia lo sube de 0,81 a 0,88.</w:t>
-      </w:r>
-    </w:p>
-    <w:p>
-      <w:pPr>
-        <w:pStyle w:val="ListParagraph"/>
-        <w:numPr>
-          <w:ilvl w:val="0"/>
-          <w:numId w:val="3"/>
-        </w:numPr>
-        <w:pBdr>
-          <w:left w:val="single" w:color="1E7B34" w:sz="18" w:space="8"/>
-        </w:pBdr>
-        <w:spacing w:after="80" w:line="300"/>
-      </w:pPr>
-      <w:r>
-        <w:rPr>
-          <w:color w:val="1E7B34"/>
-          <w:sz w:val="23"/>
-          <w:szCs w:val="23"/>
-        </w:rPr>
-        <w:t xml:space="preserve">El cambio solo pasa a producción si la rúbrica no empeora.</w:t>
+        <w:spacing w:after="80" w:line="300"/>
+      </w:pPr>
+      <w:r>
+        <w:rPr>
+          <w:color w:val="1E7B34"/>
+          <w:sz w:val="23"/>
+          <w:szCs w:val="23"/>
+        </w:rPr>
+        <w:t xml:space="preserve">Ningún siniestro se rechaza solo y el cliente nunca ve el indicio.</w:t>
+      </w:r>
+    </w:p>
+    <w:p>
+      <w:pPr>
+        <w:pStyle w:val="ListParagraph"/>
+        <w:numPr>
+          <w:ilvl w:val="0"/>
+          <w:numId w:val="3"/>
+        </w:numPr>
+        <w:spacing w:after="80" w:line="300"/>
+      </w:pPr>
+      <w:r>
+        <w:rPr>
+          <w:color w:val="1E7B34"/>
+          <w:sz w:val="23"/>
+          <w:szCs w:val="23"/>
+        </w:rPr>
+        <w:t xml:space="preserve">Hay 2.080 € retenidos, con un tope que vigila ese dinero.</w:t>
+      </w:r>
+    </w:p>
+    <w:p>
+      <w:pPr>
+        <w:pStyle w:val="ListParagraph"/>
+        <w:numPr>
+          <w:ilvl w:val="0"/>
+          <w:numId w:val="3"/>
+        </w:numPr>
+        <w:spacing w:after="80" w:line="300"/>
+      </w:pPr>
+      <w:r>
+        <w:rPr>
+          <w:color w:val="1E7B34"/>
+          <w:sz w:val="23"/>
+          <w:szCs w:val="23"/>
+        </w:rPr>
+        <w:t xml:space="preserve">Con un 76 % de falsos positivos, un indicador solo nunca decide.</w:t>
       </w:r>
     </w:p>
     <w:p>
@@ -4650,7 +4222,7 @@
         <w:t xml:space="preserve">Clics:</w:t>
       </w:r>
       <w:r>
-        <w:t xml:space="preserve"> KB-02 Condicionados Auto (afecta a MSG-A-01 y MSG-A-04): Salud, Fuente, Comparativa y «Aplicar»; KB-06 Red de talleres.</w:t>
+        <w:t xml:space="preserve"> caso MSG-A-13 (score 90, SIU), MSG-A-09 y MSG-A-02 (cuenta compartida, mapa de relaciones) y MSG-A-04 (contraindicio).</w:t>
       </w:r>
     </w:p>
     <w:p>
@@ -4660,7 +4232,7 @@
       </w:pPr>
       <w:bookmarkStart w:name="_Toc20" w:id="20"/>
       <w:r>
-        <w:t xml:space="preserve">Paso 15 · Cumplimiento: el termómetro (min 29-30:30)</w:t>
+        <w:t xml:space="preserve">Paso 13 · Razonamiento y replay (min 26-27:30)</w:t>
       </w:r>
       <w:bookmarkEnd w:id="20"/>
     </w:p>
@@ -4694,7 +4266,7 @@
           <w:sz w:val="23"/>
           <w:szCs w:val="23"/>
         </w:rPr>
-        <w:t xml:space="preserve">En esta pantalla vemos el termómetro normativo calculado con todas las trazas, norma a norma. La solución deja a la aseguradora en condiciones de demostrar que cumple.</w:t>
+        <w:t xml:space="preserve">En esta pantalla vemos cómo llegó cada agente a su resultado y repetimos una traza real con otro modelo. Auditamos lo que ha pasado y probamos antes de cambiar nada.</w:t>
       </w:r>
     </w:p>
     <w:p>
@@ -4720,18 +4292,15 @@
           <w:ilvl w:val="0"/>
           <w:numId w:val="3"/>
         </w:numPr>
-        <w:pBdr>
-          <w:left w:val="single" w:color="1E7B34" w:sz="18" w:space="8"/>
-        </w:pBdr>
-        <w:spacing w:after="80" w:line="300"/>
-      </w:pPr>
-      <w:r>
-        <w:rPr>
-          <w:color w:val="1E7B34"/>
-          <w:sz w:val="23"/>
-          <w:szCs w:val="23"/>
-        </w:rPr>
-        <w:t xml:space="preserve">Nos dice en qué nivel de cumplimiento estamos respecto al AI Act, el RGPD, DORA, EIOPA y Solvencia II, y qué nos falta.</w:t>
+        <w:spacing w:after="80" w:line="300"/>
+      </w:pPr>
+      <w:r>
+        <w:rPr>
+          <w:color w:val="1E7B34"/>
+          <w:sz w:val="23"/>
+          <w:szCs w:val="23"/>
+        </w:rPr>
+        <w:t xml:space="preserve">Permite probar cualquier cambio con casos reales antes de que llegue al cliente.</w:t>
       </w:r>
     </w:p>
     <w:p>
@@ -4757,60 +4326,51 @@
           <w:ilvl w:val="0"/>
           <w:numId w:val="3"/>
         </w:numPr>
-        <w:pBdr>
-          <w:left w:val="single" w:color="1E7B34" w:sz="18" w:space="8"/>
-        </w:pBdr>
-        <w:spacing w:after="80" w:line="300"/>
-      </w:pPr>
-      <w:r>
-        <w:rPr>
-          <w:color w:val="1E7B34"/>
-          <w:sz w:val="23"/>
-          <w:szCs w:val="23"/>
-        </w:rPr>
-        <w:t xml:space="preserve">Unos controles se miden en las trazas y otros se declaran con su evidencia.</w:t>
-      </w:r>
-    </w:p>
-    <w:p>
-      <w:pPr>
-        <w:pStyle w:val="ListParagraph"/>
-        <w:numPr>
-          <w:ilvl w:val="0"/>
-          <w:numId w:val="3"/>
-        </w:numPr>
-        <w:pBdr>
-          <w:left w:val="single" w:color="1E7B34" w:sz="18" w:space="8"/>
-        </w:pBdr>
-        <w:spacing w:after="80" w:line="300"/>
-      </w:pPr>
-      <w:r>
-        <w:rPr>
-          <w:color w:val="1E7B34"/>
-          <w:sz w:val="23"/>
-          <w:szCs w:val="23"/>
-        </w:rPr>
-        <w:t xml:space="preserve">Una matriz dice, artículo por artículo, qué exige la norma y cómo se resuelve.</w:t>
-      </w:r>
-    </w:p>
-    <w:p>
-      <w:pPr>
-        <w:pStyle w:val="ListParagraph"/>
-        <w:numPr>
-          <w:ilvl w:val="0"/>
-          <w:numId w:val="3"/>
-        </w:numPr>
-        <w:pBdr>
-          <w:left w:val="single" w:color="1E7B34" w:sz="18" w:space="8"/>
-        </w:pBdr>
-        <w:spacing w:after="80" w:line="300"/>
-      </w:pPr>
-      <w:r>
-        <w:rPr>
-          <w:color w:val="1E7B34"/>
-          <w:sz w:val="23"/>
-          <w:szCs w:val="23"/>
-        </w:rPr>
-        <w:t xml:space="preserve">Incluye el inventario de datos personales y la cadena de integridad del registro.</w:t>
+        <w:spacing w:after="80" w:line="300"/>
+      </w:pPr>
+      <w:r>
+        <w:rPr>
+          <w:color w:val="1E7B34"/>
+          <w:sz w:val="23"/>
+          <w:szCs w:val="23"/>
+        </w:rPr>
+        <w:t xml:space="preserve">El razonamiento se ve agente por agente: qué recibió, qué frases usó y qué entregó.</w:t>
+      </w:r>
+    </w:p>
+    <w:p>
+      <w:pPr>
+        <w:pStyle w:val="ListParagraph"/>
+        <w:numPr>
+          <w:ilvl w:val="0"/>
+          <w:numId w:val="3"/>
+        </w:numPr>
+        <w:spacing w:after="80" w:line="300"/>
+      </w:pPr>
+      <w:r>
+        <w:rPr>
+          <w:color w:val="1E7B34"/>
+          <w:sz w:val="23"/>
+          <w:szCs w:val="23"/>
+        </w:rPr>
+        <w:t xml:space="preserve">No es la cadena de pensamiento del modelo: es el registro estructurado con sus citas.</w:t>
+      </w:r>
+    </w:p>
+    <w:p>
+      <w:pPr>
+        <w:pStyle w:val="ListParagraph"/>
+        <w:numPr>
+          <w:ilvl w:val="0"/>
+          <w:numId w:val="3"/>
+        </w:numPr>
+        <w:spacing w:after="80" w:line="300"/>
+      </w:pPr>
+      <w:r>
+        <w:rPr>
+          <w:color w:val="1E7B34"/>
+          <w:sz w:val="23"/>
+          <w:szCs w:val="23"/>
+        </w:rPr>
+        <w:t xml:space="preserve">El replay repite una traza en modo idéntico o cambiando el modelo o el prompt, y enseña la diferencia.</w:t>
       </w:r>
     </w:p>
     <w:p>
@@ -4836,39 +4396,33 @@
           <w:ilvl w:val="0"/>
           <w:numId w:val="3"/>
         </w:numPr>
-        <w:pBdr>
-          <w:left w:val="single" w:color="1E7B34" w:sz="18" w:space="8"/>
-        </w:pBdr>
-        <w:spacing w:after="80" w:line="300"/>
-      </w:pPr>
-      <w:r>
-        <w:rPr>
-          <w:color w:val="1E7B34"/>
-          <w:sz w:val="23"/>
-          <w:szCs w:val="23"/>
-        </w:rPr>
-        <w:t xml:space="preserve">Hoy podemos demostrar el 87 %; los controles en ámbar son la lista de trabajo.</w:t>
-      </w:r>
-    </w:p>
-    <w:p>
-      <w:pPr>
-        <w:pStyle w:val="ListParagraph"/>
-        <w:numPr>
-          <w:ilvl w:val="0"/>
-          <w:numId w:val="3"/>
-        </w:numPr>
-        <w:pBdr>
-          <w:left w:val="single" w:color="1E7B34" w:sz="18" w:space="8"/>
-        </w:pBdr>
-        <w:spacing w:after="80" w:line="300"/>
-      </w:pPr>
-      <w:r>
-        <w:rPr>
-          <w:color w:val="1E7B34"/>
-          <w:sz w:val="23"/>
-          <w:szCs w:val="23"/>
-        </w:rPr>
-        <w:t xml:space="preserve">Un registro manipulado se detecta en el momento: no es un certificado, pero es la evidencia que necesita el DPO.</w:t>
+        <w:spacing w:after="80" w:line="300"/>
+      </w:pPr>
+      <w:r>
+        <w:rPr>
+          <w:color w:val="1E7B34"/>
+          <w:sz w:val="23"/>
+          <w:szCs w:val="23"/>
+        </w:rPr>
+        <w:t xml:space="preserve">Pasar Reglas a gpt-5-mini mantuvo la decisión con un 82 % menos de coste.</w:t>
+      </w:r>
+    </w:p>
+    <w:p>
+      <w:pPr>
+        <w:pStyle w:val="ListParagraph"/>
+        <w:numPr>
+          <w:ilvl w:val="0"/>
+          <w:numId w:val="3"/>
+        </w:numPr>
+        <w:spacing w:after="80" w:line="300"/>
+      </w:pPr>
+      <w:r>
+        <w:rPr>
+          <w:color w:val="1E7B34"/>
+          <w:sz w:val="23"/>
+          <w:szCs w:val="23"/>
+        </w:rPr>
+        <w:t xml:space="preserve">gpt-5-nano cambió un aprobado por un a revisar: el replay lo detecta antes que el cliente.</w:t>
       </w:r>
     </w:p>
     <w:p>
@@ -4883,7 +4437,7 @@
         <w:t xml:space="preserve">Clics:</w:t>
       </w:r>
       <w:r>
-        <w:t xml:space="preserve"> termómetros y matriz; inventario de datos de MSG-A-12; «Simular una alteración» y restaurar.</w:t>
+        <w:t xml:space="preserve"> razonamiento de MSG-A-08; replay what-if con gpt-5-mini sobre MSG-A-04 (RP-0006) e histórico de replays.</w:t>
       </w:r>
     </w:p>
     <w:p>
@@ -4893,7 +4447,7 @@
       </w:pPr>
       <w:bookmarkStart w:name="_Toc21" w:id="21"/>
       <w:r>
-        <w:t xml:space="preserve">Paso 16 · FinOps (min 30:30-32)</w:t>
+        <w:t xml:space="preserve">Paso 14 · Knowledge Bases (min 27:30-29)</w:t>
       </w:r>
       <w:bookmarkEnd w:id="21"/>
     </w:p>
@@ -4927,7 +4481,7 @@
           <w:sz w:val="23"/>
           <w:szCs w:val="23"/>
         </w:rPr>
-        <w:t xml:space="preserve">En esta pantalla vemos el gasto por agente, por modelo y por tipo de token, con sus topes y sus alertas al momento. Lo que no queremos es el modelo más barato; queremos el modelo más barato que nos dé la máxima calidad.</w:t>
+        <w:t xml:space="preserve">En esta pantalla vemos la salud del conocimiento que consultan los agentes, con sus métricas y sus problemas. El conocimiento también se degrada, y lo vigilamos igual que a los agentes.</w:t>
       </w:r>
     </w:p>
     <w:p>
@@ -4953,18 +4507,15 @@
           <w:ilvl w:val="0"/>
           <w:numId w:val="3"/>
         </w:numPr>
-        <w:pBdr>
-          <w:left w:val="single" w:color="1E7B34" w:sz="18" w:space="8"/>
-        </w:pBdr>
-        <w:spacing w:after="80" w:line="300"/>
-      </w:pPr>
-      <w:r>
-        <w:rPr>
-          <w:color w:val="1E7B34"/>
-          <w:sz w:val="23"/>
-          <w:szCs w:val="23"/>
-        </w:rPr>
-        <w:t xml:space="preserve">Controla el gasto al segundo y con acciones: el proveedor informa cada 8 horas y en ese tiempo pueden pasar muchas cosas.</w:t>
+        <w:spacing w:after="80" w:line="300"/>
+      </w:pPr>
+      <w:r>
+        <w:rPr>
+          <w:color w:val="1E7B34"/>
+          <w:sz w:val="23"/>
+          <w:szCs w:val="23"/>
+        </w:rPr>
+        <w:t xml:space="preserve">Mide la salud de condicionados, manuales, cuadro médico y red de talleres: un documento viejo hace decidir mal a un buen modelo.</w:t>
       </w:r>
     </w:p>
     <w:p>
@@ -4990,60 +4541,33 @@
           <w:ilvl w:val="0"/>
           <w:numId w:val="3"/>
         </w:numPr>
-        <w:pBdr>
-          <w:left w:val="single" w:color="1E7B34" w:sz="18" w:space="8"/>
-        </w:pBdr>
-        <w:spacing w:after="80" w:line="300"/>
-      </w:pPr>
-      <w:r>
-        <w:rPr>
-          <w:color w:val="1E7B34"/>
-          <w:sz w:val="23"/>
-          <w:szCs w:val="23"/>
-        </w:rPr>
-        <w:t xml:space="preserve">Cada decisión suma su coste en el momento, con los tokens de cada agente y el precio de su modelo.</w:t>
-      </w:r>
-    </w:p>
-    <w:p>
-      <w:pPr>
-        <w:pStyle w:val="ListParagraph"/>
-        <w:numPr>
-          <w:ilvl w:val="0"/>
-          <w:numId w:val="3"/>
-        </w:numPr>
-        <w:pBdr>
-          <w:left w:val="single" w:color="1E7B34" w:sz="18" w:space="8"/>
-        </w:pBdr>
-        <w:spacing w:after="80" w:line="300"/>
-      </w:pPr>
-      <w:r>
-        <w:rPr>
-          <w:color w:val="1E7B34"/>
-          <w:sz w:val="23"/>
-          <w:szCs w:val="23"/>
-        </w:rPr>
-        <w:t xml:space="preserve">Hay topes por agente, globales, por mensaje y de razonamiento, y cada uno lleva una acción.</w:t>
-      </w:r>
-    </w:p>
-    <w:p>
-      <w:pPr>
-        <w:pStyle w:val="ListParagraph"/>
-        <w:numPr>
-          <w:ilvl w:val="0"/>
-          <w:numId w:val="3"/>
-        </w:numPr>
-        <w:pBdr>
-          <w:left w:val="single" w:color="1E7B34" w:sz="18" w:space="8"/>
-        </w:pBdr>
-        <w:spacing w:after="80" w:line="300"/>
-      </w:pPr>
-      <w:r>
-        <w:rPr>
-          <w:color w:val="1E7B34"/>
-          <w:sz w:val="23"/>
-          <w:szCs w:val="23"/>
-        </w:rPr>
-        <w:t xml:space="preserve">Una tabla cruza el coste y la calidad de cada modelo.</w:t>
+        <w:spacing w:after="80" w:line="300"/>
+      </w:pPr>
+      <w:r>
+        <w:rPr>
+          <w:color w:val="1E7B34"/>
+          <w:sz w:val="23"/>
+          <w:szCs w:val="23"/>
+        </w:rPr>
+        <w:t xml:space="preserve">Cada base se evalúa de forma continua contra una rúbrica, con umbrales por métrica.</w:t>
+      </w:r>
+    </w:p>
+    <w:p>
+      <w:pPr>
+        <w:pStyle w:val="ListParagraph"/>
+        <w:numPr>
+          <w:ilvl w:val="0"/>
+          <w:numId w:val="3"/>
+        </w:numPr>
+        <w:spacing w:after="80" w:line="300"/>
+      </w:pPr>
+      <w:r>
+        <w:rPr>
+          <w:color w:val="1E7B34"/>
+          <w:sz w:val="23"/>
+          <w:szCs w:val="23"/>
+        </w:rPr>
+        <w:t xml:space="preserve">Su ficha muestra configuración, fuente, sincronización, versiones y una comparativa de configuraciones.</w:t>
       </w:r>
     </w:p>
     <w:p>
@@ -5069,60 +4593,51 @@
           <w:ilvl w:val="0"/>
           <w:numId w:val="3"/>
         </w:numPr>
-        <w:pBdr>
-          <w:left w:val="single" w:color="1E7B34" w:sz="18" w:space="8"/>
-        </w:pBdr>
-        <w:spacing w:after="80" w:line="300"/>
-      </w:pPr>
-      <w:r>
-        <w:rPr>
-          <w:color w:val="1E7B34"/>
-          <w:sz w:val="23"/>
-          <w:szCs w:val="23"/>
-        </w:rPr>
-        <w:t xml:space="preserve">El tope actúa en el mismo mensaje que lo supera: Reglas cambió de modelo solo, sin parar el servicio.</w:t>
-      </w:r>
-    </w:p>
-    <w:p>
-      <w:pPr>
-        <w:pStyle w:val="ListParagraph"/>
-        <w:numPr>
-          <w:ilvl w:val="0"/>
-          <w:numId w:val="3"/>
-        </w:numPr>
-        <w:pBdr>
-          <w:left w:val="single" w:color="1E7B34" w:sz="18" w:space="8"/>
-        </w:pBdr>
-        <w:spacing w:after="80" w:line="300"/>
-      </w:pPr>
-      <w:r>
-        <w:rPr>
-          <w:color w:val="1E7B34"/>
-          <w:sz w:val="23"/>
-          <w:szCs w:val="23"/>
-        </w:rPr>
-        <w:t xml:space="preserve">El mes va por 296 € de 500 €, con una proyección de 428 €.</w:t>
-      </w:r>
-    </w:p>
-    <w:p>
-      <w:pPr>
-        <w:pStyle w:val="ListParagraph"/>
-        <w:numPr>
-          <w:ilvl w:val="0"/>
-          <w:numId w:val="3"/>
-        </w:numPr>
-        <w:pBdr>
-          <w:left w:val="single" w:color="1E7B34" w:sz="18" w:space="8"/>
-        </w:pBdr>
-        <w:spacing w:after="80" w:line="300"/>
-      </w:pPr>
-      <w:r>
-        <w:rPr>
-          <w:color w:val="1E7B34"/>
-          <w:sz w:val="23"/>
-          <w:szCs w:val="23"/>
-        </w:rPr>
-        <w:t xml:space="preserve">Reglas se lleva el 80 % del gasto: sabemos dónde actuar.</w:t>
+        <w:spacing w:after="80" w:line="300"/>
+      </w:pPr>
+      <w:r>
+        <w:rPr>
+          <w:color w:val="1E7B34"/>
+          <w:sz w:val="23"/>
+          <w:szCs w:val="23"/>
+        </w:rPr>
+        <w:t xml:space="preserve">Con un condicionado antiguo, el agente puede aplicar una franquicia que ya no existe.</w:t>
+      </w:r>
+    </w:p>
+    <w:p>
+      <w:pPr>
+        <w:pStyle w:val="ListParagraph"/>
+        <w:numPr>
+          <w:ilvl w:val="0"/>
+          <w:numId w:val="3"/>
+        </w:numPr>
+        <w:spacing w:after="80" w:line="300"/>
+      </w:pPr>
+      <w:r>
+        <w:rPr>
+          <w:color w:val="1E7B34"/>
+          <w:sz w:val="23"/>
+          <w:szCs w:val="23"/>
+        </w:rPr>
+        <w:t xml:space="preserve">Condicionados Auto perdió 6 puntos de recall; un filtro de vigencia lo sube de 0,81 a 0,88.</w:t>
+      </w:r>
+    </w:p>
+    <w:p>
+      <w:pPr>
+        <w:pStyle w:val="ListParagraph"/>
+        <w:numPr>
+          <w:ilvl w:val="0"/>
+          <w:numId w:val="3"/>
+        </w:numPr>
+        <w:spacing w:after="80" w:line="300"/>
+      </w:pPr>
+      <w:r>
+        <w:rPr>
+          <w:color w:val="1E7B34"/>
+          <w:sz w:val="23"/>
+          <w:szCs w:val="23"/>
+        </w:rPr>
+        <w:t xml:space="preserve">El cambio solo pasa a producción si la rúbrica no empeora.</w:t>
       </w:r>
     </w:p>
     <w:p>
@@ -5137,7 +4652,7 @@
         <w:t xml:space="preserve">Clics:</w:t>
       </w:r>
       <w:r>
-        <w:t xml:space="preserve"> KPI de coste mensual, gasto por agente, alertas de coste (CAP-03 y la traza de MSG-A-08), ficha de CAP-03 y tabla de modelos.</w:t>
+        <w:t xml:space="preserve"> KB-02 Condicionados Auto (afecta a MSG-A-01 y MSG-A-04): Salud, Fuente, Comparativa y «Aplicar»; KB-06 Red de talleres.</w:t>
       </w:r>
     </w:p>
     <w:p>
@@ -5147,7 +4662,7 @@
       </w:pPr>
       <w:bookmarkStart w:name="_Toc22" w:id="22"/>
       <w:r>
-        <w:t xml:space="preserve">Paso 17 · Medidas correctivas (min 32-33:30)</w:t>
+        <w:t xml:space="preserve">Paso 15 · Cumplimiento: el termómetro (min 29-30:30)</w:t>
       </w:r>
       <w:bookmarkEnd w:id="22"/>
     </w:p>
@@ -5181,7 +4696,7 @@
           <w:sz w:val="23"/>
           <w:szCs w:val="23"/>
         </w:rPr>
-        <w:t xml:space="preserve">En esta pantalla vemos en una sola lista los problemas que detecta el panel, cada uno con sus alternativas y su ahorro. El coste bajo control y cada problema con su dueño.</w:t>
+        <w:t xml:space="preserve">En esta pantalla vemos el termómetro normativo calculado con todas las trazas, norma a norma. La solución deja a la aseguradora en condiciones de demostrar que cumple.</w:t>
       </w:r>
     </w:p>
     <w:p>
@@ -5207,18 +4722,15 @@
           <w:ilvl w:val="0"/>
           <w:numId w:val="3"/>
         </w:numPr>
-        <w:pBdr>
-          <w:left w:val="single" w:color="1E7B34" w:sz="18" w:space="8"/>
-        </w:pBdr>
-        <w:spacing w:after="80" w:line="300"/>
-      </w:pPr>
-      <w:r>
-        <w:rPr>
-          <w:color w:val="1E7B34"/>
-          <w:sz w:val="23"/>
-          <w:szCs w:val="23"/>
-        </w:rPr>
-        <w:t xml:space="preserve">Cada problema tiene un dueño, una alternativa y una verificación.</w:t>
+        <w:spacing w:after="80" w:line="300"/>
+      </w:pPr>
+      <w:r>
+        <w:rPr>
+          <w:color w:val="1E7B34"/>
+          <w:sz w:val="23"/>
+          <w:szCs w:val="23"/>
+        </w:rPr>
+        <w:t xml:space="preserve">Nos dice en qué nivel de cumplimiento estamos respecto al AI Act, el RGPD, DORA, EIOPA y Solvencia II, y qué nos falta.</w:t>
       </w:r>
     </w:p>
     <w:p>
@@ -5244,60 +4756,51 @@
           <w:ilvl w:val="0"/>
           <w:numId w:val="3"/>
         </w:numPr>
-        <w:pBdr>
-          <w:left w:val="single" w:color="1E7B34" w:sz="18" w:space="8"/>
-        </w:pBdr>
-        <w:spacing w:after="80" w:line="300"/>
-      </w:pPr>
-      <w:r>
-        <w:rPr>
-          <w:color w:val="1E7B34"/>
-          <w:sz w:val="23"/>
-          <w:szCs w:val="23"/>
-        </w:rPr>
-        <w:t xml:space="preserve">Cubre coste, conocimiento, cumplimiento, calidad y resiliencia.</w:t>
-      </w:r>
-    </w:p>
-    <w:p>
-      <w:pPr>
-        <w:pStyle w:val="ListParagraph"/>
-        <w:numPr>
-          <w:ilvl w:val="0"/>
-          <w:numId w:val="3"/>
-        </w:numPr>
-        <w:pBdr>
-          <w:left w:val="single" w:color="1E7B34" w:sz="18" w:space="8"/>
-        </w:pBdr>
-        <w:spacing w:after="80" w:line="300"/>
-      </w:pPr>
-      <w:r>
-        <w:rPr>
-          <w:color w:val="1E7B34"/>
-          <w:sz w:val="23"/>
-          <w:szCs w:val="23"/>
-        </w:rPr>
-        <w:t xml:space="preserve">Cada alternativa trae su impacto, su esfuerzo, quién la aprueba y cómo se valida antes.</w:t>
-      </w:r>
-    </w:p>
-    <w:p>
-      <w:pPr>
-        <w:pStyle w:val="ListParagraph"/>
-        <w:numPr>
-          <w:ilvl w:val="0"/>
-          <w:numId w:val="3"/>
-        </w:numPr>
-        <w:pBdr>
-          <w:left w:val="single" w:color="1E7B34" w:sz="18" w:space="8"/>
-        </w:pBdr>
-        <w:spacing w:after="80" w:line="300"/>
-      </w:pPr>
-      <w:r>
-        <w:rPr>
-          <w:color w:val="1E7B34"/>
-          <w:sz w:val="23"/>
-          <w:szCs w:val="23"/>
-        </w:rPr>
-        <w:t xml:space="preserve">Se puede simular, aplicar, pedir aprobación y deshacer.</w:t>
+        <w:spacing w:after="80" w:line="300"/>
+      </w:pPr>
+      <w:r>
+        <w:rPr>
+          <w:color w:val="1E7B34"/>
+          <w:sz w:val="23"/>
+          <w:szCs w:val="23"/>
+        </w:rPr>
+        <w:t xml:space="preserve">Unos controles se miden en las trazas y otros se declaran con su evidencia.</w:t>
+      </w:r>
+    </w:p>
+    <w:p>
+      <w:pPr>
+        <w:pStyle w:val="ListParagraph"/>
+        <w:numPr>
+          <w:ilvl w:val="0"/>
+          <w:numId w:val="3"/>
+        </w:numPr>
+        <w:spacing w:after="80" w:line="300"/>
+      </w:pPr>
+      <w:r>
+        <w:rPr>
+          <w:color w:val="1E7B34"/>
+          <w:sz w:val="23"/>
+          <w:szCs w:val="23"/>
+        </w:rPr>
+        <w:t xml:space="preserve">Una matriz dice, artículo por artículo, qué exige la norma y cómo se resuelve.</w:t>
+      </w:r>
+    </w:p>
+    <w:p>
+      <w:pPr>
+        <w:pStyle w:val="ListParagraph"/>
+        <w:numPr>
+          <w:ilvl w:val="0"/>
+          <w:numId w:val="3"/>
+        </w:numPr>
+        <w:spacing w:after="80" w:line="300"/>
+      </w:pPr>
+      <w:r>
+        <w:rPr>
+          <w:color w:val="1E7B34"/>
+          <w:sz w:val="23"/>
+          <w:szCs w:val="23"/>
+        </w:rPr>
+        <w:t xml:space="preserve">Incluye el inventario de datos personales y la cadena de integridad del registro.</w:t>
       </w:r>
     </w:p>
     <w:p>
@@ -5323,39 +4826,33 @@
           <w:ilvl w:val="0"/>
           <w:numId w:val="3"/>
         </w:numPr>
-        <w:pBdr>
-          <w:left w:val="single" w:color="1E7B34" w:sz="18" w:space="8"/>
-        </w:pBdr>
-        <w:spacing w:after="80" w:line="300"/>
-      </w:pPr>
-      <w:r>
-        <w:rPr>
-          <w:color w:val="1E7B34"/>
-          <w:sz w:val="23"/>
-          <w:szCs w:val="23"/>
-        </w:rPr>
-        <w:t xml:space="preserve">Llevar gpt-5-mini a los casos sencillos ahorra 237 € al mes, validado con un replay que no cambió ninguna decisión.</w:t>
-      </w:r>
-    </w:p>
-    <w:p>
-      <w:pPr>
-        <w:pStyle w:val="ListParagraph"/>
-        <w:numPr>
-          <w:ilvl w:val="0"/>
-          <w:numId w:val="3"/>
-        </w:numPr>
-        <w:pBdr>
-          <w:left w:val="single" w:color="1E7B34" w:sz="18" w:space="8"/>
-        </w:pBdr>
-        <w:spacing w:after="80" w:line="300"/>
-      </w:pPr>
-      <w:r>
-        <w:rPr>
-          <w:color w:val="1E7B34"/>
-          <w:sz w:val="23"/>
-          <w:szCs w:val="23"/>
-        </w:rPr>
-        <w:t xml:space="preserve">Lo que necesita aprobación espera al Comité de IA, y todo queda registrado.</w:t>
+        <w:spacing w:after="80" w:line="300"/>
+      </w:pPr>
+      <w:r>
+        <w:rPr>
+          <w:color w:val="1E7B34"/>
+          <w:sz w:val="23"/>
+          <w:szCs w:val="23"/>
+        </w:rPr>
+        <w:t xml:space="preserve">Hoy podemos demostrar el 87 %; los controles en ámbar son la lista de trabajo.</w:t>
+      </w:r>
+    </w:p>
+    <w:p>
+      <w:pPr>
+        <w:pStyle w:val="ListParagraph"/>
+        <w:numPr>
+          <w:ilvl w:val="0"/>
+          <w:numId w:val="3"/>
+        </w:numPr>
+        <w:spacing w:after="80" w:line="300"/>
+      </w:pPr>
+      <w:r>
+        <w:rPr>
+          <w:color w:val="1E7B34"/>
+          <w:sz w:val="23"/>
+          <w:szCs w:val="23"/>
+        </w:rPr>
+        <w:t xml:space="preserve">Un registro manipulado se detecta en el momento: no es un certificado, pero es la evidencia que necesita el DPO.</w:t>
       </w:r>
     </w:p>
     <w:p>
@@ -5370,7 +4867,7 @@
         <w:t xml:space="preserve">Clics:</w:t>
       </w:r>
       <w:r>
-        <w:t xml:space="preserve"> M-01 (sale del replay de MSG-A-04): Aplicar; M-02 (traza de MSG-A-08): Solicitar aprobación; Deshacer.</w:t>
+        <w:t xml:space="preserve"> termómetros y matriz; inventario de datos de MSG-A-12; «Simular una alteración» y restaurar.</w:t>
       </w:r>
     </w:p>
     <w:p>
@@ -5380,7 +4877,7 @@
       </w:pPr>
       <w:bookmarkStart w:name="_Toc23" w:id="23"/>
       <w:r>
-        <w:t xml:space="preserve">Paso 18 · Histórico (min 33:30-34)</w:t>
+        <w:t xml:space="preserve">Paso 16 · FinOps (min 30:30-32)</w:t>
       </w:r>
       <w:bookmarkEnd w:id="23"/>
     </w:p>
@@ -5414,7 +4911,7 @@
           <w:sz w:val="23"/>
           <w:szCs w:val="23"/>
         </w:rPr>
-        <w:t xml:space="preserve">En esta pantalla vemos la línea de tiempo de todo lo que ha cambiado en el sistema, con su autor y su hora. Este es el libro de registro que pide el regulador, y se rellena solo.</w:t>
+        <w:t xml:space="preserve">En esta pantalla vemos el gasto por agente, por modelo y por tipo de token, con sus topes y sus alertas al momento. Lo que no queremos es el modelo más barato; queremos el modelo más barato que nos dé la máxima calidad.</w:t>
       </w:r>
     </w:p>
     <w:p>
@@ -5440,18 +4937,15 @@
           <w:ilvl w:val="0"/>
           <w:numId w:val="3"/>
         </w:numPr>
-        <w:pBdr>
-          <w:left w:val="single" w:color="1E7B34" w:sz="18" w:space="8"/>
-        </w:pBdr>
-        <w:spacing w:after="80" w:line="300"/>
-      </w:pPr>
-      <w:r>
-        <w:rPr>
-          <w:color w:val="1E7B34"/>
-          <w:sz w:val="23"/>
-          <w:szCs w:val="23"/>
-        </w:rPr>
-        <w:t xml:space="preserve">Es el libro de registro para cualquier auditor, sin rellenarlo a mano.</w:t>
+        <w:spacing w:after="80" w:line="300"/>
+      </w:pPr>
+      <w:r>
+        <w:rPr>
+          <w:color w:val="1E7B34"/>
+          <w:sz w:val="23"/>
+          <w:szCs w:val="23"/>
+        </w:rPr>
+        <w:t xml:space="preserve">Controla el gasto al segundo y con acciones: el proveedor informa cada 8 horas y en ese tiempo pueden pasar muchas cosas.</w:t>
       </w:r>
     </w:p>
     <w:p>
@@ -5477,18 +4971,51 @@
           <w:ilvl w:val="0"/>
           <w:numId w:val="3"/>
         </w:numPr>
-        <w:pBdr>
-          <w:left w:val="single" w:color="1E7B34" w:sz="18" w:space="8"/>
-        </w:pBdr>
-        <w:spacing w:after="80" w:line="300"/>
-      </w:pPr>
-      <w:r>
-        <w:rPr>
-          <w:color w:val="1E7B34"/>
-          <w:sz w:val="23"/>
-          <w:szCs w:val="23"/>
-        </w:rPr>
-        <w:t xml:space="preserve">Recoge agentes pausados, guardrails, medidas, overrides, cambios de modelo, de prompt y de nivel, e incidentes.</w:t>
+        <w:spacing w:after="80" w:line="300"/>
+      </w:pPr>
+      <w:r>
+        <w:rPr>
+          <w:color w:val="1E7B34"/>
+          <w:sz w:val="23"/>
+          <w:szCs w:val="23"/>
+        </w:rPr>
+        <w:t xml:space="preserve">Cada decisión suma su coste en el momento, con los tokens de cada agente y el precio de su modelo.</w:t>
+      </w:r>
+    </w:p>
+    <w:p>
+      <w:pPr>
+        <w:pStyle w:val="ListParagraph"/>
+        <w:numPr>
+          <w:ilvl w:val="0"/>
+          <w:numId w:val="3"/>
+        </w:numPr>
+        <w:spacing w:after="80" w:line="300"/>
+      </w:pPr>
+      <w:r>
+        <w:rPr>
+          <w:color w:val="1E7B34"/>
+          <w:sz w:val="23"/>
+          <w:szCs w:val="23"/>
+        </w:rPr>
+        <w:t xml:space="preserve">Hay topes por agente, globales, por mensaje y de razonamiento, y cada uno lleva una acción.</w:t>
+      </w:r>
+    </w:p>
+    <w:p>
+      <w:pPr>
+        <w:pStyle w:val="ListParagraph"/>
+        <w:numPr>
+          <w:ilvl w:val="0"/>
+          <w:numId w:val="3"/>
+        </w:numPr>
+        <w:spacing w:after="80" w:line="300"/>
+      </w:pPr>
+      <w:r>
+        <w:rPr>
+          <w:color w:val="1E7B34"/>
+          <w:sz w:val="23"/>
+          <w:szCs w:val="23"/>
+        </w:rPr>
+        <w:t xml:space="preserve">Una tabla cruza el coste y la calidad de cada modelo.</w:t>
       </w:r>
     </w:p>
     <w:p>
@@ -5514,18 +5041,51 @@
           <w:ilvl w:val="0"/>
           <w:numId w:val="3"/>
         </w:numPr>
-        <w:pBdr>
-          <w:left w:val="single" w:color="1E7B34" w:sz="18" w:space="8"/>
-        </w:pBdr>
-        <w:spacing w:after="80" w:line="300"/>
-      </w:pPr>
-      <w:r>
-        <w:rPr>
-          <w:color w:val="1E7B34"/>
-          <w:sz w:val="23"/>
-          <w:szCs w:val="23"/>
-        </w:rPr>
-        <w:t xml:space="preserve">Un auditor ve cada cambio con su autor y su fecha; todo lo que hemos tocado en la demo ya está aquí.</w:t>
+        <w:spacing w:after="80" w:line="300"/>
+      </w:pPr>
+      <w:r>
+        <w:rPr>
+          <w:color w:val="1E7B34"/>
+          <w:sz w:val="23"/>
+          <w:szCs w:val="23"/>
+        </w:rPr>
+        <w:t xml:space="preserve">El tope actúa en el mismo mensaje que lo supera: Reglas cambió de modelo solo, sin parar el servicio.</w:t>
+      </w:r>
+    </w:p>
+    <w:p>
+      <w:pPr>
+        <w:pStyle w:val="ListParagraph"/>
+        <w:numPr>
+          <w:ilvl w:val="0"/>
+          <w:numId w:val="3"/>
+        </w:numPr>
+        <w:spacing w:after="80" w:line="300"/>
+      </w:pPr>
+      <w:r>
+        <w:rPr>
+          <w:color w:val="1E7B34"/>
+          <w:sz w:val="23"/>
+          <w:szCs w:val="23"/>
+        </w:rPr>
+        <w:t xml:space="preserve">El mes va por 296 € de 500 €, con una proyección de 428 €.</w:t>
+      </w:r>
+    </w:p>
+    <w:p>
+      <w:pPr>
+        <w:pStyle w:val="ListParagraph"/>
+        <w:numPr>
+          <w:ilvl w:val="0"/>
+          <w:numId w:val="3"/>
+        </w:numPr>
+        <w:spacing w:after="80" w:line="300"/>
+      </w:pPr>
+      <w:r>
+        <w:rPr>
+          <w:color w:val="1E7B34"/>
+          <w:sz w:val="23"/>
+          <w:szCs w:val="23"/>
+        </w:rPr>
+        <w:t xml:space="preserve">Reglas se lleva el 80 % del gasto: sabemos dónde actuar.</w:t>
       </w:r>
     </w:p>
     <w:p>
@@ -5540,25 +5100,17 @@
         <w:t xml:space="preserve">Clics:</w:t>
       </w:r>
       <w:r>
-        <w:t xml:space="preserve"> línea de tiempo y filtros; override de L. Prieto en MSG-A-04.</w:t>
-      </w:r>
-    </w:p>
-    <w:p>
-      <w:pPr>
-        <w:pBdr>
-          <w:bottom w:val="single" w:color="C9CED8" w:sz="6" w:space="1"/>
-        </w:pBdr>
-        <w:spacing w:after="240" w:before="120"/>
-      </w:pPr>
-    </w:p>
-    <w:p>
-      <w:pPr>
-        <w:pStyle w:val="Heading1"/>
-        <w:pageBreakBefore/>
+        <w:t xml:space="preserve"> KPI de coste mensual, gasto por agente, alertas de coste (CAP-03 y la traza de MSG-A-08), ficha de CAP-03 y tabla de modelos.</w:t>
+      </w:r>
+    </w:p>
+    <w:p>
+      <w:pPr>
+        <w:pStyle w:val="Heading2"/>
+        <w:keepNext/>
       </w:pPr>
       <w:bookmarkStart w:name="_Toc24" w:id="24"/>
       <w:r>
-        <w:t xml:space="preserve">5. Cierre (min 34-35)</w:t>
+        <w:t xml:space="preserve">Paso 17 · Medidas correctivas (min 32-33:30)</w:t>
       </w:r>
       <w:bookmarkEnd w:id="24"/>
     </w:p>
@@ -5592,56 +5144,434 @@
           <w:sz w:val="23"/>
           <w:szCs w:val="23"/>
         </w:rPr>
-        <w:t xml:space="preserve">Volvemos al Histórico para cerrar con lo que hemos visto. Lo que hace que la IA llegue a producción y se quede es el gobierno.</w:t>
-      </w:r>
-    </w:p>
-    <w:p>
-      <w:pPr>
-        <w:keepNext/>
-        <w:spacing w:after="80" w:before="200"/>
-      </w:pPr>
-      <w:r>
-        <w:rPr>
-          <w:b/>
-          <w:bCs/>
-          <w:color w:val="1B2A4A"/>
-          <w:sz w:val="22"/>
-          <w:szCs w:val="22"/>
-        </w:rPr>
-        <w:t xml:space="preserve">Lo que digo</w:t>
-      </w:r>
-    </w:p>
-    <w:p>
-      <w:pPr>
-        <w:pStyle w:val="ListParagraph"/>
-        <w:numPr>
-          <w:ilvl w:val="0"/>
-          <w:numId w:val="3"/>
-        </w:numPr>
+        <w:t xml:space="preserve">En esta pantalla vemos en una sola lista los problemas que detecta el panel, cada uno con sus alternativas y su ahorro. El coste bajo control y cada problema con su dueño.</w:t>
+      </w:r>
+    </w:p>
+    <w:p>
+      <w:pPr>
+        <w:keepNext/>
+        <w:spacing w:after="80" w:before="200"/>
+      </w:pPr>
+      <w:r>
+        <w:rPr>
+          <w:b/>
+          <w:bCs/>
+          <w:color w:val="1B2A4A"/>
+          <w:sz w:val="22"/>
+          <w:szCs w:val="22"/>
+        </w:rPr>
+        <w:t xml:space="preserve">Para qué sirve</w:t>
+      </w:r>
+    </w:p>
+    <w:p>
+      <w:pPr>
+        <w:pStyle w:val="ListParagraph"/>
+        <w:numPr>
+          <w:ilvl w:val="0"/>
+          <w:numId w:val="3"/>
+        </w:numPr>
+        <w:spacing w:after="80" w:line="300"/>
+      </w:pPr>
+      <w:r>
+        <w:rPr>
+          <w:color w:val="1E7B34"/>
+          <w:sz w:val="23"/>
+          <w:szCs w:val="23"/>
+        </w:rPr>
+        <w:t xml:space="preserve">Cada problema tiene un dueño, una alternativa y una verificación.</w:t>
+      </w:r>
+    </w:p>
+    <w:p>
+      <w:pPr>
+        <w:keepNext/>
+        <w:spacing w:after="80" w:before="200"/>
+      </w:pPr>
+      <w:r>
+        <w:rPr>
+          <w:b/>
+          <w:bCs/>
+          <w:color w:val="1B2A4A"/>
+          <w:sz w:val="22"/>
+          <w:szCs w:val="22"/>
+        </w:rPr>
+        <w:t xml:space="preserve">Qué es y qué hace</w:t>
+      </w:r>
+    </w:p>
+    <w:p>
+      <w:pPr>
+        <w:pStyle w:val="ListParagraph"/>
+        <w:numPr>
+          <w:ilvl w:val="0"/>
+          <w:numId w:val="3"/>
+        </w:numPr>
+        <w:spacing w:after="80" w:line="300"/>
+      </w:pPr>
+      <w:r>
+        <w:rPr>
+          <w:color w:val="1E7B34"/>
+          <w:sz w:val="23"/>
+          <w:szCs w:val="23"/>
+        </w:rPr>
+        <w:t xml:space="preserve">Cubre coste, conocimiento, cumplimiento, calidad y resiliencia.</w:t>
+      </w:r>
+    </w:p>
+    <w:p>
+      <w:pPr>
+        <w:pStyle w:val="ListParagraph"/>
+        <w:numPr>
+          <w:ilvl w:val="0"/>
+          <w:numId w:val="3"/>
+        </w:numPr>
+        <w:spacing w:after="80" w:line="300"/>
+      </w:pPr>
+      <w:r>
+        <w:rPr>
+          <w:color w:val="1E7B34"/>
+          <w:sz w:val="23"/>
+          <w:szCs w:val="23"/>
+        </w:rPr>
+        <w:t xml:space="preserve">Cada alternativa trae su impacto, su esfuerzo, quién la aprueba y cómo se valida antes.</w:t>
+      </w:r>
+    </w:p>
+    <w:p>
+      <w:pPr>
+        <w:pStyle w:val="ListParagraph"/>
+        <w:numPr>
+          <w:ilvl w:val="0"/>
+          <w:numId w:val="3"/>
+        </w:numPr>
+        <w:spacing w:after="80" w:line="300"/>
+      </w:pPr>
+      <w:r>
+        <w:rPr>
+          <w:color w:val="1E7B34"/>
+          <w:sz w:val="23"/>
+          <w:szCs w:val="23"/>
+        </w:rPr>
+        <w:t xml:space="preserve">Se puede simular, aplicar, pedir aprobación y deshacer.</w:t>
+      </w:r>
+    </w:p>
+    <w:p>
+      <w:pPr>
+        <w:keepNext/>
+        <w:spacing w:after="80" w:before="200"/>
+      </w:pPr>
+      <w:r>
+        <w:rPr>
+          <w:b/>
+          <w:bCs/>
+          <w:color w:val="1B2A4A"/>
+          <w:sz w:val="22"/>
+          <w:szCs w:val="22"/>
+        </w:rPr>
+        <w:t xml:space="preserve">Valor</w:t>
+      </w:r>
+    </w:p>
+    <w:p>
+      <w:pPr>
+        <w:pStyle w:val="ListParagraph"/>
+        <w:numPr>
+          <w:ilvl w:val="0"/>
+          <w:numId w:val="3"/>
+        </w:numPr>
+        <w:spacing w:after="80" w:line="300"/>
+      </w:pPr>
+      <w:r>
+        <w:rPr>
+          <w:color w:val="1E7B34"/>
+          <w:sz w:val="23"/>
+          <w:szCs w:val="23"/>
+        </w:rPr>
+        <w:t xml:space="preserve">Llevar gpt-5-mini a los casos sencillos ahorra 237 € al mes, validado con un replay que no cambió ninguna decisión.</w:t>
+      </w:r>
+    </w:p>
+    <w:p>
+      <w:pPr>
+        <w:pStyle w:val="ListParagraph"/>
+        <w:numPr>
+          <w:ilvl w:val="0"/>
+          <w:numId w:val="3"/>
+        </w:numPr>
+        <w:spacing w:after="80" w:line="300"/>
+      </w:pPr>
+      <w:r>
+        <w:rPr>
+          <w:color w:val="1E7B34"/>
+          <w:sz w:val="23"/>
+          <w:szCs w:val="23"/>
+        </w:rPr>
+        <w:t xml:space="preserve">Lo que necesita aprobación espera al Comité de IA, y todo queda registrado.</w:t>
+      </w:r>
+    </w:p>
+    <w:p>
+      <w:pPr>
+        <w:spacing w:after="120"/>
+      </w:pPr>
+      <w:r>
+        <w:rPr>
+          <w:b/>
+          <w:bCs/>
+        </w:rPr>
+        <w:t xml:space="preserve">Clics:</w:t>
+      </w:r>
+      <w:r>
+        <w:t xml:space="preserve"> M-01 (sale del replay de MSG-A-04): Aplicar; M-02 (traza de MSG-A-08): Solicitar aprobación; Deshacer.</w:t>
+      </w:r>
+    </w:p>
+    <w:p>
+      <w:pPr>
+        <w:pStyle w:val="Heading2"/>
+        <w:keepNext/>
+      </w:pPr>
+      <w:bookmarkStart w:name="_Toc25" w:id="25"/>
+      <w:r>
+        <w:t xml:space="preserve">Paso 18 · Histórico (min 33:30-34)</w:t>
+      </w:r>
+      <w:bookmarkEnd w:id="25"/>
+    </w:p>
+    <w:p>
+      <w:pPr>
+        <w:keepNext/>
+        <w:spacing w:after="80" w:before="200"/>
+      </w:pPr>
+      <w:r>
+        <w:rPr>
+          <w:b/>
+          <w:bCs/>
+          <w:color w:val="1B2A4A"/>
+          <w:sz w:val="22"/>
+          <w:szCs w:val="22"/>
+        </w:rPr>
+        <w:t xml:space="preserve">Frase clave</w:t>
+      </w:r>
+    </w:p>
+    <w:p>
+      <w:pPr>
         <w:pBdr>
           <w:left w:val="single" w:color="1E7B34" w:sz="18" w:space="8"/>
         </w:pBdr>
-        <w:spacing w:after="80" w:line="300"/>
-      </w:pPr>
-      <w:r>
-        <w:rPr>
-          <w:color w:val="1E7B34"/>
-          <w:sz w:val="23"/>
-          <w:szCs w:val="23"/>
-        </w:rPr>
-        <w:t xml:space="preserve">13 avisos de cinco canales: 10 aprobados solos y 3 en manos de una persona, cada uno con su motivo.</w:t>
-      </w:r>
-    </w:p>
-    <w:p>
-      <w:pPr>
-        <w:pStyle w:val="ListParagraph"/>
-        <w:numPr>
-          <w:ilvl w:val="0"/>
-          <w:numId w:val="3"/>
-        </w:numPr>
+        <w:spacing w:after="120" w:before="60" w:line="300"/>
+        <w:ind w:left="284"/>
+      </w:pPr>
+      <w:r>
+        <w:rPr>
+          <w:color w:val="1E7B34"/>
+          <w:sz w:val="23"/>
+          <w:szCs w:val="23"/>
+        </w:rPr>
+        <w:t xml:space="preserve">En esta pantalla vemos la línea de tiempo de todo lo que ha cambiado en el sistema, con su autor y su hora. Este es el libro de registro que pide el regulador, y se rellena solo.</w:t>
+      </w:r>
+    </w:p>
+    <w:p>
+      <w:pPr>
+        <w:keepNext/>
+        <w:spacing w:after="80" w:before="200"/>
+      </w:pPr>
+      <w:r>
+        <w:rPr>
+          <w:b/>
+          <w:bCs/>
+          <w:color w:val="1B2A4A"/>
+          <w:sz w:val="22"/>
+          <w:szCs w:val="22"/>
+        </w:rPr>
+        <w:t xml:space="preserve">Para qué sirve</w:t>
+      </w:r>
+    </w:p>
+    <w:p>
+      <w:pPr>
+        <w:pStyle w:val="ListParagraph"/>
+        <w:numPr>
+          <w:ilvl w:val="0"/>
+          <w:numId w:val="3"/>
+        </w:numPr>
+        <w:spacing w:after="80" w:line="300"/>
+      </w:pPr>
+      <w:r>
+        <w:rPr>
+          <w:color w:val="1E7B34"/>
+          <w:sz w:val="23"/>
+          <w:szCs w:val="23"/>
+        </w:rPr>
+        <w:t xml:space="preserve">Es el libro de registro para cualquier auditor, sin rellenarlo a mano.</w:t>
+      </w:r>
+    </w:p>
+    <w:p>
+      <w:pPr>
+        <w:keepNext/>
+        <w:spacing w:after="80" w:before="200"/>
+      </w:pPr>
+      <w:r>
+        <w:rPr>
+          <w:b/>
+          <w:bCs/>
+          <w:color w:val="1B2A4A"/>
+          <w:sz w:val="22"/>
+          <w:szCs w:val="22"/>
+        </w:rPr>
+        <w:t xml:space="preserve">Qué es y qué hace</w:t>
+      </w:r>
+    </w:p>
+    <w:p>
+      <w:pPr>
+        <w:pStyle w:val="ListParagraph"/>
+        <w:numPr>
+          <w:ilvl w:val="0"/>
+          <w:numId w:val="3"/>
+        </w:numPr>
+        <w:spacing w:after="80" w:line="300"/>
+      </w:pPr>
+      <w:r>
+        <w:rPr>
+          <w:color w:val="1E7B34"/>
+          <w:sz w:val="23"/>
+          <w:szCs w:val="23"/>
+        </w:rPr>
+        <w:t xml:space="preserve">Recoge agentes pausados, guardrails, medidas, overrides, cambios de modelo, de prompt y de nivel, e incidentes.</w:t>
+      </w:r>
+    </w:p>
+    <w:p>
+      <w:pPr>
+        <w:keepNext/>
+        <w:spacing w:after="80" w:before="200"/>
+      </w:pPr>
+      <w:r>
+        <w:rPr>
+          <w:b/>
+          <w:bCs/>
+          <w:color w:val="1B2A4A"/>
+          <w:sz w:val="22"/>
+          <w:szCs w:val="22"/>
+        </w:rPr>
+        <w:t xml:space="preserve">Valor</w:t>
+      </w:r>
+    </w:p>
+    <w:p>
+      <w:pPr>
+        <w:pStyle w:val="ListParagraph"/>
+        <w:numPr>
+          <w:ilvl w:val="0"/>
+          <w:numId w:val="3"/>
+        </w:numPr>
+        <w:spacing w:after="80" w:line="300"/>
+      </w:pPr>
+      <w:r>
+        <w:rPr>
+          <w:color w:val="1E7B34"/>
+          <w:sz w:val="23"/>
+          <w:szCs w:val="23"/>
+        </w:rPr>
+        <w:t xml:space="preserve">Un auditor ve cada cambio con su autor y su fecha; todo lo que hemos tocado en la demo ya está aquí.</w:t>
+      </w:r>
+    </w:p>
+    <w:p>
+      <w:pPr>
+        <w:spacing w:after="120"/>
+      </w:pPr>
+      <w:r>
+        <w:rPr>
+          <w:b/>
+          <w:bCs/>
+        </w:rPr>
+        <w:t xml:space="preserve">Clics:</w:t>
+      </w:r>
+      <w:r>
+        <w:t xml:space="preserve"> línea de tiempo y filtros; override de L. Prieto en MSG-A-04.</w:t>
+      </w:r>
+    </w:p>
+    <w:p>
+      <w:pPr>
+        <w:pBdr>
+          <w:bottom w:val="single" w:color="C9CED8" w:sz="6" w:space="1"/>
+        </w:pBdr>
+        <w:spacing w:after="240" w:before="120"/>
+      </w:pPr>
+    </w:p>
+    <w:p>
+      <w:pPr>
+        <w:pStyle w:val="Heading1"/>
+        <w:pageBreakBefore/>
+      </w:pPr>
+      <w:bookmarkStart w:name="_Toc26" w:id="26"/>
+      <w:r>
+        <w:t xml:space="preserve">7. Cierre (min 34-35)</w:t>
+      </w:r>
+      <w:bookmarkEnd w:id="26"/>
+    </w:p>
+    <w:p>
+      <w:pPr>
+        <w:keepNext/>
+        <w:spacing w:after="80" w:before="200"/>
+      </w:pPr>
+      <w:r>
+        <w:rPr>
+          <w:b/>
+          <w:bCs/>
+          <w:color w:val="1B2A4A"/>
+          <w:sz w:val="22"/>
+          <w:szCs w:val="22"/>
+        </w:rPr>
+        <w:t xml:space="preserve">Frase clave</w:t>
+      </w:r>
+    </w:p>
+    <w:p>
+      <w:pPr>
         <w:pBdr>
           <w:left w:val="single" w:color="1E7B34" w:sz="18" w:space="8"/>
         </w:pBdr>
+        <w:spacing w:after="120" w:before="60" w:line="300"/>
+        <w:ind w:left="284"/>
+      </w:pPr>
+      <w:r>
+        <w:rPr>
+          <w:color w:val="1E7B34"/>
+          <w:sz w:val="23"/>
+          <w:szCs w:val="23"/>
+        </w:rPr>
+        <w:t xml:space="preserve">Volvemos al Histórico para cerrar con lo que hemos visto. Lo que hace que la IA llegue a producción y se quede es el gobierno.</w:t>
+      </w:r>
+    </w:p>
+    <w:p>
+      <w:pPr>
+        <w:keepNext/>
+        <w:spacing w:after="80" w:before="200"/>
+      </w:pPr>
+      <w:r>
+        <w:rPr>
+          <w:b/>
+          <w:bCs/>
+          <w:color w:val="1B2A4A"/>
+          <w:sz w:val="22"/>
+          <w:szCs w:val="22"/>
+        </w:rPr>
+        <w:t xml:space="preserve">Lo que digo</w:t>
+      </w:r>
+    </w:p>
+    <w:p>
+      <w:pPr>
+        <w:pStyle w:val="ListParagraph"/>
+        <w:numPr>
+          <w:ilvl w:val="0"/>
+          <w:numId w:val="3"/>
+        </w:numPr>
+        <w:spacing w:after="80" w:line="300"/>
+      </w:pPr>
+      <w:r>
+        <w:rPr>
+          <w:color w:val="1E7B34"/>
+          <w:sz w:val="23"/>
+          <w:szCs w:val="23"/>
+        </w:rPr>
+        <w:t xml:space="preserve">13 avisos de cinco canales: 10 aprobados solos y 3 en manos de una persona, cada uno con su motivo.</w:t>
+      </w:r>
+    </w:p>
+    <w:p>
+      <w:pPr>
+        <w:pStyle w:val="ListParagraph"/>
+        <w:numPr>
+          <w:ilvl w:val="0"/>
+          <w:numId w:val="3"/>
+        </w:numPr>
         <w:spacing w:after="80" w:line="300"/>
       </w:pPr>
       <w:r>
@@ -5660,9 +5590,6 @@
           <w:ilvl w:val="0"/>
           <w:numId w:val="3"/>
         </w:numPr>
-        <w:pBdr>
-          <w:left w:val="single" w:color="1E7B34" w:sz="18" w:space="8"/>
-        </w:pBdr>
         <w:spacing w:after="80" w:line="300"/>
       </w:pPr>
       <w:r>
@@ -5681,9 +5608,6 @@
           <w:ilvl w:val="0"/>
           <w:numId w:val="3"/>
         </w:numPr>
-        <w:pBdr>
-          <w:left w:val="single" w:color="1E7B34" w:sz="18" w:space="8"/>
-        </w:pBdr>
         <w:spacing w:after="80" w:line="300"/>
       </w:pPr>
       <w:r>

--- a/_docs/guion-demo-corto.docx
+++ b/_docs/guion-demo-corto.docx
@@ -2089,6 +2089,24 @@
     </w:p>
     <w:p>
       <w:pPr>
+        <w:pStyle w:val="ListParagraph"/>
+        <w:numPr>
+          <w:ilvl w:val="0"/>
+          <w:numId w:val="3"/>
+        </w:numPr>
+        <w:spacing w:after="80" w:line="300"/>
+      </w:pPr>
+      <w:r>
+        <w:rPr>
+          <w:color w:val="1E7B34"/>
+          <w:sz w:val="23"/>
+          <w:szCs w:val="23"/>
+        </w:rPr>
+        <w:t xml:space="preserve">Si el tramitador no está de acuerdo, el botón Override pasa la aprobación a revisión; cuenta en la tasa de override del agente.</w:t>
+      </w:r>
+    </w:p>
+    <w:p>
+      <w:pPr>
         <w:spacing w:after="120"/>
       </w:pPr>
       <w:r>
@@ -2099,7 +2117,7 @@
         <w:t xml:space="preserve">Clics:</w:t>
       </w:r>
       <w:r>
-        <w:t xml:space="preserve"> ficha de MSG-A-01 (golpe en la M-30, 1.350 €): Mensaje, Adjuntos (el parte y las dos fotos), Datos extraídos, Reglas de negocio y Razonamiento.</w:t>
+        <w:t xml:space="preserve"> ficha de MSG-A-01 (golpe en la M-30, 1.350 €): botón Override en la tarjeta Decisión (señalarlo sin confirmar), Mensaje, Adjuntos (el parte y las dos fotos), Datos extraídos, Reglas de negocio y Razonamiento.</w:t>
       </w:r>
     </w:p>
     <w:p>
@@ -2265,7 +2283,7 @@
           <w:sz w:val="23"/>
           <w:szCs w:val="23"/>
         </w:rPr>
-        <w:t xml:space="preserve">El tramitador entiende el motivo en segundos y puede corregirlo.</w:t>
+        <w:t xml:space="preserve">El tramitador entiende el motivo en segundos y lo resuelve con Validar: aprueba o deja en revisión. No es override: el agente ya lo había escalado.</w:t>
       </w:r>
     </w:p>
     <w:p>
@@ -2316,7 +2334,7 @@
         <w:t xml:space="preserve">Clics:</w:t>
       </w:r>
       <w:r>
-        <w:t xml:space="preserve"> ficha de MSG-A-08 (moto, lesionado): Reglas (A5), Datos extraídos (importe vacío) y Respuesta cruda → «Enviado al modelo».</w:t>
+        <w:t xml:space="preserve"> ficha de MSG-A-08 (moto, lesionado): Reglas (A5), Datos extraídos (importe vacío), Respuesta cruda → «Enviado al modelo» y botón Validar (sin confirmar).</w:t>
       </w:r>
     </w:p>
     <w:p>
@@ -3886,7 +3904,25 @@
           <w:sz w:val="23"/>
           <w:szCs w:val="23"/>
         </w:rPr>
-        <w:t xml:space="preserve">Si un tramitador cambia la decisión del agente, es un override y queda registrado con su motivo.</w:t>
+        <w:t xml:space="preserve">Resolver un caso escalado no es override. Override es cambiar algo que el agente decidió solo, y queda registrado con su motivo.</w:t>
+      </w:r>
+    </w:p>
+    <w:p>
+      <w:pPr>
+        <w:pStyle w:val="ListParagraph"/>
+        <w:numPr>
+          <w:ilvl w:val="0"/>
+          <w:numId w:val="3"/>
+        </w:numPr>
+        <w:spacing w:after="80" w:line="300"/>
+      </w:pPr>
+      <w:r>
+        <w:rPr>
+          <w:color w:val="1E7B34"/>
+          <w:sz w:val="23"/>
+          <w:szCs w:val="23"/>
+        </w:rPr>
+        <w:t xml:space="preserve">Si los overrides pasan del 3 %, el panel propone bajar de nivel al agente y una persona lo aprueba.</w:t>
       </w:r>
     </w:p>
     <w:p>
@@ -3971,7 +4007,7 @@
         <w:t xml:space="preserve">Clics:</w:t>
       </w:r>
       <w:r>
-        <w:t xml:space="preserve"> cola de revisión → traza de MSG-A-04 (override de L. Prieto: el hijo sí estaba declarado); calidad de la revisión y M-10.</w:t>
+        <w:t xml:space="preserve"> cola de revisión → traza de MSG-A-04 (revisión de L. Prieto, que lo aprueba: el hijo sí estaba declarado); calidad de la revisión y M-10.</w:t>
       </w:r>
     </w:p>
     <w:p>
@@ -5427,7 +5463,7 @@
           <w:sz w:val="23"/>
           <w:szCs w:val="23"/>
         </w:rPr>
-        <w:t xml:space="preserve">Recoge agentes pausados, guardrails, medidas, overrides, cambios de modelo, de prompt y de nivel, e incidentes.</w:t>
+        <w:t xml:space="preserve">Recoge agentes pausados, guardrails, medidas, revisiones, overrides, cambios de modelo, de prompt y de nivel, e incidentes.</w:t>
       </w:r>
     </w:p>
     <w:p>
@@ -5476,7 +5512,7 @@
         <w:t xml:space="preserve">Clics:</w:t>
       </w:r>
       <w:r>
-        <w:t xml:space="preserve"> línea de tiempo y filtros; override de L. Prieto en MSG-A-04.</w:t>
+        <w:t xml:space="preserve"> línea de tiempo y filtros; revisión de L. Prieto en MSG-A-04 y overrides del 15/09.</w:t>
       </w:r>
     </w:p>
     <w:p>
